--- a/fuentes/13530530_CF01_DI.docx
+++ b/fuentes/13530530_CF01_DI.docx
@@ -1,6 +1,6 @@
 
 <file path=word/document.xml><?xml version="1.0" encoding="utf-8"?>
-<w:document xmlns:wpc="http://schemas.microsoft.com/office/word/2010/wordprocessingCanvas" xmlns:cx="http://schemas.microsoft.com/office/drawing/2014/chartex" xmlns:cx1="http://schemas.microsoft.com/office/drawing/2015/9/8/chartex" xmlns:cx2="http://schemas.microsoft.com/office/drawing/2015/10/21/chartex" xmlns:cx3="http://schemas.microsoft.com/office/drawing/2016/5/9/chartex" xmlns:cx4="http://schemas.microsoft.com/office/drawing/2016/5/10/chartex" xmlns:cx5="http://schemas.microsoft.com/office/drawing/2016/5/11/chartex" xmlns:cx6="http://schemas.microsoft.com/office/drawing/2016/5/12/chartex" xmlns:cx7="http://schemas.microsoft.com/office/drawing/2016/5/13/chartex" xmlns:cx8="http://schemas.microsoft.com/office/drawing/2016/5/14/chartex" xmlns:mc="http://schemas.openxmlformats.org/markup-compatibility/2006" xmlns:aink="http://schemas.microsoft.com/office/drawing/2016/ink" xmlns:am3d="http://schemas.microsoft.com/office/drawing/2017/model3d" xmlns:o="urn:schemas-microsoft-com:office:office" xmlns:r="http://schemas.openxmlformats.org/officeDocument/2006/relationships" xmlns:m="http://schemas.openxmlformats.org/officeDocument/2006/math" xmlns:v="urn:schemas-microsoft-com:vml" xmlns:wp14="http://schemas.microsoft.com/office/word/2010/wordprocessingDrawing" xmlns:wp="http://schemas.openxmlformats.org/drawingml/2006/wordprocessingDrawing" xmlns:w10="urn:schemas-microsoft-com:office:word" xmlns:w="http://schemas.openxmlformats.org/wordprocessingml/2006/main" xmlns:w14="http://schemas.microsoft.com/office/word/2010/wordml" xmlns:w15="http://schemas.microsoft.com/office/word/2012/wordml" xmlns:w16cex="http://schemas.microsoft.com/office/word/2018/wordml/cex" xmlns:w16cid="http://schemas.microsoft.com/office/word/2016/wordml/cid" xmlns:w16="http://schemas.microsoft.com/office/word/2018/wordml" xmlns:w16sdtdh="http://schemas.microsoft.com/office/word/2020/wordml/sdtdatahash" xmlns:w16se="http://schemas.microsoft.com/office/word/2015/wordml/symex" xmlns:wpg="http://schemas.microsoft.com/office/word/2010/wordprocessingGroup" xmlns:wpi="http://schemas.microsoft.com/office/word/2010/wordprocessingInk" xmlns:wne="http://schemas.microsoft.com/office/word/2006/wordml" xmlns:wps="http://schemas.microsoft.com/office/word/2010/wordprocessingShape" mc:Ignorable="w14 w15 w16se w16cid w16 w16cex w16sdtdh wp14">
+<w:document xmlns:wpc="http://schemas.microsoft.com/office/word/2010/wordprocessingCanvas" xmlns:cx="http://schemas.microsoft.com/office/drawing/2014/chartex" xmlns:cx1="http://schemas.microsoft.com/office/drawing/2015/9/8/chartex" xmlns:cx2="http://schemas.microsoft.com/office/drawing/2015/10/21/chartex" xmlns:cx3="http://schemas.microsoft.com/office/drawing/2016/5/9/chartex" xmlns:cx4="http://schemas.microsoft.com/office/drawing/2016/5/10/chartex" xmlns:cx5="http://schemas.microsoft.com/office/drawing/2016/5/11/chartex" xmlns:cx6="http://schemas.microsoft.com/office/drawing/2016/5/12/chartex" xmlns:cx7="http://schemas.microsoft.com/office/drawing/2016/5/13/chartex" xmlns:cx8="http://schemas.microsoft.com/office/drawing/2016/5/14/chartex" xmlns:mc="http://schemas.openxmlformats.org/markup-compatibility/2006" xmlns:aink="http://schemas.microsoft.com/office/drawing/2016/ink" xmlns:am3d="http://schemas.microsoft.com/office/drawing/2017/model3d" xmlns:o="urn:schemas-microsoft-com:office:office" xmlns:oel="http://schemas.microsoft.com/office/2019/extlst" xmlns:r="http://schemas.openxmlformats.org/officeDocument/2006/relationships" xmlns:m="http://schemas.openxmlformats.org/officeDocument/2006/math" xmlns:v="urn:schemas-microsoft-com:vml" xmlns:wp14="http://schemas.microsoft.com/office/word/2010/wordprocessingDrawing" xmlns:wp="http://schemas.openxmlformats.org/drawingml/2006/wordprocessingDrawing" xmlns:w10="urn:schemas-microsoft-com:office:word" xmlns:w="http://schemas.openxmlformats.org/wordprocessingml/2006/main" xmlns:w14="http://schemas.microsoft.com/office/word/2010/wordml" xmlns:w15="http://schemas.microsoft.com/office/word/2012/wordml" xmlns:w16cei="http://schemas.microsoft.com/office/word/2026/wordml/cei" xmlns:w16cex="http://schemas.microsoft.com/office/word/2018/wordml/cex" xmlns:w16cid="http://schemas.microsoft.com/office/word/2016/wordml/cid" xmlns:w16="http://schemas.microsoft.com/office/word/2018/wordml" xmlns:w16du="http://schemas.microsoft.com/office/word/2023/wordml/word16du" xmlns:w16sdtdh="http://schemas.microsoft.com/office/word/2020/wordml/sdtdatahash" xmlns:w16sdtfl="http://schemas.microsoft.com/office/word/2024/wordml/sdtformatlock" xmlns:w16se="http://schemas.microsoft.com/office/word/2015/wordml/symex" xmlns:wpg="http://schemas.microsoft.com/office/word/2010/wordprocessingGroup" xmlns:wpi="http://schemas.microsoft.com/office/word/2010/wordprocessingInk" xmlns:wne="http://schemas.microsoft.com/office/word/2006/wordml" xmlns:wps="http://schemas.microsoft.com/office/word/2010/wordprocessingShape" mc:Ignorable="w14 w15 w16se w16cid w16 w16cex w16sdtdh w16sdtfl w16du wp14">
   <w:body>
     <w:p>
       <w:pPr>
@@ -964,7 +964,7 @@
     </w:p>
     <w:p>
       <w:pPr>
-        <w:pStyle w:val="Prrafodelista"/>
+        <w:pStyle w:val="ListParagraph"/>
         <w:numPr>
           <w:ilvl w:val="0"/>
           <w:numId w:val="20"/>
@@ -2119,7 +2119,7 @@
     </w:p>
     <w:p>
       <w:pPr>
-        <w:pStyle w:val="Prrafodelista"/>
+        <w:pStyle w:val="ListParagraph"/>
         <w:numPr>
           <w:ilvl w:val="0"/>
           <w:numId w:val="20"/>
@@ -2404,7 +2404,7 @@
           </mc:Choice>
           <mc:Fallback>
             <w:pict>
-              <v:rect w14:anchorId="2750C802" id="Rectángulo 249" o:spid="_x0000_s1026" style="width:426.15pt;height:57.65pt;visibility:visible;mso-wrap-style:square;mso-left-percent:-10001;mso-top-percent:-10001;mso-position-horizontal:absolute;mso-position-horizontal-relative:char;mso-position-vertical:absolute;mso-position-vertical-relative:line;mso-left-percent:-10001;mso-top-percent:-10001;v-text-anchor:middle" o:gfxdata="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" fillcolor="#39a900" strokecolor="#42719b" strokeweight="1pt">
+              <v:rect w14:anchorId="2750C802" id="Rectángulo 249" o:spid="_x0000_s1026" style="width:426.15pt;height:57.65pt;visibility:visible;mso-wrap-style:square;mso-left-percent:-10001;mso-top-percent:-10001;mso-position-horizontal:absolute;mso-position-horizontal-relative:char;mso-position-vertical:absolute;mso-position-vertical-relative:line;mso-left-percent:-10001;mso-top-percent:-10001;v-text-anchor:middle" o:gfxdata="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" fillcolor="#39a900" strokecolor="#42719b" strokeweight="1pt">
                 <v:stroke startarrowwidth="narrow" startarrowlength="short" endarrowwidth="narrow" endarrowlength="short" miterlimit="5243f"/>
                 <v:textbox inset="2.53958mm,1.2694mm,2.53958mm,1.2694mm">
                   <w:txbxContent>
@@ -2916,7 +2916,10 @@
       <w:commentRangeEnd w:id="0"/>
       <w:r>
         <w:rPr>
-          <w:rStyle w:val="Refdecomentario"/>
+          <w:rStyle w:val="CommentReference"/>
+          <w:color w:val="000000" w:themeColor="text1"/>
+          <w:sz w:val="20"/>
+          <w:szCs w:val="20"/>
         </w:rPr>
         <w:commentReference w:id="0"/>
       </w:r>
@@ -2940,7 +2943,7 @@
     </w:p>
     <w:p>
       <w:pPr>
-        <w:pStyle w:val="Prrafodelista"/>
+        <w:pStyle w:val="ListParagraph"/>
         <w:numPr>
           <w:ilvl w:val="0"/>
           <w:numId w:val="21"/>
@@ -2974,7 +2977,7 @@
     </w:p>
     <w:p>
       <w:pPr>
-        <w:pStyle w:val="Prrafodelista"/>
+        <w:pStyle w:val="ListParagraph"/>
         <w:pBdr>
           <w:top w:val="nil"/>
           <w:left w:val="nil"/>
@@ -3008,7 +3011,7 @@
     </w:p>
     <w:p>
       <w:pPr>
-        <w:pStyle w:val="Prrafodelista"/>
+        <w:pStyle w:val="ListParagraph"/>
         <w:numPr>
           <w:ilvl w:val="0"/>
           <w:numId w:val="21"/>
@@ -3042,7 +3045,7 @@
     </w:p>
     <w:p>
       <w:pPr>
-        <w:pStyle w:val="Prrafodelista"/>
+        <w:pStyle w:val="ListParagraph"/>
         <w:pBdr>
           <w:top w:val="nil"/>
           <w:left w:val="nil"/>
@@ -3395,19 +3398,29 @@
           </wp:inline>
         </w:drawing>
       </w:r>
+      <w:commentRangeEnd w:id="2"/>
+      <w:r>
+        <w:rPr>
+          <w:rStyle w:val="CommentReference"/>
+          <w:b/>
+          <w:bCs/>
+          <w:color w:val="000000" w:themeColor="text1"/>
+          <w:sz w:val="20"/>
+          <w:szCs w:val="20"/>
+        </w:rPr>
+        <w:commentReference w:id="2"/>
+      </w:r>
       <w:commentRangeEnd w:id="1"/>
-      <w:commentRangeEnd w:id="2"/>
-      <w:r>
-        <w:rPr>
-          <w:rStyle w:val="Refdecomentario"/>
+      <w:r>
+        <w:rPr>
+          <w:rStyle w:val="CommentReference"/>
+          <w:b/>
+          <w:bCs/>
+          <w:color w:val="000000" w:themeColor="text1"/>
+          <w:sz w:val="20"/>
+          <w:szCs w:val="20"/>
         </w:rPr>
         <w:commentReference w:id="1"/>
-      </w:r>
-      <w:r>
-        <w:rPr>
-          <w:rStyle w:val="Refdecomentario"/>
-        </w:rPr>
-        <w:commentReference w:id="2"/>
       </w:r>
     </w:p>
     <w:p>
@@ -3499,7 +3512,7 @@
     </w:p>
     <w:p>
       <w:pPr>
-        <w:pStyle w:val="Prrafodelista"/>
+        <w:pStyle w:val="ListParagraph"/>
         <w:numPr>
           <w:ilvl w:val="0"/>
           <w:numId w:val="22"/>
@@ -3641,14 +3654,16 @@
       <w:commentRangeEnd w:id="3"/>
       <w:r>
         <w:rPr>
-          <w:rStyle w:val="Refdecomentario"/>
+          <w:rStyle w:val="CommentReference"/>
+          <w:sz w:val="20"/>
+          <w:szCs w:val="20"/>
         </w:rPr>
         <w:commentReference w:id="3"/>
       </w:r>
     </w:p>
     <w:p>
       <w:pPr>
-        <w:pStyle w:val="Prrafodelista"/>
+        <w:pStyle w:val="ListParagraph"/>
         <w:numPr>
           <w:ilvl w:val="0"/>
           <w:numId w:val="23"/>
@@ -3673,7 +3688,7 @@
     </w:p>
     <w:p>
       <w:pPr>
-        <w:pStyle w:val="Prrafodelista"/>
+        <w:pStyle w:val="ListParagraph"/>
         <w:spacing w:before="240" w:after="240" w:line="360" w:lineRule="auto"/>
         <w:rPr>
           <w:sz w:val="20"/>
@@ -3690,7 +3705,7 @@
     </w:p>
     <w:p>
       <w:pPr>
-        <w:pStyle w:val="Prrafodelista"/>
+        <w:pStyle w:val="ListParagraph"/>
         <w:spacing w:before="240" w:after="240" w:line="360" w:lineRule="auto"/>
         <w:rPr>
           <w:sz w:val="20"/>
@@ -3700,7 +3715,7 @@
     </w:p>
     <w:p>
       <w:pPr>
-        <w:pStyle w:val="Prrafodelista"/>
+        <w:pStyle w:val="ListParagraph"/>
         <w:spacing w:before="240" w:after="240" w:line="360" w:lineRule="auto"/>
         <w:rPr>
           <w:sz w:val="20"/>
@@ -3710,7 +3725,7 @@
     </w:p>
     <w:p>
       <w:pPr>
-        <w:pStyle w:val="Prrafodelista"/>
+        <w:pStyle w:val="ListParagraph"/>
         <w:numPr>
           <w:ilvl w:val="0"/>
           <w:numId w:val="23"/>
@@ -3736,7 +3751,7 @@
     </w:p>
     <w:p>
       <w:pPr>
-        <w:pStyle w:val="Prrafodelista"/>
+        <w:pStyle w:val="ListParagraph"/>
         <w:spacing w:before="240" w:after="240" w:line="360" w:lineRule="auto"/>
         <w:rPr>
           <w:sz w:val="20"/>
@@ -3844,7 +3859,7 @@
                 <v:stroke joinstyle="miter"/>
                 <v:path gradientshapeok="t" o:connecttype="rect"/>
               </v:shapetype>
-              <v:shape id="Cuadro de texto 1" o:spid="_x0000_s1027" type="#_x0000_t202" style="width:2in;height:1in;visibility:visible;mso-wrap-style:none;mso-left-percent:-10001;mso-top-percent:-10001;mso-position-horizontal:absolute;mso-position-horizontal-relative:char;mso-position-vertical:absolute;mso-position-vertical-relative:line;mso-left-percent:-10001;mso-top-percent:-10001;v-text-anchor:top" o:gfxdata="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" fillcolor="#4bacc6 [3208]" strokecolor="white [3201]" strokeweight="3pt">
+              <v:shape id="Cuadro de texto 1" o:spid="_x0000_s1027" type="#_x0000_t202" style="width:2in;height:1in;visibility:visible;mso-wrap-style:none;mso-left-percent:-10001;mso-top-percent:-10001;mso-position-horizontal:absolute;mso-position-horizontal-relative:char;mso-position-vertical:absolute;mso-position-vertical-relative:line;mso-left-percent:-10001;mso-top-percent:-10001;v-text-anchor:top" o:gfxdata="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" fillcolor="#4bacc6 [3208]" strokecolor="white [3201]" strokeweight="3pt">
                 <v:shadow on="t" color="black" opacity="24903f" origin=",.5" offset="0,.55556mm"/>
                 <v:textbox>
                   <w:txbxContent>
@@ -3932,7 +3947,7 @@
     </w:p>
     <w:tbl>
       <w:tblPr>
-        <w:tblStyle w:val="Tablaconcuadrcula"/>
+        <w:tblStyle w:val="TableGrid"/>
         <w:tblW w:w="0" w:type="auto"/>
         <w:jc w:val="center"/>
         <w:tblLook w:val="06A0" w:firstRow="1" w:lastRow="0" w:firstColumn="1" w:lastColumn="0" w:noHBand="1" w:noVBand="1"/>
@@ -4764,7 +4779,6 @@
               </w:rPr>
               <w:t xml:space="preserve">Una entidad </w:t>
             </w:r>
-            <w:proofErr w:type="spellStart"/>
             <w:r>
               <w:rPr>
                 <w:sz w:val="20"/>
@@ -4786,7 +4800,6 @@
               </w:rPr>
               <w:t>blica</w:t>
             </w:r>
-            <w:proofErr w:type="spellEnd"/>
             <w:r>
               <w:rPr>
                 <w:sz w:val="20"/>
@@ -5115,7 +5128,7 @@
     </w:p>
     <w:p>
       <w:pPr>
-        <w:pStyle w:val="Prrafodelista"/>
+        <w:pStyle w:val="ListParagraph"/>
         <w:numPr>
           <w:ilvl w:val="0"/>
           <w:numId w:val="22"/>
@@ -5178,7 +5191,9 @@
       <w:commentRangeEnd w:id="4"/>
       <w:r>
         <w:rPr>
-          <w:rStyle w:val="Refdecomentario"/>
+          <w:rStyle w:val="CommentReference"/>
+          <w:sz w:val="20"/>
+          <w:szCs w:val="20"/>
         </w:rPr>
         <w:commentReference w:id="4"/>
       </w:r>
@@ -5201,7 +5216,7 @@
     </w:p>
     <w:p>
       <w:pPr>
-        <w:pStyle w:val="Prrafodelista"/>
+        <w:pStyle w:val="ListParagraph"/>
         <w:numPr>
           <w:ilvl w:val="0"/>
           <w:numId w:val="24"/>
@@ -5243,7 +5258,7 @@
     </w:p>
     <w:p>
       <w:pPr>
-        <w:pStyle w:val="Prrafodelista"/>
+        <w:pStyle w:val="ListParagraph"/>
         <w:pBdr>
           <w:top w:val="nil"/>
           <w:left w:val="nil"/>
@@ -5284,7 +5299,7 @@
     </w:p>
     <w:p>
       <w:pPr>
-        <w:pStyle w:val="Prrafodelista"/>
+        <w:pStyle w:val="ListParagraph"/>
         <w:numPr>
           <w:ilvl w:val="0"/>
           <w:numId w:val="24"/>
@@ -5326,7 +5341,7 @@
     </w:p>
     <w:p>
       <w:pPr>
-        <w:pStyle w:val="Prrafodelista"/>
+        <w:pStyle w:val="ListParagraph"/>
         <w:pBdr>
           <w:top w:val="nil"/>
           <w:left w:val="nil"/>
@@ -5367,7 +5382,7 @@
     </w:p>
     <w:p>
       <w:pPr>
-        <w:pStyle w:val="Prrafodelista"/>
+        <w:pStyle w:val="ListParagraph"/>
         <w:numPr>
           <w:ilvl w:val="0"/>
           <w:numId w:val="24"/>
@@ -5409,7 +5424,7 @@
     </w:p>
     <w:p>
       <w:pPr>
-        <w:pStyle w:val="Prrafodelista"/>
+        <w:pStyle w:val="ListParagraph"/>
         <w:pBdr>
           <w:top w:val="nil"/>
           <w:left w:val="nil"/>
@@ -5632,14 +5647,16 @@
       <w:commentRangeEnd w:id="5"/>
       <w:r>
         <w:rPr>
-          <w:rStyle w:val="Refdecomentario"/>
+          <w:rStyle w:val="CommentReference"/>
+          <w:sz w:val="20"/>
+          <w:szCs w:val="20"/>
         </w:rPr>
         <w:commentReference w:id="5"/>
       </w:r>
     </w:p>
     <w:p>
       <w:pPr>
-        <w:pStyle w:val="Prrafodelista"/>
+        <w:pStyle w:val="ListParagraph"/>
         <w:numPr>
           <w:ilvl w:val="0"/>
           <w:numId w:val="25"/>
@@ -5678,7 +5695,7 @@
     </w:p>
     <w:p>
       <w:pPr>
-        <w:pStyle w:val="Prrafodelista"/>
+        <w:pStyle w:val="ListParagraph"/>
         <w:spacing w:after="240" w:line="360" w:lineRule="auto"/>
         <w:rPr>
           <w:sz w:val="20"/>
@@ -5793,7 +5810,7 @@
     </w:p>
     <w:p>
       <w:pPr>
-        <w:pStyle w:val="Prrafodelista"/>
+        <w:pStyle w:val="ListParagraph"/>
         <w:numPr>
           <w:ilvl w:val="0"/>
           <w:numId w:val="25"/>
@@ -5825,7 +5842,7 @@
     </w:p>
     <w:p>
       <w:pPr>
-        <w:pStyle w:val="Prrafodelista"/>
+        <w:pStyle w:val="ListParagraph"/>
         <w:spacing w:after="240" w:line="360" w:lineRule="auto"/>
         <w:rPr>
           <w:sz w:val="20"/>
@@ -5947,7 +5964,7 @@
     </w:p>
     <w:p>
       <w:pPr>
-        <w:pStyle w:val="Prrafodelista"/>
+        <w:pStyle w:val="ListParagraph"/>
         <w:numPr>
           <w:ilvl w:val="0"/>
           <w:numId w:val="25"/>
@@ -5979,7 +5996,7 @@
     </w:p>
     <w:p>
       <w:pPr>
-        <w:pStyle w:val="Prrafodelista"/>
+        <w:pStyle w:val="ListParagraph"/>
         <w:spacing w:after="240" w:line="360" w:lineRule="auto"/>
         <w:rPr>
           <w:sz w:val="20"/>
@@ -6183,7 +6200,7 @@
     </w:p>
     <w:tbl>
       <w:tblPr>
-        <w:tblStyle w:val="Tablaconcuadrcula"/>
+        <w:tblStyle w:val="TableGrid"/>
         <w:tblW w:w="0" w:type="auto"/>
         <w:tblLook w:val="06A0" w:firstRow="1" w:lastRow="0" w:firstColumn="1" w:lastColumn="0" w:noHBand="1" w:noVBand="1"/>
       </w:tblPr>
@@ -6567,7 +6584,10 @@
       <w:commentRangeEnd w:id="6"/>
       <w:r>
         <w:rPr>
-          <w:rStyle w:val="Refdecomentario"/>
+          <w:rStyle w:val="CommentReference"/>
+          <w:color w:val="000000" w:themeColor="text1"/>
+          <w:sz w:val="20"/>
+          <w:szCs w:val="20"/>
         </w:rPr>
         <w:commentReference w:id="6"/>
       </w:r>
@@ -6591,7 +6611,7 @@
     </w:p>
     <w:p>
       <w:pPr>
-        <w:pStyle w:val="Prrafodelista"/>
+        <w:pStyle w:val="ListParagraph"/>
         <w:numPr>
           <w:ilvl w:val="0"/>
           <w:numId w:val="26"/>
@@ -6625,7 +6645,7 @@
     </w:p>
     <w:p>
       <w:pPr>
-        <w:pStyle w:val="Prrafodelista"/>
+        <w:pStyle w:val="ListParagraph"/>
         <w:pBdr>
           <w:top w:val="nil"/>
           <w:left w:val="nil"/>
@@ -6670,7 +6690,7 @@
     </w:p>
     <w:p>
       <w:pPr>
-        <w:pStyle w:val="Prrafodelista"/>
+        <w:pStyle w:val="ListParagraph"/>
         <w:numPr>
           <w:ilvl w:val="0"/>
           <w:numId w:val="26"/>
@@ -6702,7 +6722,7 @@
     </w:p>
     <w:p>
       <w:pPr>
-        <w:pStyle w:val="Prrafodelista"/>
+        <w:pStyle w:val="ListParagraph"/>
         <w:pBdr>
           <w:top w:val="nil"/>
           <w:left w:val="nil"/>
@@ -7061,7 +7081,7 @@
           </mc:Choice>
           <mc:Fallback>
             <w:pict>
-              <v:shape w14:anchorId="4522DC96" id="Cuadro de texto 9" o:spid="_x0000_s1028" type="#_x0000_t202" style="width:2in;height:2in;visibility:visible;mso-wrap-style:none;mso-left-percent:-10001;mso-top-percent:-10001;mso-position-horizontal:absolute;mso-position-horizontal-relative:char;mso-position-vertical:absolute;mso-position-vertical-relative:line;mso-left-percent:-10001;mso-top-percent:-10001;v-text-anchor:top" o:gfxdata="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" fillcolor="#f79646 [3209]" strokecolor="white [3201]" strokeweight="3pt">
+              <v:shape w14:anchorId="4522DC96" id="Cuadro de texto 9" o:spid="_x0000_s1028" type="#_x0000_t202" style="width:2in;height:2in;visibility:visible;mso-wrap-style:none;mso-left-percent:-10001;mso-top-percent:-10001;mso-position-horizontal:absolute;mso-position-horizontal-relative:char;mso-position-vertical:absolute;mso-position-vertical-relative:line;mso-left-percent:-10001;mso-top-percent:-10001;v-text-anchor:top" o:gfxdata="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" fillcolor="#f79646 [3209]" strokecolor="white [3201]" strokeweight="3pt">
                 <v:shadow on="t" color="black" opacity="24903f" origin=",.5" offset="0,.55556mm"/>
                 <v:textbox style="mso-fit-shape-to-text:t">
                   <w:txbxContent>
@@ -7142,7 +7162,9 @@
       <w:commentRangeEnd w:id="7"/>
       <w:r>
         <w:rPr>
-          <w:rStyle w:val="Refdecomentario"/>
+          <w:rStyle w:val="CommentReference"/>
+          <w:sz w:val="20"/>
+          <w:szCs w:val="20"/>
         </w:rPr>
         <w:commentReference w:id="7"/>
       </w:r>
@@ -7312,7 +7334,7 @@
           </mc:Choice>
           <mc:Fallback>
             <w:pict>
-              <v:shape w14:anchorId="4BDEFB93" id="Cuadro de texto 4" o:spid="_x0000_s1029" type="#_x0000_t202" style="width:2in;height:2in;visibility:visible;mso-wrap-style:none;mso-left-percent:-10001;mso-top-percent:-10001;mso-position-horizontal:absolute;mso-position-horizontal-relative:char;mso-position-vertical:absolute;mso-position-vertical-relative:line;mso-left-percent:-10001;mso-top-percent:-10001;v-text-anchor:top" o:gfxdata="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" fillcolor="#c0504d [3205]" strokecolor="white [3201]" strokeweight="3pt">
+              <v:shape w14:anchorId="4BDEFB93" id="Cuadro de texto 4" o:spid="_x0000_s1029" type="#_x0000_t202" style="width:2in;height:2in;visibility:visible;mso-wrap-style:none;mso-left-percent:-10001;mso-top-percent:-10001;mso-position-horizontal:absolute;mso-position-horizontal-relative:char;mso-position-vertical:absolute;mso-position-vertical-relative:line;mso-left-percent:-10001;mso-top-percent:-10001;v-text-anchor:top" o:gfxdata="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" fillcolor="#c0504d [3205]" strokecolor="white [3201]" strokeweight="3pt">
                 <v:shadow on="t" color="black" opacity="24903f" origin=",.5" offset="0,.55556mm"/>
                 <v:textbox style="mso-fit-shape-to-text:t">
                   <w:txbxContent>
@@ -7628,7 +7650,10 @@
       <w:commentRangeEnd w:id="8"/>
       <w:r>
         <w:rPr>
-          <w:rStyle w:val="Refdecomentario"/>
+          <w:rStyle w:val="CommentReference"/>
+          <w:color w:val="000000" w:themeColor="text1"/>
+          <w:sz w:val="20"/>
+          <w:szCs w:val="20"/>
         </w:rPr>
         <w:commentReference w:id="8"/>
       </w:r>
@@ -7652,7 +7677,7 @@
     </w:p>
     <w:p>
       <w:pPr>
-        <w:pStyle w:val="Prrafodelista"/>
+        <w:pStyle w:val="ListParagraph"/>
         <w:numPr>
           <w:ilvl w:val="0"/>
           <w:numId w:val="26"/>
@@ -7686,7 +7711,7 @@
     </w:p>
     <w:p>
       <w:pPr>
-        <w:pStyle w:val="Prrafodelista"/>
+        <w:pStyle w:val="ListParagraph"/>
         <w:pBdr>
           <w:top w:val="nil"/>
           <w:left w:val="nil"/>
@@ -7720,7 +7745,7 @@
     </w:p>
     <w:p>
       <w:pPr>
-        <w:pStyle w:val="Prrafodelista"/>
+        <w:pStyle w:val="ListParagraph"/>
         <w:numPr>
           <w:ilvl w:val="0"/>
           <w:numId w:val="26"/>
@@ -7754,7 +7779,7 @@
     </w:p>
     <w:p>
       <w:pPr>
-        <w:pStyle w:val="Prrafodelista"/>
+        <w:pStyle w:val="ListParagraph"/>
         <w:pBdr>
           <w:top w:val="nil"/>
           <w:left w:val="nil"/>
@@ -7788,7 +7813,7 @@
     </w:p>
     <w:p>
       <w:pPr>
-        <w:pStyle w:val="Prrafodelista"/>
+        <w:pStyle w:val="ListParagraph"/>
         <w:numPr>
           <w:ilvl w:val="0"/>
           <w:numId w:val="26"/>
@@ -7822,7 +7847,7 @@
     </w:p>
     <w:p>
       <w:pPr>
-        <w:pStyle w:val="Prrafodelista"/>
+        <w:pStyle w:val="ListParagraph"/>
         <w:pBdr>
           <w:top w:val="nil"/>
           <w:left w:val="nil"/>
@@ -8045,7 +8070,10 @@
       <w:commentRangeEnd w:id="9"/>
       <w:r>
         <w:rPr>
-          <w:rStyle w:val="Refdecomentario"/>
+          <w:rStyle w:val="CommentReference"/>
+          <w:color w:val="000000" w:themeColor="text1"/>
+          <w:sz w:val="20"/>
+          <w:szCs w:val="20"/>
         </w:rPr>
         <w:commentReference w:id="9"/>
       </w:r>
@@ -8069,7 +8097,7 @@
     </w:p>
     <w:p>
       <w:pPr>
-        <w:pStyle w:val="Prrafodelista"/>
+        <w:pStyle w:val="ListParagraph"/>
         <w:numPr>
           <w:ilvl w:val="0"/>
           <w:numId w:val="26"/>
@@ -8101,7 +8129,7 @@
     </w:p>
     <w:p>
       <w:pPr>
-        <w:pStyle w:val="Prrafodelista"/>
+        <w:pStyle w:val="ListParagraph"/>
         <w:pBdr>
           <w:top w:val="nil"/>
           <w:left w:val="nil"/>
@@ -8143,7 +8171,7 @@
     </w:p>
     <w:p>
       <w:pPr>
-        <w:pStyle w:val="Prrafodelista"/>
+        <w:pStyle w:val="ListParagraph"/>
         <w:pBdr>
           <w:top w:val="nil"/>
           <w:left w:val="nil"/>
@@ -8161,7 +8189,7 @@
     </w:p>
     <w:p>
       <w:pPr>
-        <w:pStyle w:val="Prrafodelista"/>
+        <w:pStyle w:val="ListParagraph"/>
         <w:numPr>
           <w:ilvl w:val="0"/>
           <w:numId w:val="26"/>
@@ -8193,7 +8221,7 @@
     </w:p>
     <w:p>
       <w:pPr>
-        <w:pStyle w:val="Prrafodelista"/>
+        <w:pStyle w:val="ListParagraph"/>
         <w:pBdr>
           <w:top w:val="nil"/>
           <w:left w:val="nil"/>
@@ -8219,7 +8247,7 @@
     </w:p>
     <w:p>
       <w:pPr>
-        <w:pStyle w:val="Prrafodelista"/>
+        <w:pStyle w:val="ListParagraph"/>
         <w:numPr>
           <w:ilvl w:val="0"/>
           <w:numId w:val="26"/>
@@ -8251,7 +8279,7 @@
     </w:p>
     <w:p>
       <w:pPr>
-        <w:pStyle w:val="Prrafodelista"/>
+        <w:pStyle w:val="ListParagraph"/>
         <w:pBdr>
           <w:top w:val="nil"/>
           <w:left w:val="nil"/>
@@ -8277,7 +8305,7 @@
     </w:p>
     <w:p>
       <w:pPr>
-        <w:pStyle w:val="Prrafodelista"/>
+        <w:pStyle w:val="ListParagraph"/>
         <w:numPr>
           <w:ilvl w:val="0"/>
           <w:numId w:val="26"/>
@@ -8309,7 +8337,7 @@
     </w:p>
     <w:p>
       <w:pPr>
-        <w:pStyle w:val="Prrafodelista"/>
+        <w:pStyle w:val="ListParagraph"/>
         <w:pBdr>
           <w:top w:val="nil"/>
           <w:left w:val="nil"/>
@@ -8335,7 +8363,7 @@
     </w:p>
     <w:p>
       <w:pPr>
-        <w:pStyle w:val="Prrafodelista"/>
+        <w:pStyle w:val="ListParagraph"/>
         <w:numPr>
           <w:ilvl w:val="0"/>
           <w:numId w:val="26"/>
@@ -8367,7 +8395,7 @@
     </w:p>
     <w:p>
       <w:pPr>
-        <w:pStyle w:val="Prrafodelista"/>
+        <w:pStyle w:val="ListParagraph"/>
         <w:pBdr>
           <w:top w:val="nil"/>
           <w:left w:val="nil"/>
@@ -8401,7 +8429,7 @@
     </w:p>
     <w:p>
       <w:pPr>
-        <w:pStyle w:val="Prrafodelista"/>
+        <w:pStyle w:val="ListParagraph"/>
         <w:numPr>
           <w:ilvl w:val="0"/>
           <w:numId w:val="26"/>
@@ -8433,7 +8461,7 @@
     </w:p>
     <w:p>
       <w:pPr>
-        <w:pStyle w:val="Prrafodelista"/>
+        <w:pStyle w:val="ListParagraph"/>
         <w:pBdr>
           <w:top w:val="nil"/>
           <w:left w:val="nil"/>
@@ -8728,14 +8756,16 @@
       <w:commentRangeEnd w:id="10"/>
       <w:r>
         <w:rPr>
-          <w:rStyle w:val="Refdecomentario"/>
+          <w:rStyle w:val="CommentReference"/>
+          <w:sz w:val="20"/>
+          <w:szCs w:val="20"/>
         </w:rPr>
         <w:commentReference w:id="10"/>
       </w:r>
     </w:p>
     <w:p>
       <w:pPr>
-        <w:pStyle w:val="Prrafodelista"/>
+        <w:pStyle w:val="ListParagraph"/>
         <w:numPr>
           <w:ilvl w:val="0"/>
           <w:numId w:val="26"/>
@@ -8767,7 +8797,7 @@
     </w:p>
     <w:p>
       <w:pPr>
-        <w:pStyle w:val="Prrafodelista"/>
+        <w:pStyle w:val="ListParagraph"/>
         <w:spacing w:after="240" w:line="360" w:lineRule="auto"/>
         <w:rPr>
           <w:sz w:val="20"/>
@@ -8785,7 +8815,7 @@
     </w:p>
     <w:p>
       <w:pPr>
-        <w:pStyle w:val="Prrafodelista"/>
+        <w:pStyle w:val="ListParagraph"/>
         <w:numPr>
           <w:ilvl w:val="0"/>
           <w:numId w:val="26"/>
@@ -8808,7 +8838,7 @@
     </w:p>
     <w:p>
       <w:pPr>
-        <w:pStyle w:val="Prrafodelista"/>
+        <w:pStyle w:val="ListParagraph"/>
         <w:spacing w:after="240" w:line="360" w:lineRule="auto"/>
         <w:rPr>
           <w:sz w:val="20"/>
@@ -8825,7 +8855,7 @@
     </w:p>
     <w:p>
       <w:pPr>
-        <w:pStyle w:val="Prrafodelista"/>
+        <w:pStyle w:val="ListParagraph"/>
         <w:numPr>
           <w:ilvl w:val="0"/>
           <w:numId w:val="26"/>
@@ -8848,7 +8878,7 @@
     </w:p>
     <w:p>
       <w:pPr>
-        <w:pStyle w:val="Prrafodelista"/>
+        <w:pStyle w:val="ListParagraph"/>
         <w:spacing w:after="240" w:line="360" w:lineRule="auto"/>
         <w:rPr>
           <w:sz w:val="20"/>
@@ -8886,7 +8916,7 @@
     </w:p>
     <w:p>
       <w:pPr>
-        <w:pStyle w:val="Prrafodelista"/>
+        <w:pStyle w:val="ListParagraph"/>
         <w:numPr>
           <w:ilvl w:val="0"/>
           <w:numId w:val="26"/>
@@ -8905,7 +8935,7 @@
     </w:p>
     <w:p>
       <w:pPr>
-        <w:pStyle w:val="Prrafodelista"/>
+        <w:pStyle w:val="ListParagraph"/>
         <w:spacing w:after="240" w:line="360" w:lineRule="auto"/>
       </w:pPr>
       <w:r>
@@ -9186,7 +9216,7 @@
           </mc:Choice>
           <mc:Fallback>
             <w:pict>
-              <v:shape w14:anchorId="5656F256" id="Cuadro de texto 2" o:spid="_x0000_s1030" type="#_x0000_t202" style="width:2in;height:2in;visibility:visible;mso-wrap-style:none;mso-left-percent:-10001;mso-top-percent:-10001;mso-position-horizontal:absolute;mso-position-horizontal-relative:char;mso-position-vertical:absolute;mso-position-vertical-relative:line;mso-left-percent:-10001;mso-top-percent:-10001;v-text-anchor:top" o:gfxdata="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" fillcolor="#f79646 [3209]" strokecolor="white [3201]" strokeweight="3pt">
+              <v:shape w14:anchorId="5656F256" id="Cuadro de texto 2" o:spid="_x0000_s1030" type="#_x0000_t202" style="width:2in;height:2in;visibility:visible;mso-wrap-style:none;mso-left-percent:-10001;mso-top-percent:-10001;mso-position-horizontal:absolute;mso-position-horizontal-relative:char;mso-position-vertical:absolute;mso-position-vertical-relative:line;mso-left-percent:-10001;mso-top-percent:-10001;v-text-anchor:top" o:gfxdata="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" fillcolor="#f79646 [3209]" strokecolor="white [3201]" strokeweight="3pt">
                 <v:shadow on="t" color="black" opacity="24903f" origin=",.5" offset="0,.55556mm"/>
                 <v:textbox style="mso-fit-shape-to-text:t">
                   <w:txbxContent>
@@ -9274,7 +9304,9 @@
       <w:commentRangeEnd w:id="11"/>
       <w:r>
         <w:rPr>
-          <w:rStyle w:val="Refdecomentario"/>
+          <w:rStyle w:val="CommentReference"/>
+          <w:sz w:val="20"/>
+          <w:szCs w:val="20"/>
         </w:rPr>
         <w:commentReference w:id="11"/>
       </w:r>
@@ -9497,14 +9529,16 @@
       <w:commentRangeEnd w:id="12"/>
       <w:r>
         <w:rPr>
-          <w:rStyle w:val="Refdecomentario"/>
+          <w:rStyle w:val="CommentReference"/>
+          <w:sz w:val="20"/>
+          <w:szCs w:val="20"/>
         </w:rPr>
         <w:commentReference w:id="12"/>
       </w:r>
     </w:p>
     <w:p>
       <w:pPr>
-        <w:pStyle w:val="Prrafodelista"/>
+        <w:pStyle w:val="ListParagraph"/>
         <w:numPr>
           <w:ilvl w:val="0"/>
           <w:numId w:val="26"/>
@@ -9527,7 +9561,7 @@
     </w:p>
     <w:p>
       <w:pPr>
-        <w:pStyle w:val="Prrafodelista"/>
+        <w:pStyle w:val="ListParagraph"/>
         <w:spacing w:after="240" w:line="360" w:lineRule="auto"/>
         <w:rPr>
           <w:sz w:val="20"/>
@@ -9544,7 +9578,7 @@
     </w:p>
     <w:p>
       <w:pPr>
-        <w:pStyle w:val="Prrafodelista"/>
+        <w:pStyle w:val="ListParagraph"/>
         <w:numPr>
           <w:ilvl w:val="0"/>
           <w:numId w:val="26"/>
@@ -9568,7 +9602,7 @@
     </w:p>
     <w:p>
       <w:pPr>
-        <w:pStyle w:val="Prrafodelista"/>
+        <w:pStyle w:val="ListParagraph"/>
         <w:spacing w:after="240" w:line="360" w:lineRule="auto"/>
         <w:rPr>
           <w:sz w:val="20"/>
@@ -9585,7 +9619,7 @@
     </w:p>
     <w:p>
       <w:pPr>
-        <w:pStyle w:val="Prrafodelista"/>
+        <w:pStyle w:val="ListParagraph"/>
         <w:numPr>
           <w:ilvl w:val="0"/>
           <w:numId w:val="26"/>
@@ -9608,7 +9642,7 @@
     </w:p>
     <w:p>
       <w:pPr>
-        <w:pStyle w:val="Prrafodelista"/>
+        <w:pStyle w:val="ListParagraph"/>
         <w:spacing w:after="240" w:line="360" w:lineRule="auto"/>
         <w:rPr>
           <w:sz w:val="20"/>
@@ -9625,7 +9659,7 @@
     </w:p>
     <w:p>
       <w:pPr>
-        <w:pStyle w:val="Prrafodelista"/>
+        <w:pStyle w:val="ListParagraph"/>
         <w:numPr>
           <w:ilvl w:val="0"/>
           <w:numId w:val="26"/>
@@ -9648,7 +9682,7 @@
     </w:p>
     <w:p>
       <w:pPr>
-        <w:pStyle w:val="Prrafodelista"/>
+        <w:pStyle w:val="ListParagraph"/>
         <w:spacing w:after="240" w:line="360" w:lineRule="auto"/>
         <w:rPr>
           <w:sz w:val="20"/>
@@ -9665,7 +9699,7 @@
     </w:p>
     <w:p>
       <w:pPr>
-        <w:pStyle w:val="Prrafodelista"/>
+        <w:pStyle w:val="ListParagraph"/>
         <w:numPr>
           <w:ilvl w:val="0"/>
           <w:numId w:val="26"/>
@@ -9688,7 +9722,7 @@
     </w:p>
     <w:p>
       <w:pPr>
-        <w:pStyle w:val="Prrafodelista"/>
+        <w:pStyle w:val="ListParagraph"/>
         <w:spacing w:after="240" w:line="360" w:lineRule="auto"/>
         <w:rPr>
           <w:sz w:val="20"/>
@@ -9705,7 +9739,7 @@
     </w:p>
     <w:p>
       <w:pPr>
-        <w:pStyle w:val="Prrafodelista"/>
+        <w:pStyle w:val="ListParagraph"/>
         <w:numPr>
           <w:ilvl w:val="0"/>
           <w:numId w:val="26"/>
@@ -9724,7 +9758,7 @@
     </w:p>
     <w:p>
       <w:pPr>
-        <w:pStyle w:val="Prrafodelista"/>
+        <w:pStyle w:val="ListParagraph"/>
         <w:spacing w:after="240" w:line="360" w:lineRule="auto"/>
       </w:pPr>
       <w:r>
@@ -9909,7 +9943,7 @@
           <w:sz w:val="20"/>
           <w:szCs w:val="20"/>
         </w:rPr>
-        <w:t xml:space="preserve"> de las personas. </w:t>
+        <w:t xml:space="preserve"> de las personas.</w:t>
       </w:r>
     </w:p>
     <w:p>
@@ -10052,7 +10086,7 @@
           </mc:Choice>
           <mc:Fallback>
             <w:pict>
-              <v:shape w14:anchorId="43C6C000" id="Cuadro de texto 3" o:spid="_x0000_s1031" type="#_x0000_t202" style="width:2in;height:2in;visibility:visible;mso-wrap-style:none;mso-left-percent:-10001;mso-top-percent:-10001;mso-position-horizontal:absolute;mso-position-horizontal-relative:char;mso-position-vertical:absolute;mso-position-vertical-relative:line;mso-left-percent:-10001;mso-top-percent:-10001;v-text-anchor:top" o:gfxdata="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" fillcolor="#f79646 [3209]" strokecolor="white [3201]" strokeweight="3pt">
+              <v:shape w14:anchorId="43C6C000" id="Cuadro de texto 3" o:spid="_x0000_s1031" type="#_x0000_t202" style="width:2in;height:2in;visibility:visible;mso-wrap-style:none;mso-left-percent:-10001;mso-top-percent:-10001;mso-position-horizontal:absolute;mso-position-horizontal-relative:char;mso-position-vertical:absolute;mso-position-vertical-relative:line;mso-left-percent:-10001;mso-top-percent:-10001;v-text-anchor:top" o:gfxdata="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" fillcolor="#f79646 [3209]" strokecolor="white [3201]" strokeweight="3pt">
                 <v:shadow on="t" color="black" opacity="24903f" origin=",.5" offset="0,.55556mm"/>
                 <v:textbox style="mso-fit-shape-to-text:t">
                   <w:txbxContent>
@@ -10140,7 +10174,9 @@
       <w:commentRangeEnd w:id="13"/>
       <w:r>
         <w:rPr>
-          <w:rStyle w:val="Refdecomentario"/>
+          <w:rStyle w:val="CommentReference"/>
+          <w:sz w:val="20"/>
+          <w:szCs w:val="20"/>
         </w:rPr>
         <w:commentReference w:id="13"/>
       </w:r>
@@ -10886,14 +10922,16 @@
       <w:commentRangeEnd w:id="14"/>
       <w:r>
         <w:rPr>
-          <w:rStyle w:val="Refdecomentario"/>
+          <w:rStyle w:val="CommentReference"/>
+          <w:sz w:val="20"/>
+          <w:szCs w:val="20"/>
         </w:rPr>
         <w:commentReference w:id="14"/>
       </w:r>
     </w:p>
     <w:p>
       <w:pPr>
-        <w:pStyle w:val="Prrafodelista"/>
+        <w:pStyle w:val="ListParagraph"/>
         <w:numPr>
           <w:ilvl w:val="0"/>
           <w:numId w:val="28"/>
@@ -10919,7 +10957,7 @@
     </w:p>
     <w:p>
       <w:pPr>
-        <w:pStyle w:val="Prrafodelista"/>
+        <w:pStyle w:val="ListParagraph"/>
         <w:spacing w:before="240" w:after="240" w:line="360" w:lineRule="auto"/>
         <w:ind w:left="709"/>
         <w:rPr>
@@ -10937,7 +10975,7 @@
     </w:p>
     <w:p>
       <w:pPr>
-        <w:pStyle w:val="Prrafodelista"/>
+        <w:pStyle w:val="ListParagraph"/>
         <w:spacing w:before="240" w:after="240" w:line="360" w:lineRule="auto"/>
         <w:ind w:left="709"/>
         <w:rPr>
@@ -10948,7 +10986,7 @@
     </w:p>
     <w:p>
       <w:pPr>
-        <w:pStyle w:val="Prrafodelista"/>
+        <w:pStyle w:val="ListParagraph"/>
         <w:numPr>
           <w:ilvl w:val="0"/>
           <w:numId w:val="28"/>
@@ -10974,7 +11012,7 @@
     </w:p>
     <w:p>
       <w:pPr>
-        <w:pStyle w:val="Prrafodelista"/>
+        <w:pStyle w:val="ListParagraph"/>
         <w:spacing w:before="240" w:after="240" w:line="360" w:lineRule="auto"/>
         <w:ind w:left="709"/>
         <w:rPr>
@@ -10992,7 +11030,7 @@
     </w:p>
     <w:p>
       <w:pPr>
-        <w:pStyle w:val="Prrafodelista"/>
+        <w:pStyle w:val="ListParagraph"/>
         <w:spacing w:before="240" w:after="240" w:line="360" w:lineRule="auto"/>
         <w:ind w:left="709"/>
         <w:rPr>
@@ -11003,7 +11041,7 @@
     </w:p>
     <w:p>
       <w:pPr>
-        <w:pStyle w:val="Prrafodelista"/>
+        <w:pStyle w:val="ListParagraph"/>
         <w:numPr>
           <w:ilvl w:val="0"/>
           <w:numId w:val="28"/>
@@ -11029,7 +11067,7 @@
     </w:p>
     <w:p>
       <w:pPr>
-        <w:pStyle w:val="Prrafodelista"/>
+        <w:pStyle w:val="ListParagraph"/>
         <w:spacing w:before="240" w:after="240" w:line="360" w:lineRule="auto"/>
         <w:ind w:left="709"/>
         <w:rPr>
@@ -11047,7 +11085,7 @@
     </w:p>
     <w:p>
       <w:pPr>
-        <w:pStyle w:val="Prrafodelista"/>
+        <w:pStyle w:val="ListParagraph"/>
         <w:spacing w:before="240" w:after="240" w:line="360" w:lineRule="auto"/>
         <w:ind w:left="709"/>
         <w:rPr>
@@ -11058,7 +11096,7 @@
     </w:p>
     <w:p>
       <w:pPr>
-        <w:pStyle w:val="Prrafodelista"/>
+        <w:pStyle w:val="ListParagraph"/>
         <w:spacing w:before="240" w:after="240" w:line="360" w:lineRule="auto"/>
         <w:ind w:left="709"/>
         <w:rPr>
@@ -11069,7 +11107,7 @@
     </w:p>
     <w:p>
       <w:pPr>
-        <w:pStyle w:val="Prrafodelista"/>
+        <w:pStyle w:val="ListParagraph"/>
         <w:spacing w:before="240" w:after="240" w:line="360" w:lineRule="auto"/>
         <w:ind w:left="709"/>
         <w:rPr>
@@ -11080,7 +11118,7 @@
     </w:p>
     <w:p>
       <w:pPr>
-        <w:pStyle w:val="Prrafodelista"/>
+        <w:pStyle w:val="ListParagraph"/>
         <w:spacing w:before="240" w:after="240" w:line="360" w:lineRule="auto"/>
         <w:ind w:left="709"/>
         <w:rPr>
@@ -11091,7 +11129,7 @@
     </w:p>
     <w:p>
       <w:pPr>
-        <w:pStyle w:val="Prrafodelista"/>
+        <w:pStyle w:val="ListParagraph"/>
         <w:numPr>
           <w:ilvl w:val="0"/>
           <w:numId w:val="28"/>
@@ -11118,7 +11156,7 @@
     </w:p>
     <w:p>
       <w:pPr>
-        <w:pStyle w:val="Prrafodelista"/>
+        <w:pStyle w:val="ListParagraph"/>
         <w:spacing w:before="240" w:after="240" w:line="360" w:lineRule="auto"/>
         <w:ind w:left="709"/>
         <w:rPr>
@@ -11136,7 +11174,7 @@
     </w:p>
     <w:p>
       <w:pPr>
-        <w:pStyle w:val="Prrafodelista"/>
+        <w:pStyle w:val="ListParagraph"/>
         <w:spacing w:before="240" w:after="240" w:line="360" w:lineRule="auto"/>
         <w:ind w:left="709"/>
         <w:rPr>
@@ -11147,7 +11185,7 @@
     </w:p>
     <w:p>
       <w:pPr>
-        <w:pStyle w:val="Prrafodelista"/>
+        <w:pStyle w:val="ListParagraph"/>
         <w:numPr>
           <w:ilvl w:val="0"/>
           <w:numId w:val="28"/>
@@ -11173,7 +11211,7 @@
     </w:p>
     <w:p>
       <w:pPr>
-        <w:pStyle w:val="Prrafodelista"/>
+        <w:pStyle w:val="ListParagraph"/>
         <w:spacing w:before="240" w:after="240" w:line="360" w:lineRule="auto"/>
         <w:ind w:left="709"/>
         <w:rPr>
@@ -11191,7 +11229,7 @@
     </w:p>
     <w:p>
       <w:pPr>
-        <w:pStyle w:val="Prrafodelista"/>
+        <w:pStyle w:val="ListParagraph"/>
         <w:spacing w:before="240" w:after="240" w:line="360" w:lineRule="auto"/>
         <w:ind w:left="709"/>
         <w:rPr>
@@ -11202,7 +11240,7 @@
     </w:p>
     <w:p>
       <w:pPr>
-        <w:pStyle w:val="Prrafodelista"/>
+        <w:pStyle w:val="ListParagraph"/>
         <w:numPr>
           <w:ilvl w:val="0"/>
           <w:numId w:val="28"/>
@@ -11224,7 +11262,7 @@
     </w:p>
     <w:p>
       <w:pPr>
-        <w:pStyle w:val="Prrafodelista"/>
+        <w:pStyle w:val="ListParagraph"/>
         <w:spacing w:before="240" w:after="240" w:line="360" w:lineRule="auto"/>
         <w:ind w:left="709"/>
         <w:rPr>
@@ -11321,7 +11359,7 @@
     </w:p>
     <w:p>
       <w:pPr>
-        <w:pStyle w:val="Prrafodelista"/>
+        <w:pStyle w:val="ListParagraph"/>
         <w:numPr>
           <w:ilvl w:val="0"/>
           <w:numId w:val="22"/>
@@ -11412,7 +11450,9 @@
       <w:commentRangeEnd w:id="15"/>
       <w:r>
         <w:rPr>
-          <w:rStyle w:val="Refdecomentario"/>
+          <w:rStyle w:val="CommentReference"/>
+          <w:sz w:val="20"/>
+          <w:szCs w:val="20"/>
         </w:rPr>
         <w:commentReference w:id="15"/>
       </w:r>
@@ -11472,7 +11512,9 @@
       <w:commentRangeEnd w:id="16"/>
       <w:r>
         <w:rPr>
-          <w:rStyle w:val="Refdecomentario"/>
+          <w:rStyle w:val="CommentReference"/>
+          <w:sz w:val="20"/>
+          <w:szCs w:val="20"/>
         </w:rPr>
         <w:commentReference w:id="16"/>
       </w:r>
@@ -11489,7 +11531,7 @@
     </w:p>
     <w:p>
       <w:pPr>
-        <w:pStyle w:val="Prrafodelista"/>
+        <w:pStyle w:val="ListParagraph"/>
         <w:numPr>
           <w:ilvl w:val="0"/>
           <w:numId w:val="29"/>
@@ -11513,7 +11555,7 @@
     </w:p>
     <w:p>
       <w:pPr>
-        <w:pStyle w:val="Prrafodelista"/>
+        <w:pStyle w:val="ListParagraph"/>
         <w:spacing w:before="240" w:after="240" w:line="360" w:lineRule="auto"/>
         <w:rPr>
           <w:sz w:val="20"/>
@@ -11530,7 +11572,7 @@
     </w:p>
     <w:p>
       <w:pPr>
-        <w:pStyle w:val="Prrafodelista"/>
+        <w:pStyle w:val="ListParagraph"/>
         <w:numPr>
           <w:ilvl w:val="0"/>
           <w:numId w:val="29"/>
@@ -11553,7 +11595,7 @@
     </w:p>
     <w:p>
       <w:pPr>
-        <w:pStyle w:val="Prrafodelista"/>
+        <w:pStyle w:val="ListParagraph"/>
         <w:spacing w:before="240" w:after="240" w:line="360" w:lineRule="auto"/>
         <w:rPr>
           <w:sz w:val="20"/>
@@ -11570,7 +11612,7 @@
     </w:p>
     <w:p>
       <w:pPr>
-        <w:pStyle w:val="Prrafodelista"/>
+        <w:pStyle w:val="ListParagraph"/>
         <w:numPr>
           <w:ilvl w:val="0"/>
           <w:numId w:val="29"/>
@@ -11593,7 +11635,7 @@
     </w:p>
     <w:p>
       <w:pPr>
-        <w:pStyle w:val="Prrafodelista"/>
+        <w:pStyle w:val="ListParagraph"/>
         <w:spacing w:before="240" w:after="240" w:line="360" w:lineRule="auto"/>
         <w:rPr>
           <w:sz w:val="20"/>
@@ -11610,7 +11652,7 @@
     </w:p>
     <w:p>
       <w:pPr>
-        <w:pStyle w:val="Prrafodelista"/>
+        <w:pStyle w:val="ListParagraph"/>
         <w:numPr>
           <w:ilvl w:val="0"/>
           <w:numId w:val="29"/>
@@ -11633,7 +11675,7 @@
     </w:p>
     <w:p>
       <w:pPr>
-        <w:pStyle w:val="Prrafodelista"/>
+        <w:pStyle w:val="ListParagraph"/>
         <w:spacing w:before="240" w:after="240" w:line="360" w:lineRule="auto"/>
         <w:rPr>
           <w:sz w:val="20"/>
@@ -11669,7 +11711,6 @@
         <w:t xml:space="preserve"> </w:t>
       </w:r>
       <w:bookmarkStart w:id="17" w:name="_Int_JAhyDpHp"/>
-      <w:proofErr w:type="spellStart"/>
       <w:r>
         <w:rPr>
           <w:sz w:val="20"/>
@@ -11678,7 +11719,6 @@
         <w:t>publica</w:t>
       </w:r>
       <w:bookmarkEnd w:id="17"/>
-      <w:proofErr w:type="spellEnd"/>
       <w:r>
         <w:rPr>
           <w:sz w:val="20"/>
@@ -11696,7 +11736,7 @@
     </w:p>
     <w:p>
       <w:pPr>
-        <w:pStyle w:val="Prrafodelista"/>
+        <w:pStyle w:val="ListParagraph"/>
         <w:numPr>
           <w:ilvl w:val="0"/>
           <w:numId w:val="29"/>
@@ -11719,7 +11759,7 @@
     </w:p>
     <w:p>
       <w:pPr>
-        <w:pStyle w:val="Prrafodelista"/>
+        <w:pStyle w:val="ListParagraph"/>
         <w:spacing w:before="240" w:after="240" w:line="360" w:lineRule="auto"/>
         <w:rPr>
           <w:sz w:val="20"/>
@@ -11757,7 +11797,7 @@
     </w:p>
     <w:p>
       <w:pPr>
-        <w:pStyle w:val="Prrafodelista"/>
+        <w:pStyle w:val="ListParagraph"/>
         <w:numPr>
           <w:ilvl w:val="0"/>
           <w:numId w:val="29"/>
@@ -11776,7 +11816,7 @@
     </w:p>
     <w:p>
       <w:pPr>
-        <w:pStyle w:val="Prrafodelista"/>
+        <w:pStyle w:val="ListParagraph"/>
         <w:spacing w:before="240" w:after="240" w:line="360" w:lineRule="auto"/>
       </w:pPr>
       <w:r>
@@ -11910,7 +11950,7 @@
     </w:p>
     <w:p>
       <w:pPr>
-        <w:pStyle w:val="Prrafodelista"/>
+        <w:pStyle w:val="ListParagraph"/>
         <w:numPr>
           <w:ilvl w:val="0"/>
           <w:numId w:val="22"/>
@@ -13958,7 +13998,10 @@
       <w:commentRangeEnd w:id="18"/>
       <w:r>
         <w:rPr>
-          <w:rStyle w:val="Refdecomentario"/>
+          <w:rStyle w:val="CommentReference"/>
+          <w:color w:val="000000" w:themeColor="text1"/>
+          <w:sz w:val="20"/>
+          <w:szCs w:val="20"/>
         </w:rPr>
         <w:commentReference w:id="18"/>
       </w:r>
@@ -13982,7 +14025,7 @@
     </w:p>
     <w:p>
       <w:pPr>
-        <w:pStyle w:val="Prrafodelista"/>
+        <w:pStyle w:val="ListParagraph"/>
         <w:numPr>
           <w:ilvl w:val="0"/>
           <w:numId w:val="30"/>
@@ -14024,7 +14067,7 @@
     </w:p>
     <w:p>
       <w:pPr>
-        <w:pStyle w:val="Prrafodelista"/>
+        <w:pStyle w:val="ListParagraph"/>
         <w:pBdr>
           <w:top w:val="nil"/>
           <w:left w:val="nil"/>
@@ -14213,7 +14256,7 @@
     </w:p>
     <w:p>
       <w:pPr>
-        <w:pStyle w:val="Prrafodelista"/>
+        <w:pStyle w:val="ListParagraph"/>
         <w:numPr>
           <w:ilvl w:val="0"/>
           <w:numId w:val="30"/>
@@ -14256,7 +14299,7 @@
     </w:p>
     <w:p>
       <w:pPr>
-        <w:pStyle w:val="Prrafodelista"/>
+        <w:pStyle w:val="ListParagraph"/>
         <w:pBdr>
           <w:top w:val="nil"/>
           <w:left w:val="nil"/>
@@ -14516,7 +14559,7 @@
           </mc:Choice>
           <mc:Fallback>
             <w:pict>
-              <v:shape w14:anchorId="06E033F2" id="Cuadro de texto 6" o:spid="_x0000_s1032" type="#_x0000_t202" style="width:2in;height:2in;visibility:visible;mso-wrap-style:none;mso-left-percent:-10001;mso-top-percent:-10001;mso-position-horizontal:absolute;mso-position-horizontal-relative:char;mso-position-vertical:absolute;mso-position-vertical-relative:line;mso-left-percent:-10001;mso-top-percent:-10001;v-text-anchor:top" o:gfxdata="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" fillcolor="#4bacc6 [3208]" strokecolor="white [3201]" strokeweight="3pt">
+              <v:shape w14:anchorId="06E033F2" id="Cuadro de texto 6" o:spid="_x0000_s1032" type="#_x0000_t202" style="width:2in;height:2in;visibility:visible;mso-wrap-style:none;mso-left-percent:-10001;mso-top-percent:-10001;mso-position-horizontal:absolute;mso-position-horizontal-relative:char;mso-position-vertical:absolute;mso-position-vertical-relative:line;mso-left-percent:-10001;mso-top-percent:-10001;v-text-anchor:top" o:gfxdata="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" fillcolor="#4bacc6 [3208]" strokecolor="white [3201]" strokeweight="3pt">
                 <v:shadow on="t" color="black" opacity="24903f" origin=",.5" offset="0,.55556mm"/>
                 <v:textbox style="mso-fit-shape-to-text:t">
                   <w:txbxContent>
@@ -14727,26 +14770,35 @@
           </wp:inline>
         </w:drawing>
       </w:r>
+      <w:commentRangeEnd w:id="21"/>
+      <w:r>
+        <w:rPr>
+          <w:rStyle w:val="CommentReference"/>
+          <w:color w:val="000000" w:themeColor="text1"/>
+          <w:sz w:val="20"/>
+          <w:szCs w:val="20"/>
+        </w:rPr>
+        <w:commentReference w:id="21"/>
+      </w:r>
+      <w:commentRangeEnd w:id="20"/>
+      <w:r>
+        <w:rPr>
+          <w:rStyle w:val="CommentReference"/>
+          <w:color w:val="000000" w:themeColor="text1"/>
+          <w:sz w:val="20"/>
+          <w:szCs w:val="20"/>
+        </w:rPr>
+        <w:commentReference w:id="20"/>
+      </w:r>
       <w:commentRangeEnd w:id="19"/>
-      <w:commentRangeEnd w:id="20"/>
-      <w:commentRangeEnd w:id="21"/>
-      <w:r>
-        <w:rPr>
-          <w:rStyle w:val="Refdecomentario"/>
+      <w:r>
+        <w:rPr>
+          <w:rStyle w:val="CommentReference"/>
+          <w:color w:val="000000" w:themeColor="text1"/>
+          <w:sz w:val="20"/>
+          <w:szCs w:val="20"/>
         </w:rPr>
         <w:commentReference w:id="19"/>
-      </w:r>
-      <w:r>
-        <w:rPr>
-          <w:rStyle w:val="Refdecomentario"/>
-        </w:rPr>
-        <w:commentReference w:id="20"/>
-      </w:r>
-      <w:r>
-        <w:rPr>
-          <w:rStyle w:val="Refdecomentario"/>
-        </w:rPr>
-        <w:commentReference w:id="21"/>
       </w:r>
     </w:p>
     <w:p>
@@ -14793,7 +14845,10 @@
       <w:commentRangeEnd w:id="22"/>
       <w:r>
         <w:rPr>
-          <w:rStyle w:val="Refdecomentario"/>
+          <w:rStyle w:val="CommentReference"/>
+          <w:color w:val="000000" w:themeColor="text1"/>
+          <w:sz w:val="20"/>
+          <w:szCs w:val="20"/>
         </w:rPr>
         <w:commentReference w:id="22"/>
       </w:r>
@@ -14817,7 +14872,7 @@
     </w:p>
     <w:p>
       <w:pPr>
-        <w:pStyle w:val="Prrafodelista"/>
+        <w:pStyle w:val="ListParagraph"/>
         <w:numPr>
           <w:ilvl w:val="0"/>
           <w:numId w:val="31"/>
@@ -14859,7 +14914,7 @@
     </w:p>
     <w:p>
       <w:pPr>
-        <w:pStyle w:val="Prrafodelista"/>
+        <w:pStyle w:val="ListParagraph"/>
         <w:pBdr>
           <w:top w:val="nil"/>
           <w:left w:val="nil"/>
@@ -15103,7 +15158,7 @@
     </w:p>
     <w:p>
       <w:pPr>
-        <w:pStyle w:val="Prrafodelista"/>
+        <w:pStyle w:val="ListParagraph"/>
         <w:numPr>
           <w:ilvl w:val="0"/>
           <w:numId w:val="31"/>
@@ -15145,7 +15200,7 @@
     </w:p>
     <w:p>
       <w:pPr>
-        <w:pStyle w:val="Prrafodelista"/>
+        <w:pStyle w:val="ListParagraph"/>
         <w:pBdr>
           <w:top w:val="nil"/>
           <w:left w:val="nil"/>
@@ -16239,7 +16294,9 @@
       <w:commentRangeEnd w:id="23"/>
       <w:r>
         <w:rPr>
-          <w:rStyle w:val="Refdecomentario"/>
+          <w:rStyle w:val="CommentReference"/>
+          <w:sz w:val="20"/>
+          <w:szCs w:val="20"/>
         </w:rPr>
         <w:commentReference w:id="23"/>
       </w:r>
@@ -16257,7 +16314,7 @@
     </w:p>
     <w:p>
       <w:pPr>
-        <w:pStyle w:val="Prrafodelista"/>
+        <w:pStyle w:val="ListParagraph"/>
         <w:numPr>
           <w:ilvl w:val="0"/>
           <w:numId w:val="32"/>
@@ -16280,7 +16337,7 @@
     </w:p>
     <w:p>
       <w:pPr>
-        <w:pStyle w:val="Prrafodelista"/>
+        <w:pStyle w:val="ListParagraph"/>
         <w:spacing w:line="360" w:lineRule="auto"/>
         <w:rPr>
           <w:sz w:val="20"/>
@@ -16339,7 +16396,7 @@
     </w:p>
     <w:p>
       <w:pPr>
-        <w:pStyle w:val="Prrafodelista"/>
+        <w:pStyle w:val="ListParagraph"/>
         <w:numPr>
           <w:ilvl w:val="0"/>
           <w:numId w:val="32"/>
@@ -16362,7 +16419,7 @@
     </w:p>
     <w:p>
       <w:pPr>
-        <w:pStyle w:val="Prrafodelista"/>
+        <w:pStyle w:val="ListParagraph"/>
         <w:spacing w:line="360" w:lineRule="auto"/>
         <w:rPr>
           <w:sz w:val="20"/>
@@ -16379,7 +16436,7 @@
     </w:p>
     <w:p>
       <w:pPr>
-        <w:pStyle w:val="Prrafodelista"/>
+        <w:pStyle w:val="ListParagraph"/>
         <w:numPr>
           <w:ilvl w:val="0"/>
           <w:numId w:val="32"/>
@@ -16402,7 +16459,7 @@
     </w:p>
     <w:p>
       <w:pPr>
-        <w:pStyle w:val="Prrafodelista"/>
+        <w:pStyle w:val="ListParagraph"/>
         <w:spacing w:line="360" w:lineRule="auto"/>
         <w:rPr>
           <w:sz w:val="20"/>
@@ -16426,7 +16483,7 @@
     </w:p>
     <w:p>
       <w:pPr>
-        <w:pStyle w:val="Prrafodelista"/>
+        <w:pStyle w:val="ListParagraph"/>
         <w:numPr>
           <w:ilvl w:val="0"/>
           <w:numId w:val="32"/>
@@ -16449,7 +16506,7 @@
     </w:p>
     <w:p>
       <w:pPr>
-        <w:pStyle w:val="Prrafodelista"/>
+        <w:pStyle w:val="ListParagraph"/>
         <w:spacing w:line="360" w:lineRule="auto"/>
         <w:rPr>
           <w:sz w:val="20"/>
@@ -16466,7 +16523,7 @@
     </w:p>
     <w:p>
       <w:pPr>
-        <w:pStyle w:val="Prrafodelista"/>
+        <w:pStyle w:val="ListParagraph"/>
         <w:numPr>
           <w:ilvl w:val="0"/>
           <w:numId w:val="32"/>
@@ -16489,7 +16546,7 @@
     </w:p>
     <w:p>
       <w:pPr>
-        <w:pStyle w:val="Prrafodelista"/>
+        <w:pStyle w:val="ListParagraph"/>
         <w:spacing w:line="360" w:lineRule="auto"/>
         <w:rPr>
           <w:sz w:val="20"/>
@@ -16506,7 +16563,7 @@
     </w:p>
     <w:p>
       <w:pPr>
-        <w:pStyle w:val="Prrafodelista"/>
+        <w:pStyle w:val="ListParagraph"/>
         <w:numPr>
           <w:ilvl w:val="0"/>
           <w:numId w:val="32"/>
@@ -16529,7 +16586,7 @@
     </w:p>
     <w:p>
       <w:pPr>
-        <w:pStyle w:val="Prrafodelista"/>
+        <w:pStyle w:val="ListParagraph"/>
         <w:spacing w:line="360" w:lineRule="auto"/>
         <w:rPr>
           <w:sz w:val="20"/>
@@ -16546,7 +16603,7 @@
     </w:p>
     <w:p>
       <w:pPr>
-        <w:pStyle w:val="Prrafodelista"/>
+        <w:pStyle w:val="ListParagraph"/>
         <w:numPr>
           <w:ilvl w:val="0"/>
           <w:numId w:val="32"/>
@@ -16569,7 +16626,7 @@
     </w:p>
     <w:p>
       <w:pPr>
-        <w:pStyle w:val="Prrafodelista"/>
+        <w:pStyle w:val="ListParagraph"/>
         <w:spacing w:line="360" w:lineRule="auto"/>
         <w:rPr>
           <w:sz w:val="20"/>
@@ -16625,7 +16682,7 @@
     </w:p>
     <w:p>
       <w:pPr>
-        <w:pStyle w:val="Prrafodelista"/>
+        <w:pStyle w:val="ListParagraph"/>
         <w:numPr>
           <w:ilvl w:val="0"/>
           <w:numId w:val="22"/>
@@ -17851,7 +17908,7 @@
     </w:p>
     <w:p>
       <w:pPr>
-        <w:pStyle w:val="Prrafodelista"/>
+        <w:pStyle w:val="ListParagraph"/>
         <w:numPr>
           <w:ilvl w:val="0"/>
           <w:numId w:val="22"/>
@@ -18048,7 +18105,9 @@
       <w:commentRangeEnd w:id="24"/>
       <w:r>
         <w:rPr>
-          <w:rStyle w:val="Refdecomentario"/>
+          <w:rStyle w:val="CommentReference"/>
+          <w:sz w:val="20"/>
+          <w:szCs w:val="20"/>
         </w:rPr>
         <w:commentReference w:id="24"/>
       </w:r>
@@ -18267,7 +18326,7 @@
           </mc:Choice>
           <mc:Fallback>
             <w:pict>
-              <v:group w14:anchorId="2C1F251A" id="Grupo 1" o:spid="_x0000_s1033" style="width:381.95pt;height:113.15pt;mso-position-horizontal-relative:char;mso-position-vertical-relative:line" coordsize="49942,12255" o:gfxdata="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">
+              <v:group w14:anchorId="2C1F251A" id="Grupo 1" o:spid="_x0000_s1033" style="width:381.95pt;height:113.15pt;mso-position-horizontal-relative:char;mso-position-vertical-relative:line" coordsize="49942,12255" o:gfxdata="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">
                 <v:shapetype id="_x0000_t13" coordsize="21600,21600" o:spt="13" adj="16200,5400" path="m@0,l@0@1,0@1,0@2@0@2@0,21600,21600,10800xe">
                   <v:stroke joinstyle="miter"/>
                   <v:formulas>
@@ -18382,7 +18441,7 @@
     </w:p>
     <w:p>
       <w:pPr>
-        <w:pStyle w:val="Prrafodelista"/>
+        <w:pStyle w:val="ListParagraph"/>
         <w:numPr>
           <w:ilvl w:val="0"/>
           <w:numId w:val="33"/>
@@ -18407,7 +18466,7 @@
     </w:p>
     <w:p>
       <w:pPr>
-        <w:pStyle w:val="Prrafodelista"/>
+        <w:pStyle w:val="ListParagraph"/>
         <w:spacing w:line="360" w:lineRule="auto"/>
         <w:rPr>
           <w:sz w:val="20"/>
@@ -18424,7 +18483,7 @@
     </w:p>
     <w:p>
       <w:pPr>
-        <w:pStyle w:val="Prrafodelista"/>
+        <w:pStyle w:val="ListParagraph"/>
         <w:numPr>
           <w:ilvl w:val="0"/>
           <w:numId w:val="33"/>
@@ -18449,7 +18508,7 @@
     </w:p>
     <w:p>
       <w:pPr>
-        <w:pStyle w:val="Prrafodelista"/>
+        <w:pStyle w:val="ListParagraph"/>
         <w:spacing w:line="360" w:lineRule="auto"/>
         <w:rPr>
           <w:sz w:val="20"/>
@@ -18466,7 +18525,7 @@
     </w:p>
     <w:p>
       <w:pPr>
-        <w:pStyle w:val="Prrafodelista"/>
+        <w:pStyle w:val="ListParagraph"/>
         <w:numPr>
           <w:ilvl w:val="0"/>
           <w:numId w:val="33"/>
@@ -18491,7 +18550,7 @@
     </w:p>
     <w:p>
       <w:pPr>
-        <w:pStyle w:val="Prrafodelista"/>
+        <w:pStyle w:val="ListParagraph"/>
         <w:spacing w:line="360" w:lineRule="auto"/>
         <w:rPr>
           <w:sz w:val="20"/>
@@ -18530,7 +18589,7 @@
     </w:p>
     <w:p>
       <w:pPr>
-        <w:pStyle w:val="Prrafodelista"/>
+        <w:pStyle w:val="ListParagraph"/>
         <w:numPr>
           <w:ilvl w:val="0"/>
           <w:numId w:val="22"/>
@@ -18663,7 +18722,7 @@
     </w:p>
     <w:p>
       <w:pPr>
-        <w:pStyle w:val="Prrafodelista"/>
+        <w:pStyle w:val="ListParagraph"/>
         <w:numPr>
           <w:ilvl w:val="0"/>
           <w:numId w:val="32"/>
@@ -18699,7 +18758,7 @@
     </w:p>
     <w:p>
       <w:pPr>
-        <w:pStyle w:val="Prrafodelista"/>
+        <w:pStyle w:val="ListParagraph"/>
         <w:numPr>
           <w:ilvl w:val="0"/>
           <w:numId w:val="32"/>
@@ -18734,7 +18793,7 @@
     </w:p>
     <w:p>
       <w:pPr>
-        <w:pStyle w:val="Prrafodelista"/>
+        <w:pStyle w:val="ListParagraph"/>
         <w:numPr>
           <w:ilvl w:val="0"/>
           <w:numId w:val="32"/>
@@ -18769,7 +18828,7 @@
     </w:p>
     <w:p>
       <w:pPr>
-        <w:pStyle w:val="Prrafodelista"/>
+        <w:pStyle w:val="ListParagraph"/>
         <w:numPr>
           <w:ilvl w:val="0"/>
           <w:numId w:val="32"/>
@@ -18886,7 +18945,7 @@
           </mc:Choice>
           <mc:Fallback>
             <w:pict>
-              <v:shape w14:anchorId="01E3630D" id="Cuadro de texto 8" o:spid="_x0000_s1037" type="#_x0000_t202" style="width:2in;height:2in;visibility:visible;mso-wrap-style:none;mso-left-percent:-10001;mso-top-percent:-10001;mso-position-horizontal:absolute;mso-position-horizontal-relative:char;mso-position-vertical:absolute;mso-position-vertical-relative:line;mso-left-percent:-10001;mso-top-percent:-10001;v-text-anchor:top" o:gfxdata="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" fillcolor="#4bacc6 [3208]" strokecolor="white [3201]" strokeweight="3pt">
+              <v:shape w14:anchorId="01E3630D" id="Cuadro de texto 8" o:spid="_x0000_s1037" type="#_x0000_t202" style="width:2in;height:2in;visibility:visible;mso-wrap-style:none;mso-left-percent:-10001;mso-top-percent:-10001;mso-position-horizontal:absolute;mso-position-horizontal-relative:char;mso-position-vertical:absolute;mso-position-vertical-relative:line;mso-left-percent:-10001;mso-top-percent:-10001;v-text-anchor:top" o:gfxdata="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" fillcolor="#4bacc6 [3208]" strokecolor="white [3201]" strokeweight="3pt">
                 <v:shadow on="t" color="black" opacity="24903f" origin=",.5" offset="0,.55556mm"/>
                 <v:textbox style="mso-fit-shape-to-text:t">
                   <w:txbxContent>
@@ -18917,7 +18976,7 @@
     </w:p>
     <w:p>
       <w:pPr>
-        <w:pStyle w:val="Prrafodelista"/>
+        <w:pStyle w:val="ListParagraph"/>
         <w:numPr>
           <w:ilvl w:val="0"/>
           <w:numId w:val="22"/>
@@ -20118,7 +20177,7 @@
           </mc:Choice>
           <mc:Fallback>
             <w:pict>
-              <v:group w14:anchorId="16204B5C" id="_x0000_s1038" style="width:379.5pt;height:240.5pt;mso-position-horizontal-relative:char;mso-position-vertical-relative:line" coordsize="48196,30543" o:gfxdata="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">
+              <v:group w14:anchorId="16204B5C" id="_x0000_s1038" style="width:379.5pt;height:240.5pt;mso-position-horizontal-relative:char;mso-position-vertical-relative:line" coordsize="48196,30543" o:gfxdata="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">
                 <v:rect id="Rectángulo 430105347" o:spid="_x0000_s1039" style="position:absolute;left:4191;width:38100;height:6540;visibility:visible;mso-wrap-style:square;v-text-anchor:middle" o:gfxdata="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" fillcolor="#4f81bd [3204]" strokecolor="#243f60 [1604]" strokeweight="2pt">
                   <v:textbox>
                     <w:txbxContent>
@@ -20333,7 +20392,9 @@
       <w:commentRangeEnd w:id="26"/>
       <w:r>
         <w:rPr>
-          <w:rStyle w:val="Refdecomentario"/>
+          <w:rStyle w:val="CommentReference"/>
+          <w:sz w:val="20"/>
+          <w:szCs w:val="20"/>
         </w:rPr>
         <w:commentReference w:id="26"/>
       </w:r>
@@ -20397,7 +20458,9 @@
       <w:commentRangeEnd w:id="27"/>
       <w:r>
         <w:rPr>
-          <w:rStyle w:val="Refdecomentario"/>
+          <w:rStyle w:val="CommentReference"/>
+          <w:sz w:val="20"/>
+          <w:szCs w:val="20"/>
         </w:rPr>
         <w:commentReference w:id="27"/>
       </w:r>
@@ -20413,7 +20476,7 @@
     </w:p>
     <w:p>
       <w:pPr>
-        <w:pStyle w:val="Prrafodelista"/>
+        <w:pStyle w:val="ListParagraph"/>
         <w:numPr>
           <w:ilvl w:val="0"/>
           <w:numId w:val="34"/>
@@ -20452,7 +20515,7 @@
     </w:p>
     <w:p>
       <w:pPr>
-        <w:pStyle w:val="Prrafodelista"/>
+        <w:pStyle w:val="ListParagraph"/>
         <w:spacing w:line="360" w:lineRule="auto"/>
         <w:rPr>
           <w:sz w:val="20"/>
@@ -20513,7 +20576,7 @@
     </w:p>
     <w:p>
       <w:pPr>
-        <w:pStyle w:val="Prrafodelista"/>
+        <w:pStyle w:val="ListParagraph"/>
         <w:numPr>
           <w:ilvl w:val="0"/>
           <w:numId w:val="34"/>
@@ -20545,7 +20608,7 @@
     </w:p>
     <w:p>
       <w:pPr>
-        <w:pStyle w:val="Prrafodelista"/>
+        <w:pStyle w:val="ListParagraph"/>
         <w:spacing w:line="360" w:lineRule="auto"/>
         <w:rPr>
           <w:sz w:val="20"/>
@@ -20648,7 +20711,7 @@
     </w:p>
     <w:p>
       <w:pPr>
-        <w:pStyle w:val="Prrafodelista"/>
+        <w:pStyle w:val="ListParagraph"/>
         <w:numPr>
           <w:ilvl w:val="0"/>
           <w:numId w:val="34"/>
@@ -20680,7 +20743,7 @@
     </w:p>
     <w:p>
       <w:pPr>
-        <w:pStyle w:val="Prrafodelista"/>
+        <w:pStyle w:val="ListParagraph"/>
         <w:spacing w:line="360" w:lineRule="auto"/>
         <w:rPr>
           <w:sz w:val="20"/>
@@ -21744,7 +21807,10 @@
       <w:commentRangeEnd w:id="28"/>
       <w:r>
         <w:rPr>
-          <w:rStyle w:val="Refdecomentario"/>
+          <w:rStyle w:val="CommentReference"/>
+          <w:color w:val="000000" w:themeColor="text1"/>
+          <w:sz w:val="20"/>
+          <w:szCs w:val="20"/>
         </w:rPr>
         <w:commentReference w:id="28"/>
       </w:r>
@@ -21768,7 +21834,7 @@
     </w:p>
     <w:p>
       <w:pPr>
-        <w:pStyle w:val="Prrafodelista"/>
+        <w:pStyle w:val="ListParagraph"/>
         <w:numPr>
           <w:ilvl w:val="2"/>
           <w:numId w:val="15"/>
@@ -21803,7 +21869,7 @@
     </w:p>
     <w:p>
       <w:pPr>
-        <w:pStyle w:val="Prrafodelista"/>
+        <w:pStyle w:val="ListParagraph"/>
         <w:pBdr>
           <w:top w:val="nil"/>
           <w:left w:val="nil"/>
@@ -21829,7 +21895,7 @@
     </w:p>
     <w:p>
       <w:pPr>
-        <w:pStyle w:val="Prrafodelista"/>
+        <w:pStyle w:val="ListParagraph"/>
         <w:numPr>
           <w:ilvl w:val="0"/>
           <w:numId w:val="15"/>
@@ -21863,7 +21929,7 @@
     </w:p>
     <w:p>
       <w:pPr>
-        <w:pStyle w:val="Prrafodelista"/>
+        <w:pStyle w:val="ListParagraph"/>
         <w:pBdr>
           <w:top w:val="nil"/>
           <w:left w:val="nil"/>
@@ -21889,7 +21955,7 @@
     </w:p>
     <w:p>
       <w:pPr>
-        <w:pStyle w:val="Prrafodelista"/>
+        <w:pStyle w:val="ListParagraph"/>
         <w:numPr>
           <w:ilvl w:val="0"/>
           <w:numId w:val="15"/>
@@ -21923,7 +21989,7 @@
     </w:p>
     <w:p>
       <w:pPr>
-        <w:pStyle w:val="Prrafodelista"/>
+        <w:pStyle w:val="ListParagraph"/>
         <w:pBdr>
           <w:top w:val="nil"/>
           <w:left w:val="nil"/>
@@ -21949,7 +22015,7 @@
     </w:p>
     <w:p>
       <w:pPr>
-        <w:pStyle w:val="Prrafodelista"/>
+        <w:pStyle w:val="ListParagraph"/>
         <w:numPr>
           <w:ilvl w:val="0"/>
           <w:numId w:val="15"/>
@@ -21983,7 +22049,7 @@
     </w:p>
     <w:p>
       <w:pPr>
-        <w:pStyle w:val="Prrafodelista"/>
+        <w:pStyle w:val="ListParagraph"/>
         <w:pBdr>
           <w:top w:val="nil"/>
           <w:left w:val="nil"/>
@@ -22026,7 +22092,7 @@
     </w:p>
     <w:tbl>
       <w:tblPr>
-        <w:tblStyle w:val="Tablaconcuadrcula"/>
+        <w:tblStyle w:val="TableGrid"/>
         <w:tblW w:w="0" w:type="auto"/>
         <w:tblInd w:w="567" w:type="dxa"/>
         <w:shd w:val="clear" w:color="auto" w:fill="4F81BD" w:themeFill="accent1"/>
@@ -22281,7 +22347,11 @@
       <w:commentRangeEnd w:id="29"/>
       <w:r>
         <w:rPr>
-          <w:rStyle w:val="Refdecomentario"/>
+          <w:rStyle w:val="CommentReference"/>
+          <w:b/>
+          <w:bCs/>
+          <w:sz w:val="20"/>
+          <w:szCs w:val="20"/>
         </w:rPr>
         <w:commentReference w:id="29"/>
       </w:r>
@@ -22297,7 +22367,7 @@
     </w:p>
     <w:p>
       <w:pPr>
-        <w:pStyle w:val="Prrafodelista"/>
+        <w:pStyle w:val="ListParagraph"/>
         <w:numPr>
           <w:ilvl w:val="0"/>
           <w:numId w:val="36"/>
@@ -22322,7 +22392,7 @@
     </w:p>
     <w:p>
       <w:pPr>
-        <w:pStyle w:val="Prrafodelista"/>
+        <w:pStyle w:val="ListParagraph"/>
         <w:spacing w:line="360" w:lineRule="auto"/>
         <w:rPr>
           <w:sz w:val="20"/>
@@ -22339,7 +22409,7 @@
     </w:p>
     <w:p>
       <w:pPr>
-        <w:pStyle w:val="Prrafodelista"/>
+        <w:pStyle w:val="ListParagraph"/>
         <w:numPr>
           <w:ilvl w:val="0"/>
           <w:numId w:val="36"/>
@@ -22364,7 +22434,7 @@
     </w:p>
     <w:p>
       <w:pPr>
-        <w:pStyle w:val="Prrafodelista"/>
+        <w:pStyle w:val="ListParagraph"/>
         <w:spacing w:line="360" w:lineRule="auto"/>
         <w:rPr>
           <w:sz w:val="20"/>
@@ -22381,7 +22451,7 @@
     </w:p>
     <w:p>
       <w:pPr>
-        <w:pStyle w:val="Prrafodelista"/>
+        <w:pStyle w:val="ListParagraph"/>
         <w:numPr>
           <w:ilvl w:val="0"/>
           <w:numId w:val="36"/>
@@ -22406,7 +22476,7 @@
     </w:p>
     <w:p>
       <w:pPr>
-        <w:pStyle w:val="Prrafodelista"/>
+        <w:pStyle w:val="ListParagraph"/>
         <w:spacing w:line="360" w:lineRule="auto"/>
         <w:rPr>
           <w:sz w:val="20"/>
@@ -22432,7 +22502,7 @@
     </w:p>
     <w:tbl>
       <w:tblPr>
-        <w:tblStyle w:val="Tablaconcuadrcula"/>
+        <w:tblStyle w:val="TableGrid"/>
         <w:tblW w:w="0" w:type="auto"/>
         <w:tblInd w:w="284" w:type="dxa"/>
         <w:shd w:val="clear" w:color="auto" w:fill="4F81BD" w:themeFill="accent1"/>
@@ -22722,7 +22792,9 @@
       <w:commentRangeEnd w:id="30"/>
       <w:r>
         <w:rPr>
-          <w:rStyle w:val="Refdecomentario"/>
+          <w:rStyle w:val="CommentReference"/>
+          <w:sz w:val="22"/>
+          <w:szCs w:val="22"/>
         </w:rPr>
         <w:commentReference w:id="30"/>
       </w:r>
@@ -22738,7 +22810,7 @@
     </w:p>
     <w:p>
       <w:pPr>
-        <w:pStyle w:val="Prrafodelista"/>
+        <w:pStyle w:val="ListParagraph"/>
         <w:numPr>
           <w:ilvl w:val="0"/>
           <w:numId w:val="37"/>
@@ -22848,7 +22920,7 @@
     </w:p>
     <w:p>
       <w:pPr>
-        <w:pStyle w:val="Prrafodelista"/>
+        <w:pStyle w:val="ListParagraph"/>
         <w:numPr>
           <w:ilvl w:val="0"/>
           <w:numId w:val="37"/>
@@ -23055,7 +23127,7 @@
     </w:p>
     <w:p>
       <w:pPr>
-        <w:pStyle w:val="Prrafodelista"/>
+        <w:pStyle w:val="ListParagraph"/>
         <w:numPr>
           <w:ilvl w:val="0"/>
           <w:numId w:val="37"/>
@@ -23129,7 +23201,7 @@
     </w:p>
     <w:p>
       <w:pPr>
-        <w:pStyle w:val="Prrafodelista"/>
+        <w:pStyle w:val="ListParagraph"/>
         <w:numPr>
           <w:ilvl w:val="0"/>
           <w:numId w:val="37"/>
@@ -23238,7 +23310,7 @@
     </w:p>
     <w:p>
       <w:pPr>
-        <w:pStyle w:val="Prrafodelista"/>
+        <w:pStyle w:val="ListParagraph"/>
         <w:numPr>
           <w:ilvl w:val="0"/>
           <w:numId w:val="37"/>
@@ -23312,7 +23384,7 @@
     </w:p>
     <w:p>
       <w:pPr>
-        <w:pStyle w:val="Prrafodelista"/>
+        <w:pStyle w:val="ListParagraph"/>
         <w:numPr>
           <w:ilvl w:val="0"/>
           <w:numId w:val="37"/>
@@ -23807,39 +23879,7 @@
                                   <w:color w:val="FFFFFF" w:themeColor="light1"/>
                                   <w:lang w:val="es-ES_tradnl"/>
                                 </w:rPr>
-                                <w:t xml:space="preserve">la información que resulta </w:t>
-                              </w:r>
-                              <w:proofErr w:type="spellStart"/>
-                              <w:r>
-                                <w:rPr>
-                                  <w:color w:val="FFFFFF" w:themeColor="light1"/>
-                                  <w:lang w:val="es-ES_tradnl"/>
-                                </w:rPr>
-                                <w:t>dificil</w:t>
-                              </w:r>
-                              <w:proofErr w:type="spellEnd"/>
-                              <w:r>
-                                <w:rPr>
-                                  <w:color w:val="FFFFFF" w:themeColor="light1"/>
-                                  <w:lang w:val="es-ES_tradnl"/>
-                                </w:rPr>
-                                <w:t xml:space="preserve"> de comprender debido al uso de </w:t>
-                              </w:r>
-                              <w:proofErr w:type="spellStart"/>
-                              <w:r>
-                                <w:rPr>
-                                  <w:color w:val="FFFFFF" w:themeColor="light1"/>
-                                  <w:lang w:val="es-ES_tradnl"/>
-                                </w:rPr>
-                                <w:t>tecnisismos</w:t>
-                              </w:r>
-                              <w:proofErr w:type="spellEnd"/>
-                              <w:r>
-                                <w:rPr>
-                                  <w:color w:val="FFFFFF" w:themeColor="light1"/>
-                                  <w:lang w:val="es-ES_tradnl"/>
-                                </w:rPr>
-                                <w:t xml:space="preserve"> o instrucciones pocos claras. </w:t>
+                                <w:t xml:space="preserve">la información que resulta dificil de comprender debido al uso de tecnisismos o instrucciones pocos claras. </w:t>
                               </w:r>
                             </w:p>
                           </w:txbxContent>
@@ -23854,7 +23894,7 @@
           </mc:Choice>
           <mc:Fallback>
             <w:pict>
-              <v:group w14:anchorId="043121DD" id="_x0000_s1050" style="width:520pt;height:199.8pt;mso-position-horizontal-relative:char;mso-position-vertical-relative:line" coordsize="66040,25376" o:gfxdata="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">
+              <v:group w14:anchorId="043121DD" id="_x0000_s1050" style="width:520pt;height:199.8pt;mso-position-horizontal-relative:char;mso-position-vertical-relative:line" coordsize="66040,25376" o:gfxdata="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">
                 <v:shapetype id="_x0000_t75" coordsize="21600,21600" o:spt="75" o:preferrelative="t" path="m@4@5l@4@11@9@11@9@5xe" filled="f" stroked="f">
                   <v:stroke joinstyle="miter"/>
                   <v:formulas>
@@ -23973,39 +24013,7 @@
                             <w:color w:val="FFFFFF" w:themeColor="light1"/>
                             <w:lang w:val="es-ES_tradnl"/>
                           </w:rPr>
-                          <w:t xml:space="preserve">la información que resulta </w:t>
-                        </w:r>
-                        <w:proofErr w:type="spellStart"/>
-                        <w:r>
-                          <w:rPr>
-                            <w:color w:val="FFFFFF" w:themeColor="light1"/>
-                            <w:lang w:val="es-ES_tradnl"/>
-                          </w:rPr>
-                          <w:t>dificil</w:t>
-                        </w:r>
-                        <w:proofErr w:type="spellEnd"/>
-                        <w:r>
-                          <w:rPr>
-                            <w:color w:val="FFFFFF" w:themeColor="light1"/>
-                            <w:lang w:val="es-ES_tradnl"/>
-                          </w:rPr>
-                          <w:t xml:space="preserve"> de comprender debido al uso de </w:t>
-                        </w:r>
-                        <w:proofErr w:type="spellStart"/>
-                        <w:r>
-                          <w:rPr>
-                            <w:color w:val="FFFFFF" w:themeColor="light1"/>
-                            <w:lang w:val="es-ES_tradnl"/>
-                          </w:rPr>
-                          <w:t>tecnisismos</w:t>
-                        </w:r>
-                        <w:proofErr w:type="spellEnd"/>
-                        <w:r>
-                          <w:rPr>
-                            <w:color w:val="FFFFFF" w:themeColor="light1"/>
-                            <w:lang w:val="es-ES_tradnl"/>
-                          </w:rPr>
-                          <w:t xml:space="preserve"> o instrucciones pocos claras. </w:t>
+                          <w:t xml:space="preserve">la información que resulta dificil de comprender debido al uso de tecnisismos o instrucciones pocos claras. </w:t>
                         </w:r>
                       </w:p>
                     </w:txbxContent>
@@ -24020,21 +24028,14 @@
       <w:commentRangeEnd w:id="31"/>
       <w:r>
         <w:rPr>
-          <w:rStyle w:val="Refdecomentario"/>
-        </w:rPr>
-        <w:commentReference w:id="31"/>
-      </w:r>
-    </w:p>
-    <w:p>
-      <w:pPr>
-        <w:spacing w:line="360" w:lineRule="auto"/>
-        <w:rPr>
+          <w:rStyle w:val="CommentReference"/>
           <w:b/>
           <w:bCs/>
-          <w:sz w:val="20"/>
-          <w:szCs w:val="20"/>
-        </w:rPr>
-      </w:pPr>
+          <w:sz w:val="18"/>
+          <w:szCs w:val="18"/>
+        </w:rPr>
+        <w:commentReference w:id="31"/>
+      </w:r>
     </w:p>
     <w:p>
       <w:pPr>
@@ -24046,25 +24047,36 @@
           <w:szCs w:val="20"/>
         </w:rPr>
       </w:pPr>
-      <w:r>
+    </w:p>
+    <w:p>
+      <w:pPr>
+        <w:spacing w:line="360" w:lineRule="auto"/>
         <w:rPr>
           <w:b/>
           <w:bCs/>
           <w:sz w:val="20"/>
           <w:szCs w:val="20"/>
         </w:rPr>
-        <w:t>8.4 Laboratorio de simplicidad</w:t>
-      </w:r>
-    </w:p>
-    <w:p>
-      <w:pPr>
-        <w:spacing w:line="360" w:lineRule="auto"/>
+      </w:pPr>
+      <w:r>
         <w:rPr>
           <w:b/>
           <w:bCs/>
           <w:sz w:val="20"/>
           <w:szCs w:val="20"/>
         </w:rPr>
+        <w:t>8.4 Laboratorio de simplicidad</w:t>
+      </w:r>
+    </w:p>
+    <w:p>
+      <w:pPr>
+        <w:spacing w:line="360" w:lineRule="auto"/>
+        <w:rPr>
+          <w:b/>
+          <w:bCs/>
+          <w:sz w:val="20"/>
+          <w:szCs w:val="20"/>
+        </w:rPr>
       </w:pPr>
     </w:p>
     <w:p>
@@ -24144,7 +24156,7 @@
     </w:p>
     <w:p>
       <w:pPr>
-        <w:pStyle w:val="Prrafodelista"/>
+        <w:pStyle w:val="ListParagraph"/>
         <w:numPr>
           <w:ilvl w:val="0"/>
           <w:numId w:val="38"/>
@@ -24179,7 +24191,7 @@
     </w:p>
     <w:p>
       <w:pPr>
-        <w:pStyle w:val="Prrafodelista"/>
+        <w:pStyle w:val="ListParagraph"/>
         <w:numPr>
           <w:ilvl w:val="0"/>
           <w:numId w:val="38"/>
@@ -24214,7 +24226,7 @@
     </w:p>
     <w:p>
       <w:pPr>
-        <w:pStyle w:val="Prrafodelista"/>
+        <w:pStyle w:val="ListParagraph"/>
         <w:numPr>
           <w:ilvl w:val="0"/>
           <w:numId w:val="38"/>
@@ -24249,7 +24261,7 @@
     </w:p>
     <w:p>
       <w:pPr>
-        <w:pStyle w:val="Prrafodelista"/>
+        <w:pStyle w:val="ListParagraph"/>
         <w:numPr>
           <w:ilvl w:val="0"/>
           <w:numId w:val="38"/>
@@ -24284,7 +24296,7 @@
     </w:p>
     <w:p>
       <w:pPr>
-        <w:pStyle w:val="Prrafodelista"/>
+        <w:pStyle w:val="ListParagraph"/>
         <w:numPr>
           <w:ilvl w:val="0"/>
           <w:numId w:val="38"/>
@@ -24319,7 +24331,7 @@
     </w:p>
     <w:p>
       <w:pPr>
-        <w:pStyle w:val="Prrafodelista"/>
+        <w:pStyle w:val="ListParagraph"/>
         <w:numPr>
           <w:ilvl w:val="0"/>
           <w:numId w:val="38"/>
@@ -24654,7 +24666,7 @@
     </w:p>
     <w:p>
       <w:pPr>
-        <w:pStyle w:val="Prrafodelista"/>
+        <w:pStyle w:val="ListParagraph"/>
         <w:numPr>
           <w:ilvl w:val="0"/>
           <w:numId w:val="39"/>
@@ -24675,7 +24687,7 @@
     </w:p>
     <w:p>
       <w:pPr>
-        <w:pStyle w:val="Prrafodelista"/>
+        <w:pStyle w:val="ListParagraph"/>
         <w:numPr>
           <w:ilvl w:val="0"/>
           <w:numId w:val="39"/>
@@ -24696,7 +24708,7 @@
     </w:p>
     <w:p>
       <w:pPr>
-        <w:pStyle w:val="Prrafodelista"/>
+        <w:pStyle w:val="ListParagraph"/>
         <w:numPr>
           <w:ilvl w:val="0"/>
           <w:numId w:val="39"/>
@@ -24717,7 +24729,7 @@
     </w:p>
     <w:p>
       <w:pPr>
-        <w:pStyle w:val="Prrafodelista"/>
+        <w:pStyle w:val="ListParagraph"/>
         <w:numPr>
           <w:ilvl w:val="0"/>
           <w:numId w:val="39"/>
@@ -24738,7 +24750,7 @@
     </w:p>
     <w:p>
       <w:pPr>
-        <w:pStyle w:val="Prrafodelista"/>
+        <w:pStyle w:val="ListParagraph"/>
         <w:numPr>
           <w:ilvl w:val="0"/>
           <w:numId w:val="39"/>
@@ -24759,7 +24771,7 @@
     </w:p>
     <w:p>
       <w:pPr>
-        <w:pStyle w:val="Prrafodelista"/>
+        <w:pStyle w:val="ListParagraph"/>
         <w:numPr>
           <w:ilvl w:val="0"/>
           <w:numId w:val="39"/>
@@ -24780,7 +24792,7 @@
     </w:p>
     <w:p>
       <w:pPr>
-        <w:pStyle w:val="Prrafodelista"/>
+        <w:pStyle w:val="ListParagraph"/>
         <w:numPr>
           <w:ilvl w:val="0"/>
           <w:numId w:val="39"/>
@@ -24801,7 +24813,7 @@
     </w:p>
     <w:p>
       <w:pPr>
-        <w:pStyle w:val="Prrafodelista"/>
+        <w:pStyle w:val="ListParagraph"/>
         <w:numPr>
           <w:ilvl w:val="0"/>
           <w:numId w:val="39"/>
@@ -24822,7 +24834,7 @@
     </w:p>
     <w:p>
       <w:pPr>
-        <w:pStyle w:val="Prrafodelista"/>
+        <w:pStyle w:val="ListParagraph"/>
         <w:numPr>
           <w:ilvl w:val="0"/>
           <w:numId w:val="39"/>
@@ -24843,7 +24855,7 @@
     </w:p>
     <w:p>
       <w:pPr>
-        <w:pStyle w:val="Prrafodelista"/>
+        <w:pStyle w:val="ListParagraph"/>
         <w:numPr>
           <w:ilvl w:val="0"/>
           <w:numId w:val="39"/>
@@ -25145,7 +25157,7 @@
     </w:p>
     <w:p>
       <w:pPr>
-        <w:pStyle w:val="Prrafodelista"/>
+        <w:pStyle w:val="ListParagraph"/>
         <w:ind w:left="0"/>
         <w:rPr>
           <w:sz w:val="20"/>
@@ -25204,7 +25216,7 @@
     </w:p>
     <w:p>
       <w:pPr>
-        <w:pStyle w:val="Prrafodelista"/>
+        <w:pStyle w:val="ListParagraph"/>
         <w:ind w:left="0"/>
         <w:rPr>
           <w:sz w:val="20"/>
@@ -25215,7 +25227,7 @@
     </w:p>
     <w:p>
       <w:pPr>
-        <w:pStyle w:val="Prrafodelista"/>
+        <w:pStyle w:val="ListParagraph"/>
         <w:ind w:left="0"/>
         <w:rPr>
           <w:sz w:val="20"/>
@@ -25329,7 +25341,7 @@
           </mc:Choice>
           <mc:Fallback>
             <w:pict>
-              <v:rect w14:anchorId="4A58C36F" id="Rectángulo 62" o:spid="_x0000_s1055" style="width:426.15pt;height:57.65pt;visibility:visible;mso-wrap-style:square;mso-left-percent:-10001;mso-top-percent:-10001;mso-position-horizontal:absolute;mso-position-horizontal-relative:char;mso-position-vertical:absolute;mso-position-vertical-relative:line;mso-left-percent:-10001;mso-top-percent:-10001;v-text-anchor:middle" o:gfxdata="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" fillcolor="#39a900" strokecolor="#42719b" strokeweight="1pt">
+              <v:rect w14:anchorId="4A58C36F" id="Rectángulo 62" o:spid="_x0000_s1055" style="width:426.15pt;height:57.65pt;visibility:visible;mso-wrap-style:square;mso-left-percent:-10001;mso-top-percent:-10001;mso-position-horizontal:absolute;mso-position-horizontal-relative:char;mso-position-vertical:absolute;mso-position-vertical-relative:line;mso-left-percent:-10001;mso-top-percent:-10001;v-text-anchor:middle" o:gfxdata="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" fillcolor="#39a900" strokecolor="#42719b" strokeweight="1pt">
                 <v:stroke startarrowwidth="narrow" startarrowlength="short" endarrowwidth="narrow" endarrowlength="short" miterlimit="5243f"/>
                 <v:textbox inset="2.53958mm,1.2694mm,2.53958mm,1.2694mm">
                   <w:txbxContent>
@@ -25500,7 +25512,7 @@
     </w:p>
     <w:p>
       <w:pPr>
-        <w:pStyle w:val="Prrafodelista"/>
+        <w:pStyle w:val="ListParagraph"/>
         <w:numPr>
           <w:ilvl w:val="0"/>
           <w:numId w:val="20"/>
@@ -25872,7 +25884,7 @@
           </mc:Choice>
           <mc:Fallback>
             <w:pict>
-              <v:shape w14:anchorId="48231433" id="Cuadro de texto 49" o:spid="_x0000_s1056" type="#_x0000_t202" style="position:absolute;margin-left:389.55pt;margin-top:142.3pt;width:51.75pt;height:20.25pt;z-index:251664384;visibility:visible;mso-wrap-style:square;mso-width-percent:0;mso-height-percent:0;mso-wrap-distance-left:9pt;mso-wrap-distance-top:0;mso-wrap-distance-right:9pt;mso-wrap-distance-bottom:0;mso-position-horizontal:absolute;mso-position-horizontal-relative:margin;mso-position-vertical:absolute;mso-position-vertical-relative:text;mso-width-percent:0;mso-height-percent:0;mso-width-relative:margin;mso-height-relative:margin;v-text-anchor:top" o:gfxdata="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" fillcolor="white [3201]" stroked="f" strokeweight=".5pt">
+              <v:shape w14:anchorId="48231433" id="Cuadro de texto 49" o:spid="_x0000_s1056" type="#_x0000_t202" style="position:absolute;margin-left:389.55pt;margin-top:142.3pt;width:51.75pt;height:20.25pt;z-index:251664384;visibility:visible;mso-wrap-style:square;mso-width-percent:0;mso-height-percent:0;mso-wrap-distance-left:9pt;mso-wrap-distance-top:0;mso-wrap-distance-right:9pt;mso-wrap-distance-bottom:0;mso-position-horizontal:absolute;mso-position-horizontal-relative:margin;mso-position-vertical:absolute;mso-position-vertical-relative:text;mso-width-percent:0;mso-height-percent:0;mso-width-relative:margin;mso-height-relative:margin;v-text-anchor:top" o:gfxdata="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" fillcolor="white [3201]" stroked="f" strokeweight=".5pt">
                 <v:textbox>
                   <w:txbxContent>
                     <w:p>
@@ -25982,7 +25994,7 @@
           </mc:Choice>
           <mc:Fallback>
             <w:pict>
-              <v:shape w14:anchorId="2AD9BD04" id="Cuadro de texto 26" o:spid="_x0000_s1057" type="#_x0000_t202" style="position:absolute;margin-left:314.4pt;margin-top:151.05pt;width:57.3pt;height:20.25pt;z-index:251665408;visibility:visible;mso-wrap-style:square;mso-width-percent:0;mso-height-percent:0;mso-wrap-distance-left:9pt;mso-wrap-distance-top:0;mso-wrap-distance-right:9pt;mso-wrap-distance-bottom:0;mso-position-horizontal:absolute;mso-position-horizontal-relative:margin;mso-position-vertical:absolute;mso-position-vertical-relative:text;mso-width-percent:0;mso-height-percent:0;mso-width-relative:margin;mso-height-relative:margin;v-text-anchor:top" o:gfxdata="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" fillcolor="white [3201]" stroked="f" strokeweight=".5pt">
+              <v:shape w14:anchorId="2AD9BD04" id="Cuadro de texto 26" o:spid="_x0000_s1057" type="#_x0000_t202" style="position:absolute;margin-left:314.4pt;margin-top:151.05pt;width:57.3pt;height:20.25pt;z-index:251665408;visibility:visible;mso-wrap-style:square;mso-width-percent:0;mso-height-percent:0;mso-wrap-distance-left:9pt;mso-wrap-distance-top:0;mso-wrap-distance-right:9pt;mso-wrap-distance-bottom:0;mso-position-horizontal:absolute;mso-position-horizontal-relative:margin;mso-position-vertical:absolute;mso-position-vertical-relative:text;mso-width-percent:0;mso-height-percent:0;mso-width-relative:margin;mso-height-relative:margin;v-text-anchor:top" o:gfxdata="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" fillcolor="white [3201]" stroked="f" strokeweight=".5pt">
                 <v:textbox>
                   <w:txbxContent>
                     <w:p>
@@ -26092,7 +26104,7 @@
           </mc:Choice>
           <mc:Fallback>
             <w:pict>
-              <v:shape w14:anchorId="56ADB95D" id="Cuadro de texto 60" o:spid="_x0000_s1058" type="#_x0000_t202" style="position:absolute;margin-left:229.05pt;margin-top:148.2pt;width:63.75pt;height:20.25pt;z-index:251663360;visibility:visible;mso-wrap-style:square;mso-width-percent:0;mso-height-percent:0;mso-wrap-distance-left:9pt;mso-wrap-distance-top:0;mso-wrap-distance-right:9pt;mso-wrap-distance-bottom:0;mso-position-horizontal:absolute;mso-position-horizontal-relative:margin;mso-position-vertical:absolute;mso-position-vertical-relative:text;mso-width-percent:0;mso-height-percent:0;mso-width-relative:margin;mso-height-relative:margin;v-text-anchor:top" o:gfxdata="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" fillcolor="white [3201]" stroked="f" strokeweight=".5pt">
+              <v:shape w14:anchorId="56ADB95D" id="Cuadro de texto 60" o:spid="_x0000_s1058" type="#_x0000_t202" style="position:absolute;margin-left:229.05pt;margin-top:148.2pt;width:63.75pt;height:20.25pt;z-index:251663360;visibility:visible;mso-wrap-style:square;mso-width-percent:0;mso-height-percent:0;mso-wrap-distance-left:9pt;mso-wrap-distance-top:0;mso-wrap-distance-right:9pt;mso-wrap-distance-bottom:0;mso-position-horizontal:absolute;mso-position-horizontal-relative:margin;mso-position-vertical:absolute;mso-position-vertical-relative:text;mso-width-percent:0;mso-height-percent:0;mso-width-relative:margin;mso-height-relative:margin;v-text-anchor:top" o:gfxdata="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" fillcolor="white [3201]" stroked="f" strokeweight=".5pt">
                 <v:textbox>
                   <w:txbxContent>
                     <w:p>
@@ -26202,7 +26214,7 @@
           </mc:Choice>
           <mc:Fallback>
             <w:pict>
-              <v:shape w14:anchorId="5648853E" id="Cuadro de texto 56" o:spid="_x0000_s1059" type="#_x0000_t202" style="position:absolute;margin-left:151.05pt;margin-top:150.45pt;width:50.25pt;height:20.25pt;z-index:251662336;visibility:visible;mso-wrap-style:square;mso-width-percent:0;mso-height-percent:0;mso-wrap-distance-left:9pt;mso-wrap-distance-top:0;mso-wrap-distance-right:9pt;mso-wrap-distance-bottom:0;mso-position-horizontal:absolute;mso-position-horizontal-relative:margin;mso-position-vertical:absolute;mso-position-vertical-relative:text;mso-width-percent:0;mso-height-percent:0;mso-width-relative:margin;mso-height-relative:margin;v-text-anchor:top" o:gfxdata="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" fillcolor="white [3201]" stroked="f" strokeweight=".5pt">
+              <v:shape w14:anchorId="5648853E" id="Cuadro de texto 56" o:spid="_x0000_s1059" type="#_x0000_t202" style="position:absolute;margin-left:151.05pt;margin-top:150.45pt;width:50.25pt;height:20.25pt;z-index:251662336;visibility:visible;mso-wrap-style:square;mso-width-percent:0;mso-height-percent:0;mso-wrap-distance-left:9pt;mso-wrap-distance-top:0;mso-wrap-distance-right:9pt;mso-wrap-distance-bottom:0;mso-position-horizontal:absolute;mso-position-horizontal-relative:margin;mso-position-vertical:absolute;mso-position-vertical-relative:text;mso-width-percent:0;mso-height-percent:0;mso-width-relative:margin;mso-height-relative:margin;v-text-anchor:top" o:gfxdata="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" fillcolor="white [3201]" stroked="f" strokeweight=".5pt">
                 <v:textbox>
                   <w:txbxContent>
                     <w:p>
@@ -26312,7 +26324,7 @@
           </mc:Choice>
           <mc:Fallback>
             <w:pict>
-              <v:shape w14:anchorId="7335EECE" id="Cuadro de texto 57" o:spid="_x0000_s1060" type="#_x0000_t202" style="position:absolute;margin-left:75.3pt;margin-top:143.7pt;width:51pt;height:20.25pt;z-index:251661312;visibility:visible;mso-wrap-style:square;mso-width-percent:0;mso-height-percent:0;mso-wrap-distance-left:9pt;mso-wrap-distance-top:0;mso-wrap-distance-right:9pt;mso-wrap-distance-bottom:0;mso-position-horizontal:absolute;mso-position-horizontal-relative:margin;mso-position-vertical:absolute;mso-position-vertical-relative:text;mso-width-percent:0;mso-height-percent:0;mso-width-relative:margin;mso-height-relative:margin;v-text-anchor:top" o:gfxdata="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" fillcolor="white [3201]" stroked="f" strokeweight=".5pt">
+              <v:shape w14:anchorId="7335EECE" id="Cuadro de texto 57" o:spid="_x0000_s1060" type="#_x0000_t202" style="position:absolute;margin-left:75.3pt;margin-top:143.7pt;width:51pt;height:20.25pt;z-index:251661312;visibility:visible;mso-wrap-style:square;mso-width-percent:0;mso-height-percent:0;mso-wrap-distance-left:9pt;mso-wrap-distance-top:0;mso-wrap-distance-right:9pt;mso-wrap-distance-bottom:0;mso-position-horizontal:absolute;mso-position-horizontal-relative:margin;mso-position-vertical:absolute;mso-position-vertical-relative:text;mso-width-percent:0;mso-height-percent:0;mso-width-relative:margin;mso-height-relative:margin;v-text-anchor:top" o:gfxdata="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" fillcolor="white [3201]" stroked="f" strokeweight=".5pt">
                 <v:textbox>
                   <w:txbxContent>
                     <w:p>
@@ -26422,7 +26434,7 @@
           </mc:Choice>
           <mc:Fallback>
             <w:pict>
-              <v:shape w14:anchorId="49716D20" id="Cuadro de texto 50" o:spid="_x0000_s1061" type="#_x0000_t202" style="position:absolute;margin-left:0;margin-top:138.85pt;width:63.75pt;height:20.25pt;z-index:251660288;visibility:visible;mso-wrap-style:square;mso-width-percent:0;mso-height-percent:0;mso-wrap-distance-left:9pt;mso-wrap-distance-top:0;mso-wrap-distance-right:9pt;mso-wrap-distance-bottom:0;mso-position-horizontal:left;mso-position-horizontal-relative:margin;mso-position-vertical:absolute;mso-position-vertical-relative:text;mso-width-percent:0;mso-height-percent:0;mso-width-relative:margin;mso-height-relative:margin;v-text-anchor:top" o:gfxdata="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" fillcolor="white [3201]" stroked="f" strokeweight=".5pt">
+              <v:shape w14:anchorId="49716D20" id="Cuadro de texto 50" o:spid="_x0000_s1061" type="#_x0000_t202" style="position:absolute;margin-left:0;margin-top:138.85pt;width:63.75pt;height:20.25pt;z-index:251660288;visibility:visible;mso-wrap-style:square;mso-width-percent:0;mso-height-percent:0;mso-wrap-distance-left:9pt;mso-wrap-distance-top:0;mso-wrap-distance-right:9pt;mso-wrap-distance-bottom:0;mso-position-horizontal:left;mso-position-horizontal-relative:margin;mso-position-vertical:absolute;mso-position-vertical-relative:text;mso-width-percent:0;mso-height-percent:0;mso-width-relative:margin;mso-height-relative:margin;v-text-anchor:top" o:gfxdata="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" fillcolor="white [3201]" stroked="f" strokeweight=".5pt">
                 <v:textbox>
                   <w:txbxContent>
                     <w:p>
@@ -26533,7 +26545,7 @@
           </mc:Choice>
           <mc:Fallback>
             <w:pict>
-              <v:shape w14:anchorId="406E3925" id="Cuadro de texto 58" o:spid="_x0000_s1062" type="#_x0000_t202" style="position:absolute;margin-left:0;margin-top:79.95pt;width:135.75pt;height:20.25pt;z-index:251659264;visibility:visible;mso-wrap-style:square;mso-width-percent:0;mso-height-percent:0;mso-wrap-distance-left:9pt;mso-wrap-distance-top:0;mso-wrap-distance-right:9pt;mso-wrap-distance-bottom:0;mso-position-horizontal:center;mso-position-horizontal-relative:margin;mso-position-vertical:absolute;mso-position-vertical-relative:text;mso-width-percent:0;mso-height-percent:0;mso-width-relative:margin;mso-height-relative:margin;v-text-anchor:top" o:gfxdata="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" fillcolor="white [3201]" stroked="f" strokeweight=".5pt">
+              <v:shape w14:anchorId="406E3925" id="Cuadro de texto 58" o:spid="_x0000_s1062" type="#_x0000_t202" style="position:absolute;margin-left:0;margin-top:79.95pt;width:135.75pt;height:20.25pt;z-index:251659264;visibility:visible;mso-wrap-style:square;mso-width-percent:0;mso-height-percent:0;mso-wrap-distance-left:9pt;mso-wrap-distance-top:0;mso-wrap-distance-right:9pt;mso-wrap-distance-bottom:0;mso-position-horizontal:center;mso-position-horizontal-relative:margin;mso-position-vertical:absolute;mso-position-vertical-relative:text;mso-width-percent:0;mso-height-percent:0;mso-width-relative:margin;mso-height-relative:margin;v-text-anchor:top" o:gfxdata="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" fillcolor="white [3201]" stroked="f" strokeweight=".5pt">
                 <v:textbox>
                   <w:txbxContent>
                     <w:p>
@@ -26586,7 +26598,12 @@
       <w:commentRangeEnd w:id="32"/>
       <w:r>
         <w:rPr>
-          <w:rStyle w:val="Refdecomentario"/>
+          <w:rStyle w:val="CommentReference"/>
+          <w:rFonts w:asciiTheme="majorHAnsi" w:hAnsiTheme="majorHAnsi" w:cstheme="majorHAnsi"/>
+          <w:color w:val="000000" w:themeColor="text1"/>
+          <w:sz w:val="22"/>
+          <w:szCs w:val="22"/>
+          <w:lang w:val="es-ES_tradnl"/>
         </w:rPr>
         <w:commentReference w:id="32"/>
       </w:r>
@@ -26760,7 +26777,7 @@
     </w:p>
     <w:p>
       <w:pPr>
-        <w:pStyle w:val="Prrafodelista"/>
+        <w:pStyle w:val="ListParagraph"/>
         <w:numPr>
           <w:ilvl w:val="0"/>
           <w:numId w:val="20"/>
@@ -27151,7 +27168,7 @@
     </w:p>
     <w:p>
       <w:pPr>
-        <w:pStyle w:val="Prrafodelista"/>
+        <w:pStyle w:val="ListParagraph"/>
         <w:numPr>
           <w:ilvl w:val="0"/>
           <w:numId w:val="20"/>
@@ -27290,7 +27307,6 @@
         <w:tc>
           <w:tcPr>
             <w:tcW w:w="2122" w:type="dxa"/>
-            <w:shd w:val="clear" w:color="auto" w:fill="auto"/>
             <w:tcMar>
               <w:top w:w="100" w:type="dxa"/>
               <w:left w:w="100" w:type="dxa"/>
@@ -27331,7 +27347,6 @@
         <w:tc>
           <w:tcPr>
             <w:tcW w:w="7840" w:type="dxa"/>
-            <w:shd w:val="clear" w:color="auto" w:fill="auto"/>
             <w:tcMar>
               <w:top w:w="100" w:type="dxa"/>
               <w:left w:w="100" w:type="dxa"/>
@@ -27364,7 +27379,6 @@
         <w:tc>
           <w:tcPr>
             <w:tcW w:w="2122" w:type="dxa"/>
-            <w:shd w:val="clear" w:color="auto" w:fill="auto"/>
             <w:tcMar>
               <w:top w:w="100" w:type="dxa"/>
               <w:left w:w="100" w:type="dxa"/>
@@ -27405,7 +27419,6 @@
         <w:tc>
           <w:tcPr>
             <w:tcW w:w="7840" w:type="dxa"/>
-            <w:shd w:val="clear" w:color="auto" w:fill="auto"/>
             <w:tcMar>
               <w:top w:w="100" w:type="dxa"/>
               <w:left w:w="100" w:type="dxa"/>
@@ -27438,7 +27451,6 @@
         <w:tc>
           <w:tcPr>
             <w:tcW w:w="2122" w:type="dxa"/>
-            <w:shd w:val="clear" w:color="auto" w:fill="auto"/>
             <w:tcMar>
               <w:top w:w="100" w:type="dxa"/>
               <w:left w:w="100" w:type="dxa"/>
@@ -27470,7 +27482,6 @@
         <w:tc>
           <w:tcPr>
             <w:tcW w:w="7840" w:type="dxa"/>
-            <w:shd w:val="clear" w:color="auto" w:fill="auto"/>
             <w:tcMar>
               <w:top w:w="100" w:type="dxa"/>
               <w:left w:w="100" w:type="dxa"/>
@@ -27503,7 +27514,6 @@
         <w:tc>
           <w:tcPr>
             <w:tcW w:w="2122" w:type="dxa"/>
-            <w:shd w:val="clear" w:color="auto" w:fill="auto"/>
             <w:tcMar>
               <w:top w:w="100" w:type="dxa"/>
               <w:left w:w="100" w:type="dxa"/>
@@ -27544,7 +27554,6 @@
         <w:tc>
           <w:tcPr>
             <w:tcW w:w="7840" w:type="dxa"/>
-            <w:shd w:val="clear" w:color="auto" w:fill="auto"/>
             <w:tcMar>
               <w:top w:w="100" w:type="dxa"/>
               <w:left w:w="100" w:type="dxa"/>
@@ -27577,7 +27586,6 @@
         <w:tc>
           <w:tcPr>
             <w:tcW w:w="2122" w:type="dxa"/>
-            <w:shd w:val="clear" w:color="auto" w:fill="auto"/>
             <w:tcMar>
               <w:top w:w="100" w:type="dxa"/>
               <w:left w:w="100" w:type="dxa"/>
@@ -27618,7 +27626,6 @@
         <w:tc>
           <w:tcPr>
             <w:tcW w:w="7840" w:type="dxa"/>
-            <w:shd w:val="clear" w:color="auto" w:fill="auto"/>
             <w:tcMar>
               <w:top w:w="100" w:type="dxa"/>
               <w:left w:w="100" w:type="dxa"/>
@@ -27651,7 +27658,6 @@
         <w:tc>
           <w:tcPr>
             <w:tcW w:w="2122" w:type="dxa"/>
-            <w:shd w:val="clear" w:color="auto" w:fill="auto"/>
             <w:tcMar>
               <w:top w:w="100" w:type="dxa"/>
               <w:left w:w="100" w:type="dxa"/>
@@ -27693,7 +27699,6 @@
         <w:tc>
           <w:tcPr>
             <w:tcW w:w="7840" w:type="dxa"/>
-            <w:shd w:val="clear" w:color="auto" w:fill="auto"/>
             <w:tcMar>
               <w:top w:w="100" w:type="dxa"/>
               <w:left w:w="100" w:type="dxa"/>
@@ -27726,7 +27731,6 @@
         <w:tc>
           <w:tcPr>
             <w:tcW w:w="2122" w:type="dxa"/>
-            <w:shd w:val="clear" w:color="auto" w:fill="auto"/>
             <w:tcMar>
               <w:top w:w="100" w:type="dxa"/>
               <w:left w:w="100" w:type="dxa"/>
@@ -27767,7 +27771,6 @@
         <w:tc>
           <w:tcPr>
             <w:tcW w:w="7840" w:type="dxa"/>
-            <w:shd w:val="clear" w:color="auto" w:fill="auto"/>
             <w:tcMar>
               <w:top w:w="100" w:type="dxa"/>
               <w:left w:w="100" w:type="dxa"/>
@@ -27800,7 +27803,6 @@
         <w:tc>
           <w:tcPr>
             <w:tcW w:w="2122" w:type="dxa"/>
-            <w:shd w:val="clear" w:color="auto" w:fill="auto"/>
             <w:tcMar>
               <w:top w:w="100" w:type="dxa"/>
               <w:left w:w="100" w:type="dxa"/>
@@ -27841,7 +27843,6 @@
         <w:tc>
           <w:tcPr>
             <w:tcW w:w="7840" w:type="dxa"/>
-            <w:shd w:val="clear" w:color="auto" w:fill="auto"/>
             <w:tcMar>
               <w:top w:w="100" w:type="dxa"/>
               <w:left w:w="100" w:type="dxa"/>
@@ -27874,7 +27875,6 @@
         <w:tc>
           <w:tcPr>
             <w:tcW w:w="2122" w:type="dxa"/>
-            <w:shd w:val="clear" w:color="auto" w:fill="auto"/>
             <w:tcMar>
               <w:top w:w="100" w:type="dxa"/>
               <w:left w:w="100" w:type="dxa"/>
@@ -27915,7 +27915,6 @@
         <w:tc>
           <w:tcPr>
             <w:tcW w:w="7840" w:type="dxa"/>
-            <w:shd w:val="clear" w:color="auto" w:fill="auto"/>
             <w:tcMar>
               <w:top w:w="100" w:type="dxa"/>
               <w:left w:w="100" w:type="dxa"/>
@@ -27948,7 +27947,6 @@
         <w:tc>
           <w:tcPr>
             <w:tcW w:w="2122" w:type="dxa"/>
-            <w:shd w:val="clear" w:color="auto" w:fill="auto"/>
             <w:tcMar>
               <w:top w:w="100" w:type="dxa"/>
               <w:left w:w="100" w:type="dxa"/>
@@ -27989,7 +27987,6 @@
         <w:tc>
           <w:tcPr>
             <w:tcW w:w="7840" w:type="dxa"/>
-            <w:shd w:val="clear" w:color="auto" w:fill="auto"/>
             <w:tcMar>
               <w:top w:w="100" w:type="dxa"/>
               <w:left w:w="100" w:type="dxa"/>
@@ -28022,7 +28019,6 @@
         <w:tc>
           <w:tcPr>
             <w:tcW w:w="2122" w:type="dxa"/>
-            <w:shd w:val="clear" w:color="auto" w:fill="auto"/>
             <w:tcMar>
               <w:top w:w="100" w:type="dxa"/>
               <w:left w:w="100" w:type="dxa"/>
@@ -28063,7 +28059,6 @@
         <w:tc>
           <w:tcPr>
             <w:tcW w:w="7840" w:type="dxa"/>
-            <w:shd w:val="clear" w:color="auto" w:fill="auto"/>
             <w:tcMar>
               <w:top w:w="100" w:type="dxa"/>
               <w:left w:w="100" w:type="dxa"/>
@@ -28110,7 +28105,6 @@
         <w:tc>
           <w:tcPr>
             <w:tcW w:w="2122" w:type="dxa"/>
-            <w:shd w:val="clear" w:color="auto" w:fill="auto"/>
             <w:tcMar>
               <w:top w:w="100" w:type="dxa"/>
               <w:left w:w="100" w:type="dxa"/>
@@ -28151,7 +28145,6 @@
         <w:tc>
           <w:tcPr>
             <w:tcW w:w="7840" w:type="dxa"/>
-            <w:shd w:val="clear" w:color="auto" w:fill="auto"/>
             <w:tcMar>
               <w:top w:w="100" w:type="dxa"/>
               <w:left w:w="100" w:type="dxa"/>
@@ -28198,7 +28191,7 @@
     </w:p>
     <w:p>
       <w:pPr>
-        <w:pStyle w:val="Prrafodelista"/>
+        <w:pStyle w:val="ListParagraph"/>
         <w:numPr>
           <w:ilvl w:val="0"/>
           <w:numId w:val="20"/>
@@ -28303,7 +28296,7 @@
       <w:hyperlink r:id="rId25">
         <w:r>
           <w:rPr>
-            <w:rStyle w:val="Hipervnculo"/>
+            <w:rStyle w:val="Hyperlink"/>
             <w:sz w:val="20"/>
             <w:szCs w:val="20"/>
           </w:rPr>
@@ -28391,7 +28384,7 @@
       <w:hyperlink r:id="rId26">
         <w:r>
           <w:rPr>
-            <w:rStyle w:val="Hipervnculo"/>
+            <w:rStyle w:val="Hyperlink"/>
             <w:sz w:val="20"/>
             <w:szCs w:val="20"/>
           </w:rPr>
@@ -28479,7 +28472,7 @@
       <w:hyperlink r:id="rId27">
         <w:r>
           <w:rPr>
-            <w:rStyle w:val="Hipervnculo"/>
+            <w:rStyle w:val="Hyperlink"/>
             <w:sz w:val="20"/>
             <w:szCs w:val="20"/>
           </w:rPr>
@@ -28567,7 +28560,7 @@
       <w:hyperlink r:id="rId28">
         <w:r>
           <w:rPr>
-            <w:rStyle w:val="Hipervnculo"/>
+            <w:rStyle w:val="Hyperlink"/>
             <w:sz w:val="20"/>
             <w:szCs w:val="20"/>
           </w:rPr>
@@ -28655,7 +28648,7 @@
       <w:hyperlink r:id="rId29">
         <w:r>
           <w:rPr>
-            <w:rStyle w:val="Hipervnculo"/>
+            <w:rStyle w:val="Hyperlink"/>
             <w:sz w:val="20"/>
             <w:szCs w:val="20"/>
           </w:rPr>
@@ -28743,7 +28736,7 @@
       <w:hyperlink r:id="rId30">
         <w:r>
           <w:rPr>
-            <w:rStyle w:val="Hipervnculo"/>
+            <w:rStyle w:val="Hyperlink"/>
             <w:sz w:val="20"/>
             <w:szCs w:val="20"/>
           </w:rPr>
@@ -28791,6 +28784,7 @@
           <w:color w:val="000000" w:themeColor="text1"/>
           <w:sz w:val="20"/>
           <w:szCs w:val="20"/>
+          <w:lang w:val="en-US"/>
         </w:rPr>
       </w:pPr>
       <w:r>
@@ -28801,7 +28795,6 @@
         </w:rPr>
         <w:t xml:space="preserve">Meza Ruiz, L. M. (2024). Gerencia pública: el impacto del lenguaje claro para una ciudadanía activa. </w:t>
       </w:r>
-      <w:proofErr w:type="spellStart"/>
       <w:r>
         <w:rPr>
           <w:i/>
@@ -28809,113 +28802,16 @@
           <w:color w:val="000000" w:themeColor="text1"/>
           <w:sz w:val="20"/>
           <w:szCs w:val="20"/>
-        </w:rPr>
-        <w:t>Journal</w:t>
-      </w:r>
-      <w:proofErr w:type="spellEnd"/>
-      <w:r>
-        <w:rPr>
-          <w:i/>
-          <w:iCs/>
-          <w:color w:val="000000" w:themeColor="text1"/>
-          <w:sz w:val="20"/>
-          <w:szCs w:val="20"/>
-        </w:rPr>
-        <w:t xml:space="preserve"> </w:t>
-      </w:r>
-      <w:proofErr w:type="spellStart"/>
-      <w:r>
-        <w:rPr>
-          <w:i/>
-          <w:iCs/>
-          <w:color w:val="000000" w:themeColor="text1"/>
-          <w:sz w:val="20"/>
-          <w:szCs w:val="20"/>
-        </w:rPr>
-        <w:t>of</w:t>
-      </w:r>
-      <w:proofErr w:type="spellEnd"/>
-      <w:r>
-        <w:rPr>
-          <w:i/>
-          <w:iCs/>
-          <w:color w:val="000000" w:themeColor="text1"/>
-          <w:sz w:val="20"/>
-          <w:szCs w:val="20"/>
-        </w:rPr>
-        <w:t xml:space="preserve"> </w:t>
-      </w:r>
-      <w:proofErr w:type="spellStart"/>
-      <w:r>
-        <w:rPr>
-          <w:i/>
-          <w:iCs/>
-          <w:color w:val="000000" w:themeColor="text1"/>
-          <w:sz w:val="20"/>
-          <w:szCs w:val="20"/>
-        </w:rPr>
-        <w:t>Gender</w:t>
-      </w:r>
-      <w:proofErr w:type="spellEnd"/>
-      <w:r>
-        <w:rPr>
-          <w:i/>
-          <w:iCs/>
-          <w:color w:val="000000" w:themeColor="text1"/>
-          <w:sz w:val="20"/>
-          <w:szCs w:val="20"/>
-        </w:rPr>
-        <w:t xml:space="preserve">, </w:t>
-      </w:r>
-      <w:proofErr w:type="spellStart"/>
-      <w:r>
-        <w:rPr>
-          <w:i/>
-          <w:iCs/>
-          <w:color w:val="000000" w:themeColor="text1"/>
-          <w:sz w:val="20"/>
-          <w:szCs w:val="20"/>
-        </w:rPr>
-        <w:t>Diversity</w:t>
-      </w:r>
-      <w:proofErr w:type="spellEnd"/>
-      <w:r>
-        <w:rPr>
-          <w:i/>
-          <w:iCs/>
-          <w:color w:val="000000" w:themeColor="text1"/>
-          <w:sz w:val="20"/>
-          <w:szCs w:val="20"/>
-        </w:rPr>
-        <w:t xml:space="preserve"> &amp; </w:t>
-      </w:r>
-      <w:proofErr w:type="spellStart"/>
-      <w:r>
-        <w:rPr>
-          <w:i/>
-          <w:iCs/>
-          <w:color w:val="000000" w:themeColor="text1"/>
-          <w:sz w:val="20"/>
-          <w:szCs w:val="20"/>
-        </w:rPr>
-        <w:t>Society</w:t>
-      </w:r>
-      <w:proofErr w:type="spellEnd"/>
-      <w:r>
-        <w:rPr>
-          <w:i/>
-          <w:iCs/>
-          <w:color w:val="000000" w:themeColor="text1"/>
-          <w:sz w:val="20"/>
-          <w:szCs w:val="20"/>
-        </w:rPr>
-        <w:t>, 2</w:t>
-      </w:r>
-      <w:r>
-        <w:rPr>
-          <w:color w:val="000000" w:themeColor="text1"/>
-          <w:sz w:val="20"/>
-          <w:szCs w:val="20"/>
+          <w:lang w:val="en-US"/>
+        </w:rPr>
+        <w:t>Journal of Gender, Diversity &amp; Society, 2</w:t>
+      </w:r>
+      <w:r>
+        <w:rPr>
+          <w:color w:val="000000" w:themeColor="text1"/>
+          <w:sz w:val="20"/>
+          <w:szCs w:val="20"/>
+          <w:lang w:val="en-US"/>
         </w:rPr>
         <w:t>(1), 21-28.</w:t>
       </w:r>
@@ -28924,15 +28820,17 @@
           <w:color w:val="000000" w:themeColor="text1"/>
           <w:sz w:val="20"/>
           <w:szCs w:val="20"/>
+          <w:lang w:val="en-US"/>
         </w:rPr>
         <w:t xml:space="preserve"> </w:t>
       </w:r>
       <w:hyperlink r:id="rId31">
         <w:r>
           <w:rPr>
-            <w:rStyle w:val="Hipervnculo"/>
+            <w:rStyle w:val="Hyperlink"/>
             <w:sz w:val="20"/>
             <w:szCs w:val="20"/>
+            <w:lang w:val="en-US"/>
           </w:rPr>
           <w:t>https://dialnet.unirioja.es/servlet/articulo?codigo=10095289&amp;orden=0&amp;info=link</w:t>
         </w:r>
@@ -28942,6 +28840,7 @@
           <w:color w:val="000000" w:themeColor="text1"/>
           <w:sz w:val="20"/>
           <w:szCs w:val="20"/>
+          <w:lang w:val="en-US"/>
         </w:rPr>
         <w:t xml:space="preserve"> </w:t>
       </w:r>
@@ -28961,6 +28860,7 @@
           <w:color w:val="000000" w:themeColor="text1"/>
           <w:sz w:val="20"/>
           <w:szCs w:val="20"/>
+          <w:lang w:val="en-US"/>
         </w:rPr>
       </w:pPr>
     </w:p>
@@ -29018,7 +28918,7 @@
       <w:hyperlink r:id="rId32">
         <w:r>
           <w:rPr>
-            <w:rStyle w:val="Hipervnculo"/>
+            <w:rStyle w:val="Hyperlink"/>
             <w:sz w:val="20"/>
             <w:szCs w:val="20"/>
           </w:rPr>
@@ -29069,95 +28969,22 @@
           <w:szCs w:val="20"/>
         </w:rPr>
       </w:pPr>
-      <w:proofErr w:type="spellStart"/>
-      <w:r>
-        <w:rPr>
-          <w:color w:val="000000" w:themeColor="text1"/>
-          <w:sz w:val="20"/>
-          <w:szCs w:val="20"/>
-        </w:rPr>
-        <w:t>Netherlands</w:t>
-      </w:r>
-      <w:proofErr w:type="spellEnd"/>
-      <w:r>
-        <w:rPr>
-          <w:color w:val="000000" w:themeColor="text1"/>
-          <w:sz w:val="20"/>
-          <w:szCs w:val="20"/>
-        </w:rPr>
-        <w:t xml:space="preserve"> </w:t>
-      </w:r>
-      <w:proofErr w:type="spellStart"/>
-      <w:r>
-        <w:rPr>
-          <w:color w:val="000000" w:themeColor="text1"/>
-          <w:sz w:val="20"/>
-          <w:szCs w:val="20"/>
-        </w:rPr>
-        <w:t>Institute</w:t>
-      </w:r>
-      <w:proofErr w:type="spellEnd"/>
-      <w:r>
-        <w:rPr>
-          <w:color w:val="000000" w:themeColor="text1"/>
-          <w:sz w:val="20"/>
-          <w:szCs w:val="20"/>
-        </w:rPr>
-        <w:t xml:space="preserve"> </w:t>
-      </w:r>
-      <w:proofErr w:type="spellStart"/>
-      <w:r>
-        <w:rPr>
-          <w:color w:val="000000" w:themeColor="text1"/>
-          <w:sz w:val="20"/>
-          <w:szCs w:val="20"/>
-        </w:rPr>
-        <w:t>for</w:t>
-      </w:r>
-      <w:proofErr w:type="spellEnd"/>
-      <w:r>
-        <w:rPr>
-          <w:color w:val="000000" w:themeColor="text1"/>
-          <w:sz w:val="20"/>
-          <w:szCs w:val="20"/>
-        </w:rPr>
-        <w:t xml:space="preserve"> </w:t>
-      </w:r>
-      <w:proofErr w:type="spellStart"/>
-      <w:r>
-        <w:rPr>
-          <w:color w:val="000000" w:themeColor="text1"/>
-          <w:sz w:val="20"/>
-          <w:szCs w:val="20"/>
-        </w:rPr>
-        <w:t>Multiparty</w:t>
-      </w:r>
-      <w:proofErr w:type="spellEnd"/>
-      <w:r>
-        <w:rPr>
-          <w:color w:val="000000" w:themeColor="text1"/>
-          <w:sz w:val="20"/>
-          <w:szCs w:val="20"/>
-        </w:rPr>
-        <w:t xml:space="preserve"> </w:t>
-      </w:r>
-      <w:proofErr w:type="spellStart"/>
-      <w:r>
-        <w:rPr>
-          <w:color w:val="000000" w:themeColor="text1"/>
-          <w:sz w:val="20"/>
-          <w:szCs w:val="20"/>
-        </w:rPr>
-        <w:t>Democracy</w:t>
-      </w:r>
-      <w:proofErr w:type="spellEnd"/>
-      <w:r>
-        <w:rPr>
-          <w:color w:val="000000" w:themeColor="text1"/>
-          <w:sz w:val="20"/>
-          <w:szCs w:val="20"/>
-        </w:rPr>
-        <w:t xml:space="preserve"> (NIMD). (2020). </w:t>
+      <w:r>
+        <w:rPr>
+          <w:color w:val="000000" w:themeColor="text1"/>
+          <w:sz w:val="20"/>
+          <w:szCs w:val="20"/>
+          <w:lang w:val="en-US"/>
+        </w:rPr>
+        <w:t xml:space="preserve">Netherlands Institute for Multiparty Democracy (NIMD). </w:t>
+      </w:r>
+      <w:r>
+        <w:rPr>
+          <w:color w:val="000000" w:themeColor="text1"/>
+          <w:sz w:val="20"/>
+          <w:szCs w:val="20"/>
+        </w:rPr>
+        <w:t xml:space="preserve">(2020). </w:t>
       </w:r>
       <w:r>
         <w:rPr>
@@ -29188,7 +29015,7 @@
       <w:hyperlink r:id="rId33">
         <w:r>
           <w:rPr>
-            <w:rStyle w:val="Hipervnculo"/>
+            <w:rStyle w:val="Hyperlink"/>
             <w:sz w:val="20"/>
             <w:szCs w:val="20"/>
           </w:rPr>
@@ -29398,7 +29225,6 @@
               <w:top w:val="nil"/>
               <w:left w:val="nil"/>
             </w:tcBorders>
-            <w:shd w:val="clear" w:color="auto" w:fill="auto"/>
           </w:tcPr>
           <w:p>
             <w:pPr>
@@ -29413,7 +29239,6 @@
         <w:tc>
           <w:tcPr>
             <w:tcW w:w="1991" w:type="dxa"/>
-            <w:shd w:val="clear" w:color="auto" w:fill="auto"/>
             <w:vAlign w:val="center"/>
           </w:tcPr>
           <w:p>
@@ -29436,7 +29261,6 @@
         <w:tc>
           <w:tcPr>
             <w:tcW w:w="1559" w:type="dxa"/>
-            <w:shd w:val="clear" w:color="auto" w:fill="auto"/>
             <w:vAlign w:val="center"/>
           </w:tcPr>
           <w:p>
@@ -29459,7 +29283,6 @@
         <w:tc>
           <w:tcPr>
             <w:tcW w:w="3257" w:type="dxa"/>
-            <w:shd w:val="clear" w:color="auto" w:fill="auto"/>
             <w:vAlign w:val="center"/>
           </w:tcPr>
           <w:p>
@@ -29506,7 +29329,6 @@
         <w:tc>
           <w:tcPr>
             <w:tcW w:w="1888" w:type="dxa"/>
-            <w:shd w:val="clear" w:color="auto" w:fill="auto"/>
             <w:vAlign w:val="center"/>
           </w:tcPr>
           <w:p>
@@ -29534,7 +29356,6 @@
         <w:tc>
           <w:tcPr>
             <w:tcW w:w="1272" w:type="dxa"/>
-            <w:shd w:val="clear" w:color="auto" w:fill="auto"/>
           </w:tcPr>
           <w:p>
             <w:pPr>
@@ -29556,7 +29377,6 @@
         <w:tc>
           <w:tcPr>
             <w:tcW w:w="1991" w:type="dxa"/>
-            <w:shd w:val="clear" w:color="auto" w:fill="auto"/>
           </w:tcPr>
           <w:p>
             <w:pPr>
@@ -29566,28 +29386,18 @@
                 <w:szCs w:val="20"/>
               </w:rPr>
             </w:pPr>
-            <w:proofErr w:type="spellStart"/>
             <w:r>
               <w:rPr>
                 <w:sz w:val="20"/>
                 <w:szCs w:val="20"/>
               </w:rPr>
-              <w:t>Jhacesiz</w:t>
-            </w:r>
-            <w:proofErr w:type="spellEnd"/>
-            <w:r>
-              <w:rPr>
-                <w:sz w:val="20"/>
-                <w:szCs w:val="20"/>
-              </w:rPr>
-              <w:t xml:space="preserve"> Mary Hincapié</w:t>
+              <w:t>Jhacesiz Mary Hincapié</w:t>
             </w:r>
           </w:p>
         </w:tc>
         <w:tc>
           <w:tcPr>
             <w:tcW w:w="1559" w:type="dxa"/>
-            <w:shd w:val="clear" w:color="auto" w:fill="auto"/>
           </w:tcPr>
           <w:p>
             <w:pPr>
@@ -29605,7 +29415,6 @@
         <w:tc>
           <w:tcPr>
             <w:tcW w:w="3257" w:type="dxa"/>
-            <w:shd w:val="clear" w:color="auto" w:fill="auto"/>
           </w:tcPr>
           <w:p>
             <w:pPr>
@@ -29637,7 +29446,6 @@
         <w:tc>
           <w:tcPr>
             <w:tcW w:w="1888" w:type="dxa"/>
-            <w:shd w:val="clear" w:color="auto" w:fill="auto"/>
           </w:tcPr>
           <w:p>
             <w:pPr>
@@ -29660,7 +29468,6 @@
         <w:tc>
           <w:tcPr>
             <w:tcW w:w="1272" w:type="dxa"/>
-            <w:shd w:val="clear" w:color="auto" w:fill="auto"/>
           </w:tcPr>
           <w:p>
             <w:pPr>
@@ -29675,7 +29482,6 @@
         <w:tc>
           <w:tcPr>
             <w:tcW w:w="1991" w:type="dxa"/>
-            <w:shd w:val="clear" w:color="auto" w:fill="auto"/>
           </w:tcPr>
           <w:p>
             <w:pPr>
@@ -29725,7 +29531,6 @@
         <w:tc>
           <w:tcPr>
             <w:tcW w:w="1559" w:type="dxa"/>
-            <w:shd w:val="clear" w:color="auto" w:fill="auto"/>
           </w:tcPr>
           <w:p>
             <w:pPr>
@@ -29747,7 +29552,6 @@
         <w:tc>
           <w:tcPr>
             <w:tcW w:w="3257" w:type="dxa"/>
-            <w:shd w:val="clear" w:color="auto" w:fill="auto"/>
           </w:tcPr>
           <w:p>
             <w:pPr>
@@ -29783,7 +29587,6 @@
         <w:tc>
           <w:tcPr>
             <w:tcW w:w="1888" w:type="dxa"/>
-            <w:shd w:val="clear" w:color="auto" w:fill="auto"/>
           </w:tcPr>
           <w:p>
             <w:pPr>
@@ -29815,7 +29618,6 @@
         <w:tc>
           <w:tcPr>
             <w:tcW w:w="1272" w:type="dxa"/>
-            <w:shd w:val="clear" w:color="auto" w:fill="auto"/>
           </w:tcPr>
           <w:p>
             <w:pPr>
@@ -29830,7 +29632,6 @@
         <w:tc>
           <w:tcPr>
             <w:tcW w:w="1991" w:type="dxa"/>
-            <w:shd w:val="clear" w:color="auto" w:fill="auto"/>
           </w:tcPr>
           <w:p>
             <w:pPr>
@@ -29852,7 +29653,6 @@
         <w:tc>
           <w:tcPr>
             <w:tcW w:w="1559" w:type="dxa"/>
-            <w:shd w:val="clear" w:color="auto" w:fill="auto"/>
           </w:tcPr>
           <w:p>
             <w:pPr>
@@ -29874,7 +29674,6 @@
         <w:tc>
           <w:tcPr>
             <w:tcW w:w="3257" w:type="dxa"/>
-            <w:shd w:val="clear" w:color="auto" w:fill="auto"/>
           </w:tcPr>
           <w:p>
             <w:pPr>
@@ -29910,7 +29709,6 @@
         <w:tc>
           <w:tcPr>
             <w:tcW w:w="1888" w:type="dxa"/>
-            <w:shd w:val="clear" w:color="auto" w:fill="auto"/>
           </w:tcPr>
           <w:p>
             <w:pPr>
@@ -29942,7 +29740,6 @@
         <w:tc>
           <w:tcPr>
             <w:tcW w:w="1272" w:type="dxa"/>
-            <w:shd w:val="clear" w:color="auto" w:fill="auto"/>
           </w:tcPr>
           <w:p>
             <w:pPr>
@@ -29957,7 +29754,6 @@
         <w:tc>
           <w:tcPr>
             <w:tcW w:w="1991" w:type="dxa"/>
-            <w:shd w:val="clear" w:color="auto" w:fill="auto"/>
           </w:tcPr>
           <w:p>
             <w:pPr>
@@ -29981,7 +29777,6 @@
         <w:tc>
           <w:tcPr>
             <w:tcW w:w="1559" w:type="dxa"/>
-            <w:shd w:val="clear" w:color="auto" w:fill="auto"/>
           </w:tcPr>
           <w:p>
             <w:pPr>
@@ -30005,7 +29800,6 @@
         <w:tc>
           <w:tcPr>
             <w:tcW w:w="3257" w:type="dxa"/>
-            <w:shd w:val="clear" w:color="auto" w:fill="auto"/>
           </w:tcPr>
           <w:p>
             <w:pPr>
@@ -30041,7 +29835,6 @@
         <w:tc>
           <w:tcPr>
             <w:tcW w:w="1888" w:type="dxa"/>
-            <w:shd w:val="clear" w:color="auto" w:fill="auto"/>
           </w:tcPr>
           <w:p>
             <w:pPr>
@@ -30073,7 +29866,6 @@
         <w:tc>
           <w:tcPr>
             <w:tcW w:w="1272" w:type="dxa"/>
-            <w:shd w:val="clear" w:color="auto" w:fill="auto"/>
           </w:tcPr>
           <w:p>
             <w:pPr>
@@ -30088,7 +29880,6 @@
         <w:tc>
           <w:tcPr>
             <w:tcW w:w="1991" w:type="dxa"/>
-            <w:shd w:val="clear" w:color="auto" w:fill="auto"/>
           </w:tcPr>
           <w:p>
             <w:pPr>
@@ -30111,7 +29902,6 @@
         <w:tc>
           <w:tcPr>
             <w:tcW w:w="1559" w:type="dxa"/>
-            <w:shd w:val="clear" w:color="auto" w:fill="auto"/>
           </w:tcPr>
           <w:p>
             <w:pPr>
@@ -30134,7 +29924,6 @@
         <w:tc>
           <w:tcPr>
             <w:tcW w:w="3257" w:type="dxa"/>
-            <w:shd w:val="clear" w:color="auto" w:fill="auto"/>
           </w:tcPr>
           <w:p>
             <w:pPr>
@@ -30176,7 +29965,6 @@
         <w:tc>
           <w:tcPr>
             <w:tcW w:w="1888" w:type="dxa"/>
-            <w:shd w:val="clear" w:color="auto" w:fill="auto"/>
           </w:tcPr>
           <w:p>
             <w:pPr>
@@ -30605,15 +30393,15 @@
 </file>
 
 <file path=word/comments.xml><?xml version="1.0" encoding="utf-8"?>
-<w:comments xmlns:wpc="http://schemas.microsoft.com/office/word/2010/wordprocessingCanvas" xmlns:cx="http://schemas.microsoft.com/office/drawing/2014/chartex" xmlns:cx1="http://schemas.microsoft.com/office/drawing/2015/9/8/chartex" xmlns:cx2="http://schemas.microsoft.com/office/drawing/2015/10/21/chartex" xmlns:cx3="http://schemas.microsoft.com/office/drawing/2016/5/9/chartex" xmlns:cx4="http://schemas.microsoft.com/office/drawing/2016/5/10/chartex" xmlns:cx5="http://schemas.microsoft.com/office/drawing/2016/5/11/chartex" xmlns:cx6="http://schemas.microsoft.com/office/drawing/2016/5/12/chartex" xmlns:cx7="http://schemas.microsoft.com/office/drawing/2016/5/13/chartex" xmlns:cx8="http://schemas.microsoft.com/office/drawing/2016/5/14/chartex" xmlns:mc="http://schemas.openxmlformats.org/markup-compatibility/2006" xmlns:aink="http://schemas.microsoft.com/office/drawing/2016/ink" xmlns:am3d="http://schemas.microsoft.com/office/drawing/2017/model3d" xmlns:o="urn:schemas-microsoft-com:office:office" xmlns:r="http://schemas.openxmlformats.org/officeDocument/2006/relationships" xmlns:m="http://schemas.openxmlformats.org/officeDocument/2006/math" xmlns:v="urn:schemas-microsoft-com:vml" xmlns:wp14="http://schemas.microsoft.com/office/word/2010/wordprocessingDrawing" xmlns:wp="http://schemas.openxmlformats.org/drawingml/2006/wordprocessingDrawing" xmlns:w10="urn:schemas-microsoft-com:office:word" xmlns:w="http://schemas.openxmlformats.org/wordprocessingml/2006/main" xmlns:w14="http://schemas.microsoft.com/office/word/2010/wordml" xmlns:w15="http://schemas.microsoft.com/office/word/2012/wordml" xmlns:w16cex="http://schemas.microsoft.com/office/word/2018/wordml/cex" xmlns:w16cid="http://schemas.microsoft.com/office/word/2016/wordml/cid" xmlns:w16="http://schemas.microsoft.com/office/word/2018/wordml" xmlns:w16sdtdh="http://schemas.microsoft.com/office/word/2020/wordml/sdtdatahash" xmlns:w16se="http://schemas.microsoft.com/office/word/2015/wordml/symex" xmlns:wpg="http://schemas.microsoft.com/office/word/2010/wordprocessingGroup" xmlns:wpi="http://schemas.microsoft.com/office/word/2010/wordprocessingInk" xmlns:wne="http://schemas.microsoft.com/office/word/2006/wordml" xmlns:wps="http://schemas.microsoft.com/office/word/2010/wordprocessingShape" mc:Ignorable="w14 w15 w16se w16cid w16 w16cex w16sdtdh wp14">
+<w:comments xmlns:wpc="http://schemas.microsoft.com/office/word/2010/wordprocessingCanvas" xmlns:cx="http://schemas.microsoft.com/office/drawing/2014/chartex" xmlns:cx1="http://schemas.microsoft.com/office/drawing/2015/9/8/chartex" xmlns:cx2="http://schemas.microsoft.com/office/drawing/2015/10/21/chartex" xmlns:cx3="http://schemas.microsoft.com/office/drawing/2016/5/9/chartex" xmlns:cx4="http://schemas.microsoft.com/office/drawing/2016/5/10/chartex" xmlns:cx5="http://schemas.microsoft.com/office/drawing/2016/5/11/chartex" xmlns:cx6="http://schemas.microsoft.com/office/drawing/2016/5/12/chartex" xmlns:cx7="http://schemas.microsoft.com/office/drawing/2016/5/13/chartex" xmlns:cx8="http://schemas.microsoft.com/office/drawing/2016/5/14/chartex" xmlns:mc="http://schemas.openxmlformats.org/markup-compatibility/2006" xmlns:aink="http://schemas.microsoft.com/office/drawing/2016/ink" xmlns:am3d="http://schemas.microsoft.com/office/drawing/2017/model3d" xmlns:o="urn:schemas-microsoft-com:office:office" xmlns:oel="http://schemas.microsoft.com/office/2019/extlst" xmlns:r="http://schemas.openxmlformats.org/officeDocument/2006/relationships" xmlns:m="http://schemas.openxmlformats.org/officeDocument/2006/math" xmlns:v="urn:schemas-microsoft-com:vml" xmlns:wp14="http://schemas.microsoft.com/office/word/2010/wordprocessingDrawing" xmlns:wp="http://schemas.openxmlformats.org/drawingml/2006/wordprocessingDrawing" xmlns:w10="urn:schemas-microsoft-com:office:word" xmlns:w="http://schemas.openxmlformats.org/wordprocessingml/2006/main" xmlns:w14="http://schemas.microsoft.com/office/word/2010/wordml" xmlns:w15="http://schemas.microsoft.com/office/word/2012/wordml" xmlns:w16cei="http://schemas.microsoft.com/office/word/2026/wordml/cei" xmlns:w16cex="http://schemas.microsoft.com/office/word/2018/wordml/cex" xmlns:w16cid="http://schemas.microsoft.com/office/word/2016/wordml/cid" xmlns:w16="http://schemas.microsoft.com/office/word/2018/wordml" xmlns:w16du="http://schemas.microsoft.com/office/word/2023/wordml/word16du" xmlns:w16sdtdh="http://schemas.microsoft.com/office/word/2020/wordml/sdtdatahash" xmlns:w16sdtfl="http://schemas.microsoft.com/office/word/2024/wordml/sdtformatlock" xmlns:w16se="http://schemas.microsoft.com/office/word/2015/wordml/symex" xmlns:wpg="http://schemas.microsoft.com/office/word/2010/wordprocessingGroup" xmlns:wpi="http://schemas.microsoft.com/office/word/2010/wordprocessingInk" xmlns:wne="http://schemas.microsoft.com/office/word/2006/wordml" xmlns:wps="http://schemas.microsoft.com/office/word/2010/wordprocessingShape" mc:Ignorable="w14 w15 w16se w16cid w16 w16cex w16sdtdh w16sdtfl w16du wp14">
   <w:comment w:id="0" w:author="Andrés Felipe Velandia Espitia" w:date="2026-08-03T20:14:00Z" w:initials="AFVE">
     <w:p>
       <w:pPr>
-        <w:pStyle w:val="Textocomentario"/>
-      </w:pPr>
-      <w:r>
-        <w:rPr>
-          <w:rStyle w:val="Refdecomentario"/>
+        <w:pStyle w:val="CommentText"/>
+      </w:pPr>
+      <w:r>
+        <w:rPr>
+          <w:rStyle w:val="CommentReference"/>
         </w:rPr>
         <w:annotationRef/>
       </w:r>
@@ -30622,14 +30410,14 @@
       </w:r>
     </w:p>
   </w:comment>
-  <w:comment w:id="1" w:author="Andrés Felipe Velandia Espitia" w:date="2026-08-03T20:22:00Z" w:initials="AFVE">
-    <w:p>
-      <w:pPr>
-        <w:pStyle w:val="Textocomentario"/>
-      </w:pPr>
-      <w:r>
-        <w:rPr>
-          <w:rStyle w:val="Refdecomentario"/>
+  <w:comment w:id="2" w:author="Andrés Felipe Velandia Espitia" w:date="2026-08-03T20:22:00Z" w:initials="AFVE">
+    <w:p>
+      <w:pPr>
+        <w:pStyle w:val="CommentText"/>
+      </w:pPr>
+      <w:r>
+        <w:rPr>
+          <w:rStyle w:val="CommentReference"/>
         </w:rPr>
         <w:annotationRef/>
       </w:r>
@@ -30639,7 +30427,7 @@
     </w:p>
     <w:p>
       <w:pPr>
-        <w:pStyle w:val="Textocomentario"/>
+        <w:pStyle w:val="CommentText"/>
       </w:pPr>
       <w:r>
         <w:t xml:space="preserve">Figura </w:t>
@@ -30652,14 +30440,14 @@
       </w:r>
     </w:p>
   </w:comment>
-  <w:comment w:id="2" w:author="Andrés Felipe Velandia Espitia" w:date="2026-08-03T20:20:00Z" w:initials="AFVE">
-    <w:p>
-      <w:pPr>
-        <w:pStyle w:val="Textocomentario"/>
-      </w:pPr>
-      <w:r>
-        <w:rPr>
-          <w:rStyle w:val="Refdecomentario"/>
+  <w:comment w:id="1" w:author="Andrés Felipe Velandia Espitia" w:date="2026-08-03T20:20:00Z" w:initials="AFVE">
+    <w:p>
+      <w:pPr>
+        <w:pStyle w:val="CommentText"/>
+      </w:pPr>
+      <w:r>
+        <w:rPr>
+          <w:rStyle w:val="CommentReference"/>
         </w:rPr>
         <w:annotationRef/>
       </w:r>
@@ -30669,7 +30457,7 @@
     </w:p>
     <w:p>
       <w:pPr>
-        <w:pStyle w:val="Textocomentario"/>
+        <w:pStyle w:val="CommentText"/>
       </w:pPr>
       <w:r>
         <w:t>En el ámbito público, la comunicación conecta a las entidades con la ciudadanía.</w:t>
@@ -30677,12 +30465,12 @@
     </w:p>
     <w:p>
       <w:pPr>
-        <w:pStyle w:val="Textocomentario"/>
-      </w:pPr>
-    </w:p>
-    <w:p>
-      <w:pPr>
-        <w:pStyle w:val="Textocomentario"/>
+        <w:pStyle w:val="CommentText"/>
+      </w:pPr>
+    </w:p>
+    <w:p>
+      <w:pPr>
+        <w:pStyle w:val="CommentText"/>
         <w:rPr>
           <w:b/>
           <w:bCs/>
@@ -30698,12 +30486,12 @@
     </w:p>
     <w:p>
       <w:pPr>
-        <w:pStyle w:val="Textocomentario"/>
-      </w:pPr>
-    </w:p>
-    <w:p>
-      <w:pPr>
-        <w:pStyle w:val="Textocomentario"/>
+        <w:pStyle w:val="CommentText"/>
+      </w:pPr>
+    </w:p>
+    <w:p>
+      <w:pPr>
+        <w:pStyle w:val="CommentText"/>
         <w:rPr>
           <w:b/>
           <w:bCs/>
@@ -30719,12 +30507,12 @@
     </w:p>
     <w:p>
       <w:pPr>
-        <w:pStyle w:val="Textocomentario"/>
-      </w:pPr>
-    </w:p>
-    <w:p>
-      <w:pPr>
-        <w:pStyle w:val="Textocomentario"/>
+        <w:pStyle w:val="CommentText"/>
+      </w:pPr>
+    </w:p>
+    <w:p>
+      <w:pPr>
+        <w:pStyle w:val="CommentText"/>
       </w:pPr>
       <w:r>
         <w:t>¿Qué se informa? (Claridad del mensaje).</w:t>
@@ -30732,7 +30520,7 @@
     </w:p>
     <w:p>
       <w:pPr>
-        <w:pStyle w:val="Textocomentario"/>
+        <w:pStyle w:val="CommentText"/>
       </w:pPr>
       <w:r>
         <w:t>¿Por qué es importante? (Valor y relevancia).</w:t>
@@ -30740,7 +30528,7 @@
     </w:p>
     <w:p>
       <w:pPr>
-        <w:pStyle w:val="Textocomentario"/>
+        <w:pStyle w:val="CommentText"/>
       </w:pPr>
       <w:r>
         <w:t>¿Qué acciones puede realizar? (Pasos a seguir).</w:t>
@@ -30748,7 +30536,7 @@
     </w:p>
     <w:p>
       <w:pPr>
-        <w:pStyle w:val="Textocomentario"/>
+        <w:pStyle w:val="CommentText"/>
       </w:pPr>
       <w:r>
         <w:t>¿Qué derechos están involucrados? (Acceso transparente).</w:t>
@@ -30756,7 +30544,7 @@
     </w:p>
     <w:p>
       <w:pPr>
-        <w:pStyle w:val="Textocomentario"/>
+        <w:pStyle w:val="CommentText"/>
       </w:pPr>
       <w:r>
         <w:t>¿Cuáles son los canales disponibles? (Interacción).</w:t>
@@ -30764,12 +30552,12 @@
     </w:p>
     <w:p>
       <w:pPr>
-        <w:pStyle w:val="Textocomentario"/>
-      </w:pPr>
-    </w:p>
-    <w:p>
-      <w:pPr>
-        <w:pStyle w:val="Textocomentario"/>
+        <w:pStyle w:val="CommentText"/>
+      </w:pPr>
+    </w:p>
+    <w:p>
+      <w:pPr>
+        <w:pStyle w:val="CommentText"/>
         <w:rPr>
           <w:b/>
           <w:bCs/>
@@ -30785,7 +30573,7 @@
     </w:p>
     <w:p>
       <w:pPr>
-        <w:pStyle w:val="Textocomentario"/>
+        <w:pStyle w:val="CommentText"/>
       </w:pPr>
       <w:r>
         <w:t>Para tomar decisiones, acceder a servicios, ejercer sus derechos y participar en asuntos de interés común.</w:t>
@@ -30793,12 +30581,12 @@
     </w:p>
     <w:p>
       <w:pPr>
-        <w:pStyle w:val="Textocomentario"/>
-      </w:pPr>
-    </w:p>
-    <w:p>
-      <w:pPr>
-        <w:pStyle w:val="Textocomentario"/>
+        <w:pStyle w:val="CommentText"/>
+      </w:pPr>
+    </w:p>
+    <w:p>
+      <w:pPr>
+        <w:pStyle w:val="CommentText"/>
       </w:pPr>
       <w:r>
         <w:t>No basta con publicar. La comunicación debe ser comprendida.</w:t>
@@ -30808,11 +30596,11 @@
   <w:comment w:id="3" w:author="Andrés Felipe Velandia Espitia" w:date="2026-08-03T20:26:00Z" w:initials="AFVE">
     <w:p>
       <w:pPr>
-        <w:pStyle w:val="Textocomentario"/>
-      </w:pPr>
-      <w:r>
-        <w:rPr>
-          <w:rStyle w:val="Refdecomentario"/>
+        <w:pStyle w:val="CommentText"/>
+      </w:pPr>
+      <w:r>
+        <w:rPr>
+          <w:rStyle w:val="CommentReference"/>
         </w:rPr>
         <w:annotationRef/>
       </w:r>
@@ -30824,11 +30612,11 @@
   <w:comment w:id="4" w:author="Andrés Felipe Velandia Espitia" w:date="2026-08-03T21:43:00Z" w:initials="AFVE">
     <w:p>
       <w:pPr>
-        <w:pStyle w:val="Textocomentario"/>
-      </w:pPr>
-      <w:r>
-        <w:rPr>
-          <w:rStyle w:val="Refdecomentario"/>
+        <w:pStyle w:val="CommentText"/>
+      </w:pPr>
+      <w:r>
+        <w:rPr>
+          <w:rStyle w:val="CommentReference"/>
         </w:rPr>
         <w:annotationRef/>
       </w:r>
@@ -30840,11 +30628,11 @@
   <w:comment w:id="5" w:author="Andrés Felipe Velandia Espitia" w:date="2026-08-03T21:46:00Z" w:initials="AFVE">
     <w:p>
       <w:pPr>
-        <w:pStyle w:val="Textocomentario"/>
-      </w:pPr>
-      <w:r>
-        <w:rPr>
-          <w:rStyle w:val="Refdecomentario"/>
+        <w:pStyle w:val="CommentText"/>
+      </w:pPr>
+      <w:r>
+        <w:rPr>
+          <w:rStyle w:val="CommentReference"/>
         </w:rPr>
         <w:annotationRef/>
       </w:r>
@@ -30856,11 +30644,11 @@
   <w:comment w:id="6" w:author="Andrés Felipe Velandia Espitia" w:date="2026-08-03T21:53:00Z" w:initials="AFVE">
     <w:p>
       <w:pPr>
-        <w:pStyle w:val="Textocomentario"/>
-      </w:pPr>
-      <w:r>
-        <w:rPr>
-          <w:rStyle w:val="Refdecomentario"/>
+        <w:pStyle w:val="CommentText"/>
+      </w:pPr>
+      <w:r>
+        <w:rPr>
+          <w:rStyle w:val="CommentReference"/>
         </w:rPr>
         <w:annotationRef/>
       </w:r>
@@ -30875,35 +30663,30 @@
   <w:comment w:id="7" w:author="Andrés Felipe Velandia Espitia" w:date="2026-08-05T15:04:00Z" w:initials="AFVE">
     <w:p>
       <w:pPr>
-        <w:pStyle w:val="Textocomentario"/>
-      </w:pPr>
-      <w:r>
-        <w:rPr>
-          <w:rStyle w:val="Refdecomentario"/>
+        <w:pStyle w:val="CommentText"/>
+      </w:pPr>
+      <w:r>
+        <w:rPr>
+          <w:rStyle w:val="CommentReference"/>
         </w:rPr>
         <w:annotationRef/>
       </w:r>
       <w:r>
-        <w:t>Llamado a la acción</w:t>
-      </w:r>
-      <w:r>
-        <w:t xml:space="preserve">. Descargar el PDF que está en la ruta Anexos / </w:t>
-      </w:r>
-      <w:proofErr w:type="spellStart"/>
+        <w:t xml:space="preserve">Llamado a la acción. Descargar el PDF que está en la ruta Anexos / </w:t>
+      </w:r>
       <w:r>
         <w:t>Guia_de_lenguaje_claro_SENA</w:t>
       </w:r>
-      <w:proofErr w:type="spellEnd"/>
     </w:p>
   </w:comment>
   <w:comment w:id="8" w:author="Andrés Felipe Velandia Espitia" w:date="2026-08-03T21:57:00Z" w:initials="AFVE">
     <w:p>
       <w:pPr>
-        <w:pStyle w:val="Textocomentario"/>
-      </w:pPr>
-      <w:r>
-        <w:rPr>
-          <w:rStyle w:val="Refdecomentario"/>
+        <w:pStyle w:val="CommentText"/>
+      </w:pPr>
+      <w:r>
+        <w:rPr>
+          <w:rStyle w:val="CommentReference"/>
         </w:rPr>
         <w:annotationRef/>
       </w:r>
@@ -30915,11 +30698,11 @@
   <w:comment w:id="9" w:author="Andrés Felipe Velandia Espitia" w:date="2026-08-03T21:57:00Z" w:initials="AFVE">
     <w:p>
       <w:pPr>
-        <w:pStyle w:val="Textocomentario"/>
-      </w:pPr>
-      <w:r>
-        <w:rPr>
-          <w:rStyle w:val="Refdecomentario"/>
+        <w:pStyle w:val="CommentText"/>
+      </w:pPr>
+      <w:r>
+        <w:rPr>
+          <w:rStyle w:val="CommentReference"/>
         </w:rPr>
         <w:annotationRef/>
       </w:r>
@@ -30931,11 +30714,11 @@
   <w:comment w:id="10" w:author="Andrés Felipe Velandia Espitia" w:date="2026-08-03T21:59:00Z" w:initials="AFVE">
     <w:p>
       <w:pPr>
-        <w:pStyle w:val="Textocomentario"/>
-      </w:pPr>
-      <w:r>
-        <w:rPr>
-          <w:rStyle w:val="Refdecomentario"/>
+        <w:pStyle w:val="CommentText"/>
+      </w:pPr>
+      <w:r>
+        <w:rPr>
+          <w:rStyle w:val="CommentReference"/>
         </w:rPr>
         <w:annotationRef/>
       </w:r>
@@ -30947,11 +30730,11 @@
   <w:comment w:id="11" w:author="Andrés Felipe Velandia Espitia" w:date="2026-08-05T15:04:00Z" w:initials="AFVE">
     <w:p>
       <w:pPr>
-        <w:pStyle w:val="Textocomentario"/>
-      </w:pPr>
-      <w:r>
-        <w:rPr>
-          <w:rStyle w:val="Refdecomentario"/>
+        <w:pStyle w:val="CommentText"/>
+      </w:pPr>
+      <w:r>
+        <w:rPr>
+          <w:rStyle w:val="CommentReference"/>
         </w:rPr>
         <w:annotationRef/>
       </w:r>
@@ -30961,7 +30744,7 @@
       <w:hyperlink r:id="rId1" w:history="1">
         <w:r>
           <w:rPr>
-            <w:rStyle w:val="Hipervnculo"/>
+            <w:rStyle w:val="Hyperlink"/>
           </w:rPr>
           <w:t>https://www.banrep.gov.co/sites/default/files/publicaciones/archivos/guia-lenguaje-inclusivo-br.pdf</w:t>
         </w:r>
@@ -30974,11 +30757,11 @@
   <w:comment w:id="12" w:author="Andrés Felipe Velandia Espitia" w:date="2026-08-03T22:00:00Z" w:initials="AFVE">
     <w:p>
       <w:pPr>
-        <w:pStyle w:val="Textocomentario"/>
-      </w:pPr>
-      <w:r>
-        <w:rPr>
-          <w:rStyle w:val="Refdecomentario"/>
+        <w:pStyle w:val="CommentText"/>
+      </w:pPr>
+      <w:r>
+        <w:rPr>
+          <w:rStyle w:val="CommentReference"/>
         </w:rPr>
         <w:annotationRef/>
       </w:r>
@@ -30990,11 +30773,11 @@
   <w:comment w:id="13" w:author="Andrés Felipe Velandia Espitia" w:date="2026-08-05T15:10:00Z" w:initials="AFVE">
     <w:p>
       <w:pPr>
-        <w:pStyle w:val="Textocomentario"/>
-      </w:pPr>
-      <w:r>
-        <w:rPr>
-          <w:rStyle w:val="Refdecomentario"/>
+        <w:pStyle w:val="CommentText"/>
+      </w:pPr>
+      <w:r>
+        <w:rPr>
+          <w:rStyle w:val="CommentReference"/>
         </w:rPr>
         <w:annotationRef/>
       </w:r>
@@ -31004,7 +30787,7 @@
       <w:hyperlink r:id="rId2" w:history="1">
         <w:r>
           <w:rPr>
-            <w:rStyle w:val="Hipervnculo"/>
+            <w:rStyle w:val="Hyperlink"/>
           </w:rPr>
           <w:t>https://www.bomberosbogota.gov.co/sites/default/files/Documentacion/ServicioCiudadano/Gui%CC%81a%20de%20lenguaje%20claro.pdf</w:t>
         </w:r>
@@ -31014,11 +30797,11 @@
   <w:comment w:id="14" w:author="Andrés Felipe Velandia Espitia" w:date="2026-08-03T22:05:00Z" w:initials="AFVE">
     <w:p>
       <w:pPr>
-        <w:pStyle w:val="Textocomentario"/>
-      </w:pPr>
-      <w:r>
-        <w:rPr>
-          <w:rStyle w:val="Refdecomentario"/>
+        <w:pStyle w:val="CommentText"/>
+      </w:pPr>
+      <w:r>
+        <w:rPr>
+          <w:rStyle w:val="CommentReference"/>
         </w:rPr>
         <w:annotationRef/>
       </w:r>
@@ -31030,11 +30813,11 @@
   <w:comment w:id="15" w:author="Andrés Felipe Velandia Espitia" w:date="2026-08-03T22:07:00Z" w:initials="AFVE">
     <w:p>
       <w:pPr>
-        <w:pStyle w:val="Textocomentario"/>
-      </w:pPr>
-      <w:r>
-        <w:rPr>
-          <w:rStyle w:val="Refdecomentario"/>
+        <w:pStyle w:val="CommentText"/>
+      </w:pPr>
+      <w:r>
+        <w:rPr>
+          <w:rStyle w:val="CommentReference"/>
         </w:rPr>
         <w:annotationRef/>
       </w:r>
@@ -31046,11 +30829,11 @@
   <w:comment w:id="16" w:author="Andrés Felipe Velandia Espitia" w:date="2026-08-03T22:10:00Z" w:initials="AFVE">
     <w:p>
       <w:pPr>
-        <w:pStyle w:val="Textocomentario"/>
-      </w:pPr>
-      <w:r>
-        <w:rPr>
-          <w:rStyle w:val="Refdecomentario"/>
+        <w:pStyle w:val="CommentText"/>
+      </w:pPr>
+      <w:r>
+        <w:rPr>
+          <w:rStyle w:val="CommentReference"/>
         </w:rPr>
         <w:annotationRef/>
       </w:r>
@@ -31060,7 +30843,7 @@
       <w:hyperlink r:id="rId3" w:history="1">
         <w:r>
           <w:rPr>
-            <w:rStyle w:val="Hipervnculo"/>
+            <w:rStyle w:val="Hyperlink"/>
           </w:rPr>
           <w:t>https://chatgpt.com/s/m_6a715803af0c81918b748a2eea5e5d5e</w:t>
         </w:r>
@@ -31073,11 +30856,11 @@
   <w:comment w:id="18" w:author="Andrés Felipe Velandia Espitia" w:date="2026-08-03T22:15:00Z" w:initials="AFVE">
     <w:p>
       <w:pPr>
-        <w:pStyle w:val="Textocomentario"/>
-      </w:pPr>
-      <w:r>
-        <w:rPr>
-          <w:rStyle w:val="Refdecomentario"/>
+        <w:pStyle w:val="CommentText"/>
+      </w:pPr>
+      <w:r>
+        <w:rPr>
+          <w:rStyle w:val="CommentReference"/>
         </w:rPr>
         <w:annotationRef/>
       </w:r>
@@ -31086,14 +30869,14 @@
       </w:r>
     </w:p>
   </w:comment>
-  <w:comment w:id="19" w:author="Andrés Felipe Velandia Espitia" w:date="2026-08-03T22:28:00Z" w:initials="AFVE">
-    <w:p>
-      <w:pPr>
-        <w:pStyle w:val="Textocomentario"/>
-      </w:pPr>
-      <w:r>
-        <w:rPr>
-          <w:rStyle w:val="Refdecomentario"/>
+  <w:comment w:id="21" w:author="Andrés Felipe Velandia Espitia" w:date="2026-08-03T22:28:00Z" w:initials="AFVE">
+    <w:p>
+      <w:pPr>
+        <w:pStyle w:val="CommentText"/>
+      </w:pPr>
+      <w:r>
+        <w:rPr>
+          <w:rStyle w:val="CommentReference"/>
         </w:rPr>
         <w:annotationRef/>
       </w:r>
@@ -31103,7 +30886,7 @@
     </w:p>
     <w:p>
       <w:pPr>
-        <w:pStyle w:val="Textocomentario"/>
+        <w:pStyle w:val="CommentText"/>
       </w:pPr>
       <w:r>
         <w:t>Figura 2</w:t>
@@ -31119,11 +30902,11 @@
   <w:comment w:id="20" w:author="Andrés Felipe Velandia Espitia" w:date="2026-08-03T22:26:00Z" w:initials="AFVE">
     <w:p>
       <w:pPr>
-        <w:pStyle w:val="Textocomentario"/>
-      </w:pPr>
-      <w:r>
-        <w:rPr>
-          <w:rStyle w:val="Refdecomentario"/>
+        <w:pStyle w:val="CommentText"/>
+      </w:pPr>
+      <w:r>
+        <w:rPr>
+          <w:rStyle w:val="CommentReference"/>
         </w:rPr>
         <w:annotationRef/>
       </w:r>
@@ -31133,7 +30916,7 @@
     </w:p>
     <w:p>
       <w:pPr>
-        <w:pStyle w:val="Textocomentario"/>
+        <w:pStyle w:val="CommentText"/>
       </w:pPr>
       <w:r>
         <w:t>La comunicación pública debe reconocer y adaptarse a las diversas realidades de la ciudadanía para ser clara, accesible y útil.</w:t>
@@ -31141,7 +30924,7 @@
     </w:p>
     <w:p>
       <w:pPr>
-        <w:pStyle w:val="Textocomentario"/>
+        <w:pStyle w:val="CommentText"/>
         <w:rPr>
           <w:b/>
           <w:bCs/>
@@ -31157,7 +30940,7 @@
     </w:p>
     <w:p>
       <w:pPr>
-        <w:pStyle w:val="Textocomentario"/>
+        <w:pStyle w:val="CommentText"/>
       </w:pPr>
       <w:r>
         <w:t>La ciudadanía no es un grupo homogéneo; existen diferentes necesidades, experiencias y formas de acceso a la información.</w:t>
@@ -31165,7 +30948,7 @@
     </w:p>
     <w:p>
       <w:pPr>
-        <w:pStyle w:val="Textocomentario"/>
+        <w:pStyle w:val="CommentText"/>
         <w:rPr>
           <w:b/>
           <w:bCs/>
@@ -31181,7 +30964,7 @@
     </w:p>
     <w:p>
       <w:pPr>
-        <w:pStyle w:val="Textocomentario"/>
+        <w:pStyle w:val="CommentText"/>
       </w:pPr>
       <w:r>
         <w:t>Las personas pueden tener acceso desigual al internet, dispositivos, canales presenciales o recursos de orientación.</w:t>
@@ -31189,7 +30972,7 @@
     </w:p>
     <w:p>
       <w:pPr>
-        <w:pStyle w:val="Textocomentario"/>
+        <w:pStyle w:val="CommentText"/>
         <w:rPr>
           <w:b/>
           <w:bCs/>
@@ -31205,7 +30988,7 @@
     </w:p>
     <w:p>
       <w:pPr>
-        <w:pStyle w:val="Textocomentario"/>
+        <w:pStyle w:val="CommentText"/>
       </w:pPr>
       <w:r>
         <w:t>No todas las personas conocen el lenguaje administrativo, jurídico o técnico usado por las entidades.</w:t>
@@ -31213,7 +30996,7 @@
     </w:p>
     <w:p>
       <w:pPr>
-        <w:pStyle w:val="Textocomentario"/>
+        <w:pStyle w:val="CommentText"/>
       </w:pPr>
       <w:r>
         <w:t>De conformidad con el artículo 24 de la Ley 1755 de 2015, deberá allegarse el soporte documental...</w:t>
@@ -31221,7 +31004,7 @@
     </w:p>
     <w:p>
       <w:pPr>
-        <w:pStyle w:val="Textocomentario"/>
+        <w:pStyle w:val="CommentText"/>
         <w:rPr>
           <w:b/>
           <w:bCs/>
@@ -31237,7 +31020,7 @@
     </w:p>
     <w:p>
       <w:pPr>
-        <w:pStyle w:val="Textocomentario"/>
+        <w:pStyle w:val="CommentText"/>
       </w:pPr>
       <w:r>
         <w:t>Cada grupo ciudadano requiere información distinta según el trámite, servicio, derecho o situación que enfrenta.</w:t>
@@ -31245,7 +31028,7 @@
     </w:p>
     <w:p>
       <w:pPr>
-        <w:pStyle w:val="Textocomentario"/>
+        <w:pStyle w:val="CommentText"/>
       </w:pPr>
       <w:r>
         <w:t>Salud.</w:t>
@@ -31253,7 +31036,7 @@
     </w:p>
     <w:p>
       <w:pPr>
-        <w:pStyle w:val="Textocomentario"/>
+        <w:pStyle w:val="CommentText"/>
       </w:pPr>
       <w:r>
         <w:t>Subsidios.</w:t>
@@ -31261,7 +31044,7 @@
     </w:p>
     <w:p>
       <w:pPr>
-        <w:pStyle w:val="Textocomentario"/>
+        <w:pStyle w:val="CommentText"/>
       </w:pPr>
       <w:r>
         <w:t>Educación.</w:t>
@@ -31269,7 +31052,7 @@
     </w:p>
     <w:p>
       <w:pPr>
-        <w:pStyle w:val="Textocomentario"/>
+        <w:pStyle w:val="CommentText"/>
       </w:pPr>
       <w:r>
         <w:t>Vivienda.</w:t>
@@ -31277,7 +31060,7 @@
     </w:p>
     <w:p>
       <w:pPr>
-        <w:pStyle w:val="Textocomentario"/>
+        <w:pStyle w:val="CommentText"/>
         <w:rPr>
           <w:b/>
           <w:bCs/>
@@ -31293,7 +31076,7 @@
     </w:p>
     <w:p>
       <w:pPr>
-        <w:pStyle w:val="Textocomentario"/>
+        <w:pStyle w:val="CommentText"/>
       </w:pPr>
       <w:r>
         <w:t>El canal debe seleccionarse de acuerdo con las condiciones de quienes reciban el mensaje.</w:t>
@@ -31301,7 +31084,7 @@
     </w:p>
     <w:p>
       <w:pPr>
-        <w:pStyle w:val="Textocomentario"/>
+        <w:pStyle w:val="CommentText"/>
       </w:pPr>
       <w:r>
         <w:t>Digital.</w:t>
@@ -31309,7 +31092,7 @@
     </w:p>
     <w:p>
       <w:pPr>
-        <w:pStyle w:val="Textocomentario"/>
+        <w:pStyle w:val="CommentText"/>
       </w:pPr>
       <w:r>
         <w:t>Radial.</w:t>
@@ -31317,7 +31100,7 @@
     </w:p>
     <w:p>
       <w:pPr>
-        <w:pStyle w:val="Textocomentario"/>
+        <w:pStyle w:val="CommentText"/>
       </w:pPr>
       <w:r>
         <w:t>Presencial.</w:t>
@@ -31325,7 +31108,7 @@
     </w:p>
     <w:p>
       <w:pPr>
-        <w:pStyle w:val="Textocomentario"/>
+        <w:pStyle w:val="CommentText"/>
       </w:pPr>
       <w:r>
         <w:t>Impreso.</w:t>
@@ -31333,7 +31116,7 @@
     </w:p>
     <w:p>
       <w:pPr>
-        <w:pStyle w:val="Textocomentario"/>
+        <w:pStyle w:val="CommentText"/>
         <w:rPr>
           <w:b/>
           <w:bCs/>
@@ -31349,7 +31132,7 @@
     </w:p>
     <w:p>
       <w:pPr>
-        <w:pStyle w:val="Textocomentario"/>
+        <w:pStyle w:val="CommentText"/>
       </w:pPr>
       <w:r>
         <w:t>Las prácticas, costumbres, formas de expresión y referentes culturales inciden en la comprensión del mensaje.</w:t>
@@ -31357,7 +31140,7 @@
     </w:p>
     <w:p>
       <w:pPr>
-        <w:pStyle w:val="Textocomentario"/>
+        <w:pStyle w:val="CommentText"/>
       </w:pPr>
       <w:r>
         <w:t>Nuestra lengua y cultura hacen parte de cómo entendemos el mensaje.</w:t>
@@ -31365,7 +31148,7 @@
     </w:p>
     <w:p>
       <w:pPr>
-        <w:pStyle w:val="Textocomentario"/>
+        <w:pStyle w:val="CommentText"/>
       </w:pPr>
       <w:r>
         <w:t>Los ejemplos y referencias deben ser cercanos a nuestra realidad.</w:t>
@@ -31373,7 +31156,7 @@
     </w:p>
     <w:p>
       <w:pPr>
-        <w:pStyle w:val="Textocomentario"/>
+        <w:pStyle w:val="CommentText"/>
         <w:rPr>
           <w:b/>
           <w:bCs/>
@@ -31389,7 +31172,7 @@
     </w:p>
     <w:p>
       <w:pPr>
-        <w:pStyle w:val="Textocomentario"/>
+        <w:pStyle w:val="CommentText"/>
       </w:pPr>
       <w:r>
         <w:t>La información debe llegar en el momento adecuado para que la ciudadanía pueda actuar.</w:t>
@@ -31397,21 +31180,21 @@
     </w:p>
     <w:p>
       <w:pPr>
-        <w:pStyle w:val="Textocomentario"/>
+        <w:pStyle w:val="CommentText"/>
       </w:pPr>
       <w:r>
         <w:t>Pago del subsidio hasta el 30 de noviembre.</w:t>
       </w:r>
     </w:p>
   </w:comment>
-  <w:comment w:id="21" w:author="Andrés Felipe Velandia Espitia" w:date="2026-08-03T22:24:00Z" w:initials="AFVE">
-    <w:p>
-      <w:pPr>
-        <w:pStyle w:val="Textocomentario"/>
-      </w:pPr>
-      <w:r>
-        <w:rPr>
-          <w:rStyle w:val="Refdecomentario"/>
+  <w:comment w:id="19" w:author="Andrés Felipe Velandia Espitia" w:date="2026-08-03T22:24:00Z" w:initials="AFVE">
+    <w:p>
+      <w:pPr>
+        <w:pStyle w:val="CommentText"/>
+      </w:pPr>
+      <w:r>
+        <w:rPr>
+          <w:rStyle w:val="CommentReference"/>
         </w:rPr>
         <w:annotationRef/>
       </w:r>
@@ -31421,7 +31204,7 @@
       <w:hyperlink r:id="rId4" w:history="1">
         <w:r>
           <w:rPr>
-            <w:rStyle w:val="Hipervnculo"/>
+            <w:rStyle w:val="Hyperlink"/>
           </w:rPr>
           <w:t>https://chatgpt.com/s/m_6a715b428578819197ac3592d65133d5</w:t>
         </w:r>
@@ -31434,11 +31217,11 @@
   <w:comment w:id="22" w:author="Andrés Felipe Velandia Espitia" w:date="2026-08-03T22:30:00Z" w:initials="AFVE">
     <w:p>
       <w:pPr>
-        <w:pStyle w:val="Textocomentario"/>
-      </w:pPr>
-      <w:r>
-        <w:rPr>
-          <w:rStyle w:val="Refdecomentario"/>
+        <w:pStyle w:val="CommentText"/>
+      </w:pPr>
+      <w:r>
+        <w:rPr>
+          <w:rStyle w:val="CommentReference"/>
         </w:rPr>
         <w:annotationRef/>
       </w:r>
@@ -31450,11 +31233,11 @@
   <w:comment w:id="23" w:author="Andrés Felipe Velandia Espitia" w:date="2026-08-03T22:34:00Z" w:initials="AFVE">
     <w:p>
       <w:pPr>
-        <w:pStyle w:val="Textocomentario"/>
-      </w:pPr>
-      <w:r>
-        <w:rPr>
-          <w:rStyle w:val="Refdecomentario"/>
+        <w:pStyle w:val="CommentText"/>
+      </w:pPr>
+      <w:r>
+        <w:rPr>
+          <w:rStyle w:val="CommentReference"/>
         </w:rPr>
         <w:annotationRef/>
       </w:r>
@@ -31466,11 +31249,11 @@
   <w:comment w:id="24" w:author="Andrés Felipe Velandia Espitia" w:date="2026-08-03T22:40:00Z" w:initials="AFVE">
     <w:p>
       <w:pPr>
-        <w:pStyle w:val="Textocomentario"/>
-      </w:pPr>
-      <w:r>
-        <w:rPr>
-          <w:rStyle w:val="Refdecomentario"/>
+        <w:pStyle w:val="CommentText"/>
+      </w:pPr>
+      <w:r>
+        <w:rPr>
+          <w:rStyle w:val="CommentReference"/>
         </w:rPr>
         <w:annotationRef/>
       </w:r>
@@ -31482,11 +31265,11 @@
   <w:comment w:id="26" w:author="Andrés Felipe Velandia Espitia" w:date="2026-08-03T22:50:00Z" w:initials="AFVE">
     <w:p>
       <w:pPr>
-        <w:pStyle w:val="Textocomentario"/>
-      </w:pPr>
-      <w:r>
-        <w:rPr>
-          <w:rStyle w:val="Refdecomentario"/>
+        <w:pStyle w:val="CommentText"/>
+      </w:pPr>
+      <w:r>
+        <w:rPr>
+          <w:rStyle w:val="CommentReference"/>
         </w:rPr>
         <w:annotationRef/>
       </w:r>
@@ -31496,7 +31279,7 @@
     </w:p>
     <w:p>
       <w:pPr>
-        <w:pStyle w:val="Textocomentario"/>
+        <w:pStyle w:val="CommentText"/>
       </w:pPr>
       <w:r>
         <w:t>Figura 3</w:t>
@@ -31536,11 +31319,11 @@
   <w:comment w:id="27" w:author="Andrés Felipe Velandia Espitia" w:date="2026-08-03T22:53:00Z" w:initials="AFVE">
     <w:p>
       <w:pPr>
-        <w:pStyle w:val="Textocomentario"/>
-      </w:pPr>
-      <w:r>
-        <w:rPr>
-          <w:rStyle w:val="Refdecomentario"/>
+        <w:pStyle w:val="CommentText"/>
+      </w:pPr>
+      <w:r>
+        <w:rPr>
+          <w:rStyle w:val="CommentReference"/>
         </w:rPr>
         <w:annotationRef/>
       </w:r>
@@ -31552,11 +31335,11 @@
   <w:comment w:id="28" w:author="Andrés Felipe Velandia Espitia" w:date="2026-08-03T23:44:00Z" w:initials="AFVE">
     <w:p>
       <w:pPr>
-        <w:pStyle w:val="Textocomentario"/>
-      </w:pPr>
-      <w:r>
-        <w:rPr>
-          <w:rStyle w:val="Refdecomentario"/>
+        <w:pStyle w:val="CommentText"/>
+      </w:pPr>
+      <w:r>
+        <w:rPr>
+          <w:rStyle w:val="CommentReference"/>
         </w:rPr>
         <w:annotationRef/>
       </w:r>
@@ -31568,11 +31351,11 @@
   <w:comment w:id="29" w:author="Andrés Felipe Velandia Espitia" w:date="2026-08-03T23:47:00Z" w:initials="AFVE">
     <w:p>
       <w:pPr>
-        <w:pStyle w:val="Textocomentario"/>
-      </w:pPr>
-      <w:r>
-        <w:rPr>
-          <w:rStyle w:val="Refdecomentario"/>
+        <w:pStyle w:val="CommentText"/>
+      </w:pPr>
+      <w:r>
+        <w:rPr>
+          <w:rStyle w:val="CommentReference"/>
         </w:rPr>
         <w:annotationRef/>
       </w:r>
@@ -31584,11 +31367,11 @@
   <w:comment w:id="30" w:author="Andrés Felipe Velandia Espitia" w:date="2026-08-03T23:50:00Z" w:initials="AFVE">
     <w:p>
       <w:pPr>
-        <w:pStyle w:val="Textocomentario"/>
-      </w:pPr>
-      <w:r>
-        <w:rPr>
-          <w:rStyle w:val="Refdecomentario"/>
+        <w:pStyle w:val="CommentText"/>
+      </w:pPr>
+      <w:r>
+        <w:rPr>
+          <w:rStyle w:val="CommentReference"/>
         </w:rPr>
         <w:annotationRef/>
       </w:r>
@@ -31600,11 +31383,11 @@
   <w:comment w:id="31" w:author="Andrés Felipe Velandia Espitia" w:date="2026-08-04T00:18:00Z" w:initials="AFVE">
     <w:p>
       <w:pPr>
-        <w:pStyle w:val="Textocomentario"/>
-      </w:pPr>
-      <w:r>
-        <w:rPr>
-          <w:rStyle w:val="Refdecomentario"/>
+        <w:pStyle w:val="CommentText"/>
+      </w:pPr>
+      <w:r>
+        <w:rPr>
+          <w:rStyle w:val="CommentReference"/>
         </w:rPr>
         <w:annotationRef/>
       </w:r>
@@ -31614,7 +31397,7 @@
     </w:p>
     <w:p>
       <w:pPr>
-        <w:pStyle w:val="Textocomentario"/>
+        <w:pStyle w:val="CommentText"/>
       </w:pPr>
       <w:r>
         <w:t>Figura 4</w:t>
@@ -31630,11 +31413,11 @@
   <w:comment w:id="32" w:author="Andrés Felipe Velandia Espitia" w:date="2026-04-30T09:30:00Z" w:initials="AFVE">
     <w:p>
       <w:pPr>
-        <w:pStyle w:val="Textocomentario"/>
-      </w:pPr>
-      <w:r>
-        <w:rPr>
-          <w:rStyle w:val="Refdecomentario"/>
+        <w:pStyle w:val="CommentText"/>
+      </w:pPr>
+      <w:r>
+        <w:rPr>
+          <w:rStyle w:val="CommentReference"/>
         </w:rPr>
         <w:annotationRef/>
       </w:r>
@@ -31644,7 +31427,7 @@
     </w:p>
     <w:p>
       <w:pPr>
-        <w:pStyle w:val="Textocomentario"/>
+        <w:pStyle w:val="CommentText"/>
       </w:pPr>
       <w:r>
         <w:t>En la síntesis se presenta un mapa conceptual que organiza los principales temas relacionados con la comunicación pública y ciudadana desde el enfoque de los lenguajes claros, comprensibles e incluyentes. Inicia con los fundamentos de la comunicación pública y ciudadana y su relación con el acceso a la información y la garantía de derechos; continúa con los elementos que favorecen una comunicación efectiva, como el lenguaje claro, las barreras lingüísticas y los tecnicismos. Posteriormente, integra el contexto ciudadano y las características de la información pública, incorpora los lineamientos institucionales que orientan la comunicación de las entidades y finaliza con las metodologías para la elaboración, revisión y evaluación de documentos institucionales dirigidos a la ciudadanía.</w:t>
@@ -31655,7 +31438,7 @@
 </file>
 
 <file path=word/commentsExtended.xml><?xml version="1.0" encoding="utf-8"?>
-<w15:commentsEx xmlns:wpc="http://schemas.microsoft.com/office/word/2010/wordprocessingCanvas" xmlns:cx="http://schemas.microsoft.com/office/drawing/2014/chartex" xmlns:cx1="http://schemas.microsoft.com/office/drawing/2015/9/8/chartex" xmlns:cx2="http://schemas.microsoft.com/office/drawing/2015/10/21/chartex" xmlns:cx3="http://schemas.microsoft.com/office/drawing/2016/5/9/chartex" xmlns:cx4="http://schemas.microsoft.com/office/drawing/2016/5/10/chartex" xmlns:cx5="http://schemas.microsoft.com/office/drawing/2016/5/11/chartex" xmlns:cx6="http://schemas.microsoft.com/office/drawing/2016/5/12/chartex" xmlns:cx7="http://schemas.microsoft.com/office/drawing/2016/5/13/chartex" xmlns:cx8="http://schemas.microsoft.com/office/drawing/2016/5/14/chartex" xmlns:mc="http://schemas.openxmlformats.org/markup-compatibility/2006" xmlns:aink="http://schemas.microsoft.com/office/drawing/2016/ink" xmlns:am3d="http://schemas.microsoft.com/office/drawing/2017/model3d" xmlns:o="urn:schemas-microsoft-com:office:office" xmlns:r="http://schemas.openxmlformats.org/officeDocument/2006/relationships" xmlns:m="http://schemas.openxmlformats.org/officeDocument/2006/math" xmlns:v="urn:schemas-microsoft-com:vml" xmlns:wp14="http://schemas.microsoft.com/office/word/2010/wordprocessingDrawing" xmlns:wp="http://schemas.openxmlformats.org/drawingml/2006/wordprocessingDrawing" xmlns:w10="urn:schemas-microsoft-com:office:word" xmlns:w="http://schemas.openxmlformats.org/wordprocessingml/2006/main" xmlns:w14="http://schemas.microsoft.com/office/word/2010/wordml" xmlns:w15="http://schemas.microsoft.com/office/word/2012/wordml" xmlns:w16cex="http://schemas.microsoft.com/office/word/2018/wordml/cex" xmlns:w16cid="http://schemas.microsoft.com/office/word/2016/wordml/cid" xmlns:w16="http://schemas.microsoft.com/office/word/2018/wordml" xmlns:w16sdtdh="http://schemas.microsoft.com/office/word/2020/wordml/sdtdatahash" xmlns:w16se="http://schemas.microsoft.com/office/word/2015/wordml/symex" xmlns:wpg="http://schemas.microsoft.com/office/word/2010/wordprocessingGroup" xmlns:wpi="http://schemas.microsoft.com/office/word/2010/wordprocessingInk" xmlns:wne="http://schemas.microsoft.com/office/word/2006/wordml" xmlns:wps="http://schemas.microsoft.com/office/word/2010/wordprocessingShape" mc:Ignorable="w14 w15 w16se w16cid w16 w16cex w16sdtdh wp14">
+<w15:commentsEx xmlns:wpc="http://schemas.microsoft.com/office/word/2010/wordprocessingCanvas" xmlns:cx="http://schemas.microsoft.com/office/drawing/2014/chartex" xmlns:cx1="http://schemas.microsoft.com/office/drawing/2015/9/8/chartex" xmlns:cx2="http://schemas.microsoft.com/office/drawing/2015/10/21/chartex" xmlns:cx3="http://schemas.microsoft.com/office/drawing/2016/5/9/chartex" xmlns:cx4="http://schemas.microsoft.com/office/drawing/2016/5/10/chartex" xmlns:cx5="http://schemas.microsoft.com/office/drawing/2016/5/11/chartex" xmlns:cx6="http://schemas.microsoft.com/office/drawing/2016/5/12/chartex" xmlns:cx7="http://schemas.microsoft.com/office/drawing/2016/5/13/chartex" xmlns:cx8="http://schemas.microsoft.com/office/drawing/2016/5/14/chartex" xmlns:mc="http://schemas.openxmlformats.org/markup-compatibility/2006" xmlns:aink="http://schemas.microsoft.com/office/drawing/2016/ink" xmlns:am3d="http://schemas.microsoft.com/office/drawing/2017/model3d" xmlns:o="urn:schemas-microsoft-com:office:office" xmlns:oel="http://schemas.microsoft.com/office/2019/extlst" xmlns:r="http://schemas.openxmlformats.org/officeDocument/2006/relationships" xmlns:m="http://schemas.openxmlformats.org/officeDocument/2006/math" xmlns:v="urn:schemas-microsoft-com:vml" xmlns:wp14="http://schemas.microsoft.com/office/word/2010/wordprocessingDrawing" xmlns:wp="http://schemas.openxmlformats.org/drawingml/2006/wordprocessingDrawing" xmlns:w10="urn:schemas-microsoft-com:office:word" xmlns:w="http://schemas.openxmlformats.org/wordprocessingml/2006/main" xmlns:w14="http://schemas.microsoft.com/office/word/2010/wordml" xmlns:w15="http://schemas.microsoft.com/office/word/2012/wordml" xmlns:w16cei="http://schemas.microsoft.com/office/word/2026/wordml/cei" xmlns:w16cex="http://schemas.microsoft.com/office/word/2018/wordml/cex" xmlns:w16cid="http://schemas.microsoft.com/office/word/2016/wordml/cid" xmlns:w16="http://schemas.microsoft.com/office/word/2018/wordml" xmlns:w16du="http://schemas.microsoft.com/office/word/2023/wordml/word16du" xmlns:w16sdtdh="http://schemas.microsoft.com/office/word/2020/wordml/sdtdatahash" xmlns:w16sdtfl="http://schemas.microsoft.com/office/word/2024/wordml/sdtformatlock" xmlns:w16se="http://schemas.microsoft.com/office/word/2015/wordml/symex" xmlns:wpg="http://schemas.microsoft.com/office/word/2010/wordprocessingGroup" xmlns:wpi="http://schemas.microsoft.com/office/word/2010/wordprocessingInk" xmlns:wne="http://schemas.microsoft.com/office/word/2006/wordml" xmlns:wps="http://schemas.microsoft.com/office/word/2010/wordprocessingShape" mc:Ignorable="w14 w15 w16se w16cid w16 w16cex w16sdtdh w16sdtfl w16du wp14">
   <w15:commentEx w15:paraId="7785E308" w15:done="0"/>
   <w15:commentEx w15:paraId="1BB744B4" w15:done="0"/>
   <w15:commentEx w15:paraId="672F94C0" w15:done="0"/>
@@ -31691,7 +31474,7 @@
 </file>
 
 <file path=word/commentsExtensible.xml><?xml version="1.0" encoding="utf-8"?>
-<w16cex:commentsExtensible xmlns:wpc="http://schemas.microsoft.com/office/word/2010/wordprocessingCanvas" xmlns:cx="http://schemas.microsoft.com/office/drawing/2014/chartex" xmlns:cx1="http://schemas.microsoft.com/office/drawing/2015/9/8/chartex" xmlns:cx2="http://schemas.microsoft.com/office/drawing/2015/10/21/chartex" xmlns:cx3="http://schemas.microsoft.com/office/drawing/2016/5/9/chartex" xmlns:cx4="http://schemas.microsoft.com/office/drawing/2016/5/10/chartex" xmlns:cx5="http://schemas.microsoft.com/office/drawing/2016/5/11/chartex" xmlns:cx6="http://schemas.microsoft.com/office/drawing/2016/5/12/chartex" xmlns:cx7="http://schemas.microsoft.com/office/drawing/2016/5/13/chartex" xmlns:cx8="http://schemas.microsoft.com/office/drawing/2016/5/14/chartex" xmlns:mc="http://schemas.openxmlformats.org/markup-compatibility/2006" xmlns:aink="http://schemas.microsoft.com/office/drawing/2016/ink" xmlns:am3d="http://schemas.microsoft.com/office/drawing/2017/model3d" xmlns:o="urn:schemas-microsoft-com:office:office" xmlns:r="http://schemas.openxmlformats.org/officeDocument/2006/relationships" xmlns:m="http://schemas.openxmlformats.org/officeDocument/2006/math" xmlns:v="urn:schemas-microsoft-com:vml" xmlns:wp14="http://schemas.microsoft.com/office/word/2010/wordprocessingDrawing" xmlns:wp="http://schemas.openxmlformats.org/drawingml/2006/wordprocessingDrawing" xmlns:w10="urn:schemas-microsoft-com:office:word" xmlns:w="http://schemas.openxmlformats.org/wordprocessingml/2006/main" xmlns:w14="http://schemas.microsoft.com/office/word/2010/wordml" xmlns:w15="http://schemas.microsoft.com/office/word/2012/wordml" xmlns:w16cex="http://schemas.microsoft.com/office/word/2018/wordml/cex" xmlns:w16cid="http://schemas.microsoft.com/office/word/2016/wordml/cid" xmlns:w16="http://schemas.microsoft.com/office/word/2018/wordml" xmlns:w16sdtdh="http://schemas.microsoft.com/office/word/2020/wordml/sdtdatahash" xmlns:w16se="http://schemas.microsoft.com/office/word/2015/wordml/symex" xmlns:wpg="http://schemas.microsoft.com/office/word/2010/wordprocessingGroup" xmlns:wpi="http://schemas.microsoft.com/office/word/2010/wordprocessingInk" xmlns:wne="http://schemas.microsoft.com/office/word/2006/wordml" xmlns:wps="http://schemas.microsoft.com/office/word/2010/wordprocessingShape" mc:Ignorable="w14 w15 w16se w16cid w16 w16cex w16sdtdh wp14">
+<w16cex:commentsExtensible xmlns:wpc="http://schemas.microsoft.com/office/word/2010/wordprocessingCanvas" xmlns:cx="http://schemas.microsoft.com/office/drawing/2014/chartex" xmlns:cx1="http://schemas.microsoft.com/office/drawing/2015/9/8/chartex" xmlns:cx2="http://schemas.microsoft.com/office/drawing/2015/10/21/chartex" xmlns:cx3="http://schemas.microsoft.com/office/drawing/2016/5/9/chartex" xmlns:cx4="http://schemas.microsoft.com/office/drawing/2016/5/10/chartex" xmlns:cx5="http://schemas.microsoft.com/office/drawing/2016/5/11/chartex" xmlns:cx6="http://schemas.microsoft.com/office/drawing/2016/5/12/chartex" xmlns:cx7="http://schemas.microsoft.com/office/drawing/2016/5/13/chartex" xmlns:cx8="http://schemas.microsoft.com/office/drawing/2016/5/14/chartex" xmlns:cr="http://schemas.microsoft.com/office/comments/2020/reactions" xmlns:mc="http://schemas.openxmlformats.org/markup-compatibility/2006" xmlns:aink="http://schemas.microsoft.com/office/drawing/2016/ink" xmlns:am3d="http://schemas.microsoft.com/office/drawing/2017/model3d" xmlns:o="urn:schemas-microsoft-com:office:office" xmlns:oel="http://schemas.microsoft.com/office/2019/extlst" xmlns:r="http://schemas.openxmlformats.org/officeDocument/2006/relationships" xmlns:m="http://schemas.openxmlformats.org/officeDocument/2006/math" xmlns:v="urn:schemas-microsoft-com:vml" xmlns:wp14="http://schemas.microsoft.com/office/word/2010/wordprocessingDrawing" xmlns:wp="http://schemas.openxmlformats.org/drawingml/2006/wordprocessingDrawing" xmlns:w10="urn:schemas-microsoft-com:office:word" xmlns:w="http://schemas.openxmlformats.org/wordprocessingml/2006/main" xmlns:w14="http://schemas.microsoft.com/office/word/2010/wordml" xmlns:w15="http://schemas.microsoft.com/office/word/2012/wordml" xmlns:w16cei="http://schemas.microsoft.com/office/word/2026/wordml/cei" xmlns:w16cex="http://schemas.microsoft.com/office/word/2018/wordml/cex" xmlns:w16cid="http://schemas.microsoft.com/office/word/2016/wordml/cid" xmlns:w16="http://schemas.microsoft.com/office/word/2018/wordml" xmlns:w16du="http://schemas.microsoft.com/office/word/2023/wordml/word16du" xmlns:w16sdtdh="http://schemas.microsoft.com/office/word/2020/wordml/sdtdatahash" xmlns:w16sdtfl="http://schemas.microsoft.com/office/word/2024/wordml/sdtformatlock" xmlns:w16se="http://schemas.microsoft.com/office/word/2015/wordml/symex" xmlns:wpg="http://schemas.microsoft.com/office/word/2010/wordprocessingGroup" xmlns:wpi="http://schemas.microsoft.com/office/word/2010/wordprocessingInk" xmlns:wne="http://schemas.microsoft.com/office/word/2006/wordml" xmlns:wps="http://schemas.microsoft.com/office/word/2010/wordprocessingShape" mc:Ignorable="w14 w15 w16se w16cid w16 w16cex w16sdtdh w16sdtfl cr w16du wp14">
   <w16cex:commentExtensible w16cex:durableId="2E1B7525" w16cex:dateUtc="2026-08-04T01:14:00Z"/>
   <w16cex:commentExtensible w16cex:durableId="2E1B7703" w16cex:dateUtc="2026-08-04T01:22:00Z"/>
   <w16cex:commentExtensible w16cex:durableId="2E1B7685" w16cex:dateUtc="2026-08-04T01:20:00Z"/>
@@ -31727,7 +31510,7 @@
 </file>
 
 <file path=word/commentsIds.xml><?xml version="1.0" encoding="utf-8"?>
-<w16cid:commentsIds xmlns:wpc="http://schemas.microsoft.com/office/word/2010/wordprocessingCanvas" xmlns:cx="http://schemas.microsoft.com/office/drawing/2014/chartex" xmlns:cx1="http://schemas.microsoft.com/office/drawing/2015/9/8/chartex" xmlns:cx2="http://schemas.microsoft.com/office/drawing/2015/10/21/chartex" xmlns:cx3="http://schemas.microsoft.com/office/drawing/2016/5/9/chartex" xmlns:cx4="http://schemas.microsoft.com/office/drawing/2016/5/10/chartex" xmlns:cx5="http://schemas.microsoft.com/office/drawing/2016/5/11/chartex" xmlns:cx6="http://schemas.microsoft.com/office/drawing/2016/5/12/chartex" xmlns:cx7="http://schemas.microsoft.com/office/drawing/2016/5/13/chartex" xmlns:cx8="http://schemas.microsoft.com/office/drawing/2016/5/14/chartex" xmlns:mc="http://schemas.openxmlformats.org/markup-compatibility/2006" xmlns:aink="http://schemas.microsoft.com/office/drawing/2016/ink" xmlns:am3d="http://schemas.microsoft.com/office/drawing/2017/model3d" xmlns:o="urn:schemas-microsoft-com:office:office" xmlns:r="http://schemas.openxmlformats.org/officeDocument/2006/relationships" xmlns:m="http://schemas.openxmlformats.org/officeDocument/2006/math" xmlns:v="urn:schemas-microsoft-com:vml" xmlns:wp14="http://schemas.microsoft.com/office/word/2010/wordprocessingDrawing" xmlns:wp="http://schemas.openxmlformats.org/drawingml/2006/wordprocessingDrawing" xmlns:w10="urn:schemas-microsoft-com:office:word" xmlns:w="http://schemas.openxmlformats.org/wordprocessingml/2006/main" xmlns:w14="http://schemas.microsoft.com/office/word/2010/wordml" xmlns:w15="http://schemas.microsoft.com/office/word/2012/wordml" xmlns:w16cex="http://schemas.microsoft.com/office/word/2018/wordml/cex" xmlns:w16cid="http://schemas.microsoft.com/office/word/2016/wordml/cid" xmlns:w16="http://schemas.microsoft.com/office/word/2018/wordml" xmlns:w16sdtdh="http://schemas.microsoft.com/office/word/2020/wordml/sdtdatahash" xmlns:w16se="http://schemas.microsoft.com/office/word/2015/wordml/symex" xmlns:wpg="http://schemas.microsoft.com/office/word/2010/wordprocessingGroup" xmlns:wpi="http://schemas.microsoft.com/office/word/2010/wordprocessingInk" xmlns:wne="http://schemas.microsoft.com/office/word/2006/wordml" xmlns:wps="http://schemas.microsoft.com/office/word/2010/wordprocessingShape" mc:Ignorable="w14 w15 w16se w16cid w16 w16cex w16sdtdh wp14">
+<w16cid:commentsIds xmlns:wpc="http://schemas.microsoft.com/office/word/2010/wordprocessingCanvas" xmlns:cx="http://schemas.microsoft.com/office/drawing/2014/chartex" xmlns:cx1="http://schemas.microsoft.com/office/drawing/2015/9/8/chartex" xmlns:cx2="http://schemas.microsoft.com/office/drawing/2015/10/21/chartex" xmlns:cx3="http://schemas.microsoft.com/office/drawing/2016/5/9/chartex" xmlns:cx4="http://schemas.microsoft.com/office/drawing/2016/5/10/chartex" xmlns:cx5="http://schemas.microsoft.com/office/drawing/2016/5/11/chartex" xmlns:cx6="http://schemas.microsoft.com/office/drawing/2016/5/12/chartex" xmlns:cx7="http://schemas.microsoft.com/office/drawing/2016/5/13/chartex" xmlns:cx8="http://schemas.microsoft.com/office/drawing/2016/5/14/chartex" xmlns:mc="http://schemas.openxmlformats.org/markup-compatibility/2006" xmlns:aink="http://schemas.microsoft.com/office/drawing/2016/ink" xmlns:am3d="http://schemas.microsoft.com/office/drawing/2017/model3d" xmlns:o="urn:schemas-microsoft-com:office:office" xmlns:oel="http://schemas.microsoft.com/office/2019/extlst" xmlns:r="http://schemas.openxmlformats.org/officeDocument/2006/relationships" xmlns:m="http://schemas.openxmlformats.org/officeDocument/2006/math" xmlns:v="urn:schemas-microsoft-com:vml" xmlns:wp14="http://schemas.microsoft.com/office/word/2010/wordprocessingDrawing" xmlns:wp="http://schemas.openxmlformats.org/drawingml/2006/wordprocessingDrawing" xmlns:w10="urn:schemas-microsoft-com:office:word" xmlns:w="http://schemas.openxmlformats.org/wordprocessingml/2006/main" xmlns:w14="http://schemas.microsoft.com/office/word/2010/wordml" xmlns:w15="http://schemas.microsoft.com/office/word/2012/wordml" xmlns:w16cei="http://schemas.microsoft.com/office/word/2026/wordml/cei" xmlns:w16cex="http://schemas.microsoft.com/office/word/2018/wordml/cex" xmlns:w16cid="http://schemas.microsoft.com/office/word/2016/wordml/cid" xmlns:w16="http://schemas.microsoft.com/office/word/2018/wordml" xmlns:w16du="http://schemas.microsoft.com/office/word/2023/wordml/word16du" xmlns:w16sdtdh="http://schemas.microsoft.com/office/word/2020/wordml/sdtdatahash" xmlns:w16sdtfl="http://schemas.microsoft.com/office/word/2024/wordml/sdtformatlock" xmlns:w16se="http://schemas.microsoft.com/office/word/2015/wordml/symex" xmlns:wpg="http://schemas.microsoft.com/office/word/2010/wordprocessingGroup" xmlns:wpi="http://schemas.microsoft.com/office/word/2010/wordprocessingInk" xmlns:wne="http://schemas.microsoft.com/office/word/2006/wordml" xmlns:wps="http://schemas.microsoft.com/office/word/2010/wordprocessingShape" mc:Ignorable="w14 w15 w16se w16cid w16 w16cex w16sdtdh w16sdtfl w16du wp14">
   <w16cid:commentId w16cid:paraId="7785E308" w16cid:durableId="2E1B7525"/>
   <w16cid:commentId w16cid:paraId="1BB744B4" w16cid:durableId="2E1B7703"/>
   <w16cid:commentId w16cid:paraId="672F94C0" w16cid:durableId="2E1B7685"/>
@@ -31763,7 +31546,7 @@
 </file>
 
 <file path=word/endnotes.xml><?xml version="1.0" encoding="utf-8"?>
-<w:endnotes xmlns:wpc="http://schemas.microsoft.com/office/word/2010/wordprocessingCanvas" xmlns:cx="http://schemas.microsoft.com/office/drawing/2014/chartex" xmlns:cx1="http://schemas.microsoft.com/office/drawing/2015/9/8/chartex" xmlns:cx2="http://schemas.microsoft.com/office/drawing/2015/10/21/chartex" xmlns:cx3="http://schemas.microsoft.com/office/drawing/2016/5/9/chartex" xmlns:cx4="http://schemas.microsoft.com/office/drawing/2016/5/10/chartex" xmlns:cx5="http://schemas.microsoft.com/office/drawing/2016/5/11/chartex" xmlns:cx6="http://schemas.microsoft.com/office/drawing/2016/5/12/chartex" xmlns:cx7="http://schemas.microsoft.com/office/drawing/2016/5/13/chartex" xmlns:cx8="http://schemas.microsoft.com/office/drawing/2016/5/14/chartex" xmlns:mc="http://schemas.openxmlformats.org/markup-compatibility/2006" xmlns:aink="http://schemas.microsoft.com/office/drawing/2016/ink" xmlns:am3d="http://schemas.microsoft.com/office/drawing/2017/model3d" xmlns:o="urn:schemas-microsoft-com:office:office" xmlns:r="http://schemas.openxmlformats.org/officeDocument/2006/relationships" xmlns:m="http://schemas.openxmlformats.org/officeDocument/2006/math" xmlns:v="urn:schemas-microsoft-com:vml" xmlns:wp14="http://schemas.microsoft.com/office/word/2010/wordprocessingDrawing" xmlns:wp="http://schemas.openxmlformats.org/drawingml/2006/wordprocessingDrawing" xmlns:w10="urn:schemas-microsoft-com:office:word" xmlns:w="http://schemas.openxmlformats.org/wordprocessingml/2006/main" xmlns:w14="http://schemas.microsoft.com/office/word/2010/wordml" xmlns:w15="http://schemas.microsoft.com/office/word/2012/wordml" xmlns:w16cex="http://schemas.microsoft.com/office/word/2018/wordml/cex" xmlns:w16cid="http://schemas.microsoft.com/office/word/2016/wordml/cid" xmlns:w16="http://schemas.microsoft.com/office/word/2018/wordml" xmlns:w16sdtdh="http://schemas.microsoft.com/office/word/2020/wordml/sdtdatahash" xmlns:w16se="http://schemas.microsoft.com/office/word/2015/wordml/symex" xmlns:wpg="http://schemas.microsoft.com/office/word/2010/wordprocessingGroup" xmlns:wpi="http://schemas.microsoft.com/office/word/2010/wordprocessingInk" xmlns:wne="http://schemas.microsoft.com/office/word/2006/wordml" xmlns:wps="http://schemas.microsoft.com/office/word/2010/wordprocessingShape" mc:Ignorable="w14 w15 w16se w16cid w16 w16cex w16sdtdh wp14">
+<w:endnotes xmlns:wpc="http://schemas.microsoft.com/office/word/2010/wordprocessingCanvas" xmlns:cx="http://schemas.microsoft.com/office/drawing/2014/chartex" xmlns:cx1="http://schemas.microsoft.com/office/drawing/2015/9/8/chartex" xmlns:cx2="http://schemas.microsoft.com/office/drawing/2015/10/21/chartex" xmlns:cx3="http://schemas.microsoft.com/office/drawing/2016/5/9/chartex" xmlns:cx4="http://schemas.microsoft.com/office/drawing/2016/5/10/chartex" xmlns:cx5="http://schemas.microsoft.com/office/drawing/2016/5/11/chartex" xmlns:cx6="http://schemas.microsoft.com/office/drawing/2016/5/12/chartex" xmlns:cx7="http://schemas.microsoft.com/office/drawing/2016/5/13/chartex" xmlns:cx8="http://schemas.microsoft.com/office/drawing/2016/5/14/chartex" xmlns:mc="http://schemas.openxmlformats.org/markup-compatibility/2006" xmlns:aink="http://schemas.microsoft.com/office/drawing/2016/ink" xmlns:am3d="http://schemas.microsoft.com/office/drawing/2017/model3d" xmlns:o="urn:schemas-microsoft-com:office:office" xmlns:oel="http://schemas.microsoft.com/office/2019/extlst" xmlns:r="http://schemas.openxmlformats.org/officeDocument/2006/relationships" xmlns:m="http://schemas.openxmlformats.org/officeDocument/2006/math" xmlns:v="urn:schemas-microsoft-com:vml" xmlns:wp14="http://schemas.microsoft.com/office/word/2010/wordprocessingDrawing" xmlns:wp="http://schemas.openxmlformats.org/drawingml/2006/wordprocessingDrawing" xmlns:w10="urn:schemas-microsoft-com:office:word" xmlns:w="http://schemas.openxmlformats.org/wordprocessingml/2006/main" xmlns:w14="http://schemas.microsoft.com/office/word/2010/wordml" xmlns:w15="http://schemas.microsoft.com/office/word/2012/wordml" xmlns:w16cei="http://schemas.microsoft.com/office/word/2026/wordml/cei" xmlns:w16cex="http://schemas.microsoft.com/office/word/2018/wordml/cex" xmlns:w16cid="http://schemas.microsoft.com/office/word/2016/wordml/cid" xmlns:w16="http://schemas.microsoft.com/office/word/2018/wordml" xmlns:w16du="http://schemas.microsoft.com/office/word/2023/wordml/word16du" xmlns:w16sdtdh="http://schemas.microsoft.com/office/word/2020/wordml/sdtdatahash" xmlns:w16sdtfl="http://schemas.microsoft.com/office/word/2024/wordml/sdtformatlock" xmlns:w16se="http://schemas.microsoft.com/office/word/2015/wordml/symex" xmlns:wpg="http://schemas.microsoft.com/office/word/2010/wordprocessingGroup" xmlns:wpi="http://schemas.microsoft.com/office/word/2010/wordprocessingInk" xmlns:wne="http://schemas.microsoft.com/office/word/2006/wordml" xmlns:wps="http://schemas.microsoft.com/office/word/2010/wordprocessingShape" mc:Ignorable="w14 w15 w16se w16cid w16 w16cex w16sdtdh w16sdtfl w16du wp14">
   <w:endnote w:type="separator" w:id="-1">
     <w:p>
       <w:pPr>
@@ -31788,7 +31571,7 @@
 </file>
 
 <file path=word/footer1.xml><?xml version="1.0" encoding="utf-8"?>
-<w:ftr xmlns:wpc="http://schemas.microsoft.com/office/word/2010/wordprocessingCanvas" xmlns:cx="http://schemas.microsoft.com/office/drawing/2014/chartex" xmlns:cx1="http://schemas.microsoft.com/office/drawing/2015/9/8/chartex" xmlns:cx2="http://schemas.microsoft.com/office/drawing/2015/10/21/chartex" xmlns:cx3="http://schemas.microsoft.com/office/drawing/2016/5/9/chartex" xmlns:cx4="http://schemas.microsoft.com/office/drawing/2016/5/10/chartex" xmlns:cx5="http://schemas.microsoft.com/office/drawing/2016/5/11/chartex" xmlns:cx6="http://schemas.microsoft.com/office/drawing/2016/5/12/chartex" xmlns:cx7="http://schemas.microsoft.com/office/drawing/2016/5/13/chartex" xmlns:cx8="http://schemas.microsoft.com/office/drawing/2016/5/14/chartex" xmlns:mc="http://schemas.openxmlformats.org/markup-compatibility/2006" xmlns:aink="http://schemas.microsoft.com/office/drawing/2016/ink" xmlns:am3d="http://schemas.microsoft.com/office/drawing/2017/model3d" xmlns:o="urn:schemas-microsoft-com:office:office" xmlns:r="http://schemas.openxmlformats.org/officeDocument/2006/relationships" xmlns:m="http://schemas.openxmlformats.org/officeDocument/2006/math" xmlns:v="urn:schemas-microsoft-com:vml" xmlns:wp14="http://schemas.microsoft.com/office/word/2010/wordprocessingDrawing" xmlns:wp="http://schemas.openxmlformats.org/drawingml/2006/wordprocessingDrawing" xmlns:w10="urn:schemas-microsoft-com:office:word" xmlns:w="http://schemas.openxmlformats.org/wordprocessingml/2006/main" xmlns:w14="http://schemas.microsoft.com/office/word/2010/wordml" xmlns:w15="http://schemas.microsoft.com/office/word/2012/wordml" xmlns:w16cex="http://schemas.microsoft.com/office/word/2018/wordml/cex" xmlns:w16cid="http://schemas.microsoft.com/office/word/2016/wordml/cid" xmlns:w16="http://schemas.microsoft.com/office/word/2018/wordml" xmlns:w16sdtdh="http://schemas.microsoft.com/office/word/2020/wordml/sdtdatahash" xmlns:w16se="http://schemas.microsoft.com/office/word/2015/wordml/symex" xmlns:wpg="http://schemas.microsoft.com/office/word/2010/wordprocessingGroup" xmlns:wpi="http://schemas.microsoft.com/office/word/2010/wordprocessingInk" xmlns:wne="http://schemas.microsoft.com/office/word/2006/wordml" xmlns:wps="http://schemas.microsoft.com/office/word/2010/wordprocessingShape" mc:Ignorable="w14 w15 w16se w16cid w16 w16cex w16sdtdh wp14">
+<w:ftr xmlns:wpc="http://schemas.microsoft.com/office/word/2010/wordprocessingCanvas" xmlns:cx="http://schemas.microsoft.com/office/drawing/2014/chartex" xmlns:cx1="http://schemas.microsoft.com/office/drawing/2015/9/8/chartex" xmlns:cx2="http://schemas.microsoft.com/office/drawing/2015/10/21/chartex" xmlns:cx3="http://schemas.microsoft.com/office/drawing/2016/5/9/chartex" xmlns:cx4="http://schemas.microsoft.com/office/drawing/2016/5/10/chartex" xmlns:cx5="http://schemas.microsoft.com/office/drawing/2016/5/11/chartex" xmlns:cx6="http://schemas.microsoft.com/office/drawing/2016/5/12/chartex" xmlns:cx7="http://schemas.microsoft.com/office/drawing/2016/5/13/chartex" xmlns:cx8="http://schemas.microsoft.com/office/drawing/2016/5/14/chartex" xmlns:mc="http://schemas.openxmlformats.org/markup-compatibility/2006" xmlns:aink="http://schemas.microsoft.com/office/drawing/2016/ink" xmlns:am3d="http://schemas.microsoft.com/office/drawing/2017/model3d" xmlns:o="urn:schemas-microsoft-com:office:office" xmlns:oel="http://schemas.microsoft.com/office/2019/extlst" xmlns:r="http://schemas.openxmlformats.org/officeDocument/2006/relationships" xmlns:m="http://schemas.openxmlformats.org/officeDocument/2006/math" xmlns:v="urn:schemas-microsoft-com:vml" xmlns:wp14="http://schemas.microsoft.com/office/word/2010/wordprocessingDrawing" xmlns:wp="http://schemas.openxmlformats.org/drawingml/2006/wordprocessingDrawing" xmlns:w10="urn:schemas-microsoft-com:office:word" xmlns:w="http://schemas.openxmlformats.org/wordprocessingml/2006/main" xmlns:w14="http://schemas.microsoft.com/office/word/2010/wordml" xmlns:w15="http://schemas.microsoft.com/office/word/2012/wordml" xmlns:w16cei="http://schemas.microsoft.com/office/word/2026/wordml/cei" xmlns:w16cex="http://schemas.microsoft.com/office/word/2018/wordml/cex" xmlns:w16cid="http://schemas.microsoft.com/office/word/2016/wordml/cid" xmlns:w16="http://schemas.microsoft.com/office/word/2018/wordml" xmlns:w16du="http://schemas.microsoft.com/office/word/2023/wordml/word16du" xmlns:w16sdtdh="http://schemas.microsoft.com/office/word/2020/wordml/sdtdatahash" xmlns:w16sdtfl="http://schemas.microsoft.com/office/word/2024/wordml/sdtformatlock" xmlns:w16se="http://schemas.microsoft.com/office/word/2015/wordml/symex" xmlns:wpg="http://schemas.microsoft.com/office/word/2010/wordprocessingGroup" xmlns:wpi="http://schemas.microsoft.com/office/word/2010/wordprocessingInk" xmlns:wne="http://schemas.microsoft.com/office/word/2006/wordml" xmlns:wps="http://schemas.microsoft.com/office/word/2010/wordprocessingShape" mc:Ignorable="w14 w15 w16se w16cid w16 w16cex w16sdtdh w16sdtfl w16du wp14">
   <w:p>
     <w:pPr>
       <w:pBdr>
@@ -31887,7 +31670,7 @@
 </file>
 
 <file path=word/footnotes.xml><?xml version="1.0" encoding="utf-8"?>
-<w:footnotes xmlns:wpc="http://schemas.microsoft.com/office/word/2010/wordprocessingCanvas" xmlns:cx="http://schemas.microsoft.com/office/drawing/2014/chartex" xmlns:cx1="http://schemas.microsoft.com/office/drawing/2015/9/8/chartex" xmlns:cx2="http://schemas.microsoft.com/office/drawing/2015/10/21/chartex" xmlns:cx3="http://schemas.microsoft.com/office/drawing/2016/5/9/chartex" xmlns:cx4="http://schemas.microsoft.com/office/drawing/2016/5/10/chartex" xmlns:cx5="http://schemas.microsoft.com/office/drawing/2016/5/11/chartex" xmlns:cx6="http://schemas.microsoft.com/office/drawing/2016/5/12/chartex" xmlns:cx7="http://schemas.microsoft.com/office/drawing/2016/5/13/chartex" xmlns:cx8="http://schemas.microsoft.com/office/drawing/2016/5/14/chartex" xmlns:mc="http://schemas.openxmlformats.org/markup-compatibility/2006" xmlns:aink="http://schemas.microsoft.com/office/drawing/2016/ink" xmlns:am3d="http://schemas.microsoft.com/office/drawing/2017/model3d" xmlns:o="urn:schemas-microsoft-com:office:office" xmlns:r="http://schemas.openxmlformats.org/officeDocument/2006/relationships" xmlns:m="http://schemas.openxmlformats.org/officeDocument/2006/math" xmlns:v="urn:schemas-microsoft-com:vml" xmlns:wp14="http://schemas.microsoft.com/office/word/2010/wordprocessingDrawing" xmlns:wp="http://schemas.openxmlformats.org/drawingml/2006/wordprocessingDrawing" xmlns:w10="urn:schemas-microsoft-com:office:word" xmlns:w="http://schemas.openxmlformats.org/wordprocessingml/2006/main" xmlns:w14="http://schemas.microsoft.com/office/word/2010/wordml" xmlns:w15="http://schemas.microsoft.com/office/word/2012/wordml" xmlns:w16cex="http://schemas.microsoft.com/office/word/2018/wordml/cex" xmlns:w16cid="http://schemas.microsoft.com/office/word/2016/wordml/cid" xmlns:w16="http://schemas.microsoft.com/office/word/2018/wordml" xmlns:w16sdtdh="http://schemas.microsoft.com/office/word/2020/wordml/sdtdatahash" xmlns:w16se="http://schemas.microsoft.com/office/word/2015/wordml/symex" xmlns:wpg="http://schemas.microsoft.com/office/word/2010/wordprocessingGroup" xmlns:wpi="http://schemas.microsoft.com/office/word/2010/wordprocessingInk" xmlns:wne="http://schemas.microsoft.com/office/word/2006/wordml" xmlns:wps="http://schemas.microsoft.com/office/word/2010/wordprocessingShape" mc:Ignorable="w14 w15 w16se w16cid w16 w16cex w16sdtdh wp14">
+<w:footnotes xmlns:wpc="http://schemas.microsoft.com/office/word/2010/wordprocessingCanvas" xmlns:cx="http://schemas.microsoft.com/office/drawing/2014/chartex" xmlns:cx1="http://schemas.microsoft.com/office/drawing/2015/9/8/chartex" xmlns:cx2="http://schemas.microsoft.com/office/drawing/2015/10/21/chartex" xmlns:cx3="http://schemas.microsoft.com/office/drawing/2016/5/9/chartex" xmlns:cx4="http://schemas.microsoft.com/office/drawing/2016/5/10/chartex" xmlns:cx5="http://schemas.microsoft.com/office/drawing/2016/5/11/chartex" xmlns:cx6="http://schemas.microsoft.com/office/drawing/2016/5/12/chartex" xmlns:cx7="http://schemas.microsoft.com/office/drawing/2016/5/13/chartex" xmlns:cx8="http://schemas.microsoft.com/office/drawing/2016/5/14/chartex" xmlns:mc="http://schemas.openxmlformats.org/markup-compatibility/2006" xmlns:aink="http://schemas.microsoft.com/office/drawing/2016/ink" xmlns:am3d="http://schemas.microsoft.com/office/drawing/2017/model3d" xmlns:o="urn:schemas-microsoft-com:office:office" xmlns:oel="http://schemas.microsoft.com/office/2019/extlst" xmlns:r="http://schemas.openxmlformats.org/officeDocument/2006/relationships" xmlns:m="http://schemas.openxmlformats.org/officeDocument/2006/math" xmlns:v="urn:schemas-microsoft-com:vml" xmlns:wp14="http://schemas.microsoft.com/office/word/2010/wordprocessingDrawing" xmlns:wp="http://schemas.openxmlformats.org/drawingml/2006/wordprocessingDrawing" xmlns:w10="urn:schemas-microsoft-com:office:word" xmlns:w="http://schemas.openxmlformats.org/wordprocessingml/2006/main" xmlns:w14="http://schemas.microsoft.com/office/word/2010/wordml" xmlns:w15="http://schemas.microsoft.com/office/word/2012/wordml" xmlns:w16cei="http://schemas.microsoft.com/office/word/2026/wordml/cei" xmlns:w16cex="http://schemas.microsoft.com/office/word/2018/wordml/cex" xmlns:w16cid="http://schemas.microsoft.com/office/word/2016/wordml/cid" xmlns:w16="http://schemas.microsoft.com/office/word/2018/wordml" xmlns:w16du="http://schemas.microsoft.com/office/word/2023/wordml/word16du" xmlns:w16sdtdh="http://schemas.microsoft.com/office/word/2020/wordml/sdtdatahash" xmlns:w16sdtfl="http://schemas.microsoft.com/office/word/2024/wordml/sdtformatlock" xmlns:w16se="http://schemas.microsoft.com/office/word/2015/wordml/symex" xmlns:wpg="http://schemas.microsoft.com/office/word/2010/wordprocessingGroup" xmlns:wpi="http://schemas.microsoft.com/office/word/2010/wordprocessingInk" xmlns:wne="http://schemas.microsoft.com/office/word/2006/wordml" xmlns:wps="http://schemas.microsoft.com/office/word/2010/wordprocessingShape" mc:Ignorable="w14 w15 w16se w16cid w16 w16cex w16sdtdh w16sdtfl w16du wp14">
   <w:footnote w:type="separator" w:id="-1">
     <w:p>
       <w:pPr>
@@ -31912,7 +31695,7 @@
 </file>
 
 <file path=word/header1.xml><?xml version="1.0" encoding="utf-8"?>
-<w:hdr xmlns:wpc="http://schemas.microsoft.com/office/word/2010/wordprocessingCanvas" xmlns:cx="http://schemas.microsoft.com/office/drawing/2014/chartex" xmlns:cx1="http://schemas.microsoft.com/office/drawing/2015/9/8/chartex" xmlns:cx2="http://schemas.microsoft.com/office/drawing/2015/10/21/chartex" xmlns:cx3="http://schemas.microsoft.com/office/drawing/2016/5/9/chartex" xmlns:cx4="http://schemas.microsoft.com/office/drawing/2016/5/10/chartex" xmlns:cx5="http://schemas.microsoft.com/office/drawing/2016/5/11/chartex" xmlns:cx6="http://schemas.microsoft.com/office/drawing/2016/5/12/chartex" xmlns:cx7="http://schemas.microsoft.com/office/drawing/2016/5/13/chartex" xmlns:cx8="http://schemas.microsoft.com/office/drawing/2016/5/14/chartex" xmlns:mc="http://schemas.openxmlformats.org/markup-compatibility/2006" xmlns:aink="http://schemas.microsoft.com/office/drawing/2016/ink" xmlns:am3d="http://schemas.microsoft.com/office/drawing/2017/model3d" xmlns:o="urn:schemas-microsoft-com:office:office" xmlns:r="http://schemas.openxmlformats.org/officeDocument/2006/relationships" xmlns:m="http://schemas.openxmlformats.org/officeDocument/2006/math" xmlns:v="urn:schemas-microsoft-com:vml" xmlns:wp14="http://schemas.microsoft.com/office/word/2010/wordprocessingDrawing" xmlns:wp="http://schemas.openxmlformats.org/drawingml/2006/wordprocessingDrawing" xmlns:w10="urn:schemas-microsoft-com:office:word" xmlns:w="http://schemas.openxmlformats.org/wordprocessingml/2006/main" xmlns:w14="http://schemas.microsoft.com/office/word/2010/wordml" xmlns:w15="http://schemas.microsoft.com/office/word/2012/wordml" xmlns:w16cex="http://schemas.microsoft.com/office/word/2018/wordml/cex" xmlns:w16cid="http://schemas.microsoft.com/office/word/2016/wordml/cid" xmlns:w16="http://schemas.microsoft.com/office/word/2018/wordml" xmlns:w16sdtdh="http://schemas.microsoft.com/office/word/2020/wordml/sdtdatahash" xmlns:w16se="http://schemas.microsoft.com/office/word/2015/wordml/symex" xmlns:wpg="http://schemas.microsoft.com/office/word/2010/wordprocessingGroup" xmlns:wpi="http://schemas.microsoft.com/office/word/2010/wordprocessingInk" xmlns:wne="http://schemas.microsoft.com/office/word/2006/wordml" xmlns:wps="http://schemas.microsoft.com/office/word/2010/wordprocessingShape" mc:Ignorable="w14 w15 w16se w16cid w16 w16cex w16sdtdh wp14">
+<w:hdr xmlns:wpc="http://schemas.microsoft.com/office/word/2010/wordprocessingCanvas" xmlns:cx="http://schemas.microsoft.com/office/drawing/2014/chartex" xmlns:cx1="http://schemas.microsoft.com/office/drawing/2015/9/8/chartex" xmlns:cx2="http://schemas.microsoft.com/office/drawing/2015/10/21/chartex" xmlns:cx3="http://schemas.microsoft.com/office/drawing/2016/5/9/chartex" xmlns:cx4="http://schemas.microsoft.com/office/drawing/2016/5/10/chartex" xmlns:cx5="http://schemas.microsoft.com/office/drawing/2016/5/11/chartex" xmlns:cx6="http://schemas.microsoft.com/office/drawing/2016/5/12/chartex" xmlns:cx7="http://schemas.microsoft.com/office/drawing/2016/5/13/chartex" xmlns:cx8="http://schemas.microsoft.com/office/drawing/2016/5/14/chartex" xmlns:mc="http://schemas.openxmlformats.org/markup-compatibility/2006" xmlns:aink="http://schemas.microsoft.com/office/drawing/2016/ink" xmlns:am3d="http://schemas.microsoft.com/office/drawing/2017/model3d" xmlns:o="urn:schemas-microsoft-com:office:office" xmlns:oel="http://schemas.microsoft.com/office/2019/extlst" xmlns:r="http://schemas.openxmlformats.org/officeDocument/2006/relationships" xmlns:m="http://schemas.openxmlformats.org/officeDocument/2006/math" xmlns:v="urn:schemas-microsoft-com:vml" xmlns:wp14="http://schemas.microsoft.com/office/word/2010/wordprocessingDrawing" xmlns:wp="http://schemas.openxmlformats.org/drawingml/2006/wordprocessingDrawing" xmlns:w10="urn:schemas-microsoft-com:office:word" xmlns:w="http://schemas.openxmlformats.org/wordprocessingml/2006/main" xmlns:w14="http://schemas.microsoft.com/office/word/2010/wordml" xmlns:w15="http://schemas.microsoft.com/office/word/2012/wordml" xmlns:w16cei="http://schemas.microsoft.com/office/word/2026/wordml/cei" xmlns:w16cex="http://schemas.microsoft.com/office/word/2018/wordml/cex" xmlns:w16cid="http://schemas.microsoft.com/office/word/2016/wordml/cid" xmlns:w16="http://schemas.microsoft.com/office/word/2018/wordml" xmlns:w16du="http://schemas.microsoft.com/office/word/2023/wordml/word16du" xmlns:w16sdtdh="http://schemas.microsoft.com/office/word/2020/wordml/sdtdatahash" xmlns:w16sdtfl="http://schemas.microsoft.com/office/word/2024/wordml/sdtformatlock" xmlns:w16se="http://schemas.microsoft.com/office/word/2015/wordml/symex" xmlns:wpg="http://schemas.microsoft.com/office/word/2010/wordprocessingGroup" xmlns:wpi="http://schemas.microsoft.com/office/word/2010/wordprocessingInk" xmlns:wne="http://schemas.microsoft.com/office/word/2006/wordml" xmlns:wps="http://schemas.microsoft.com/office/word/2010/wordprocessingShape" mc:Ignorable="w14 w15 w16se w16cid w16 w16cex w16sdtdh w16sdtfl w16du wp14">
   <w:p>
     <w:pPr>
       <w:pBdr>
@@ -32027,18 +31810,19 @@
 </file>
 
 <file path=word/intelligence2.xml><?xml version="1.0" encoding="utf-8"?>
-<int2:intelligence xmlns:int2="http://schemas.microsoft.com/office/intelligence/2020/intelligence">
+<int2:intelligence xmlns:int2="http://schemas.microsoft.com/office/intelligence/2020/intelligence" xmlns:oel="http://schemas.microsoft.com/office/2019/extlst">
   <int2:observations>
     <int2:bookmark int2:bookmarkName="_Int_JAhyDpHp" int2:invalidationBookmarkName="" int2:hashCode="ogAhSVqAGuowT3" int2:id="ZRVMkNEr">
-      <int2:state int2:type="gram" int2:value="Rejected"/>
+      <int2:state int2:value="Rejected" int2:type="gram"/>
     </int2:bookmark>
   </int2:observations>
   <int2:intelligenceSettings/>
+  <int2:onDemandWorkflows/>
 </int2:intelligence>
 </file>
 
 <file path=word/numbering.xml><?xml version="1.0" encoding="utf-8"?>
-<w:numbering xmlns:wpc="http://schemas.microsoft.com/office/word/2010/wordprocessingCanvas" xmlns:cx="http://schemas.microsoft.com/office/drawing/2014/chartex" xmlns:cx1="http://schemas.microsoft.com/office/drawing/2015/9/8/chartex" xmlns:cx2="http://schemas.microsoft.com/office/drawing/2015/10/21/chartex" xmlns:cx3="http://schemas.microsoft.com/office/drawing/2016/5/9/chartex" xmlns:cx4="http://schemas.microsoft.com/office/drawing/2016/5/10/chartex" xmlns:cx5="http://schemas.microsoft.com/office/drawing/2016/5/11/chartex" xmlns:cx6="http://schemas.microsoft.com/office/drawing/2016/5/12/chartex" xmlns:cx7="http://schemas.microsoft.com/office/drawing/2016/5/13/chartex" xmlns:cx8="http://schemas.microsoft.com/office/drawing/2016/5/14/chartex" xmlns:mc="http://schemas.openxmlformats.org/markup-compatibility/2006" xmlns:aink="http://schemas.microsoft.com/office/drawing/2016/ink" xmlns:am3d="http://schemas.microsoft.com/office/drawing/2017/model3d" xmlns:o="urn:schemas-microsoft-com:office:office" xmlns:r="http://schemas.openxmlformats.org/officeDocument/2006/relationships" xmlns:m="http://schemas.openxmlformats.org/officeDocument/2006/math" xmlns:v="urn:schemas-microsoft-com:vml" xmlns:wp14="http://schemas.microsoft.com/office/word/2010/wordprocessingDrawing" xmlns:wp="http://schemas.openxmlformats.org/drawingml/2006/wordprocessingDrawing" xmlns:w10="urn:schemas-microsoft-com:office:word" xmlns:w="http://schemas.openxmlformats.org/wordprocessingml/2006/main" xmlns:w14="http://schemas.microsoft.com/office/word/2010/wordml" xmlns:w15="http://schemas.microsoft.com/office/word/2012/wordml" xmlns:w16cex="http://schemas.microsoft.com/office/word/2018/wordml/cex" xmlns:w16cid="http://schemas.microsoft.com/office/word/2016/wordml/cid" xmlns:w16="http://schemas.microsoft.com/office/word/2018/wordml" xmlns:w16sdtdh="http://schemas.microsoft.com/office/word/2020/wordml/sdtdatahash" xmlns:w16se="http://schemas.microsoft.com/office/word/2015/wordml/symex" xmlns:wpg="http://schemas.microsoft.com/office/word/2010/wordprocessingGroup" xmlns:wpi="http://schemas.microsoft.com/office/word/2010/wordprocessingInk" xmlns:wne="http://schemas.microsoft.com/office/word/2006/wordml" xmlns:wps="http://schemas.microsoft.com/office/word/2010/wordprocessingShape" mc:Ignorable="w14 w15 w16se w16cid w16 w16cex w16sdtdh wp14">
+<w:numbering xmlns:wpc="http://schemas.microsoft.com/office/word/2010/wordprocessingCanvas" xmlns:cx="http://schemas.microsoft.com/office/drawing/2014/chartex" xmlns:cx1="http://schemas.microsoft.com/office/drawing/2015/9/8/chartex" xmlns:cx2="http://schemas.microsoft.com/office/drawing/2015/10/21/chartex" xmlns:cx3="http://schemas.microsoft.com/office/drawing/2016/5/9/chartex" xmlns:cx4="http://schemas.microsoft.com/office/drawing/2016/5/10/chartex" xmlns:cx5="http://schemas.microsoft.com/office/drawing/2016/5/11/chartex" xmlns:cx6="http://schemas.microsoft.com/office/drawing/2016/5/12/chartex" xmlns:cx7="http://schemas.microsoft.com/office/drawing/2016/5/13/chartex" xmlns:cx8="http://schemas.microsoft.com/office/drawing/2016/5/14/chartex" xmlns:mc="http://schemas.openxmlformats.org/markup-compatibility/2006" xmlns:aink="http://schemas.microsoft.com/office/drawing/2016/ink" xmlns:am3d="http://schemas.microsoft.com/office/drawing/2017/model3d" xmlns:o="urn:schemas-microsoft-com:office:office" xmlns:oel="http://schemas.microsoft.com/office/2019/extlst" xmlns:r="http://schemas.openxmlformats.org/officeDocument/2006/relationships" xmlns:m="http://schemas.openxmlformats.org/officeDocument/2006/math" xmlns:v="urn:schemas-microsoft-com:vml" xmlns:wp14="http://schemas.microsoft.com/office/word/2010/wordprocessingDrawing" xmlns:wp="http://schemas.openxmlformats.org/drawingml/2006/wordprocessingDrawing" xmlns:w10="urn:schemas-microsoft-com:office:word" xmlns:w="http://schemas.openxmlformats.org/wordprocessingml/2006/main" xmlns:w14="http://schemas.microsoft.com/office/word/2010/wordml" xmlns:w15="http://schemas.microsoft.com/office/word/2012/wordml" xmlns:w16cei="http://schemas.microsoft.com/office/word/2026/wordml/cei" xmlns:w16cex="http://schemas.microsoft.com/office/word/2018/wordml/cex" xmlns:w16cid="http://schemas.microsoft.com/office/word/2016/wordml/cid" xmlns:w16="http://schemas.microsoft.com/office/word/2018/wordml" xmlns:w16du="http://schemas.microsoft.com/office/word/2023/wordml/word16du" xmlns:w16sdtdh="http://schemas.microsoft.com/office/word/2020/wordml/sdtdatahash" xmlns:w16sdtfl="http://schemas.microsoft.com/office/word/2024/wordml/sdtformatlock" xmlns:w16se="http://schemas.microsoft.com/office/word/2015/wordml/symex" xmlns:wpg="http://schemas.microsoft.com/office/word/2010/wordprocessingGroup" xmlns:wpi="http://schemas.microsoft.com/office/word/2010/wordprocessingInk" xmlns:wne="http://schemas.microsoft.com/office/word/2006/wordml" xmlns:wps="http://schemas.microsoft.com/office/word/2010/wordprocessingShape" mc:Ignorable="w14 w15 w16se w16cid w16 w16cex w16sdtdh w16sdtfl w16du wp14">
   <w:abstractNum w:abstractNumId="0" w15:restartNumberingAfterBreak="0">
     <w:nsid w:val="08EC67CA"/>
     <w:multiLevelType w:val="hybridMultilevel"/>
@@ -36212,128 +35996,128 @@
       </w:pPr>
     </w:lvl>
   </w:abstractNum>
-  <w:num w:numId="1">
+  <w:num w:numId="1" w16cid:durableId="867261980">
     <w:abstractNumId w:val="5"/>
   </w:num>
-  <w:num w:numId="2">
+  <w:num w:numId="2" w16cid:durableId="1926255620">
     <w:abstractNumId w:val="20"/>
   </w:num>
-  <w:num w:numId="3">
+  <w:num w:numId="3" w16cid:durableId="316304037">
     <w:abstractNumId w:val="13"/>
   </w:num>
-  <w:num w:numId="4">
+  <w:num w:numId="4" w16cid:durableId="1464039480">
     <w:abstractNumId w:val="33"/>
   </w:num>
-  <w:num w:numId="5">
+  <w:num w:numId="5" w16cid:durableId="2005082358">
     <w:abstractNumId w:val="25"/>
   </w:num>
-  <w:num w:numId="6">
+  <w:num w:numId="6" w16cid:durableId="2139519786">
     <w:abstractNumId w:val="2"/>
   </w:num>
-  <w:num w:numId="7">
+  <w:num w:numId="7" w16cid:durableId="1609577229">
     <w:abstractNumId w:val="10"/>
   </w:num>
-  <w:num w:numId="8">
+  <w:num w:numId="8" w16cid:durableId="1728921020">
     <w:abstractNumId w:val="18"/>
   </w:num>
-  <w:num w:numId="9">
+  <w:num w:numId="9" w16cid:durableId="580021809">
     <w:abstractNumId w:val="17"/>
   </w:num>
-  <w:num w:numId="10">
+  <w:num w:numId="10" w16cid:durableId="307175370">
     <w:abstractNumId w:val="4"/>
   </w:num>
-  <w:num w:numId="11">
+  <w:num w:numId="11" w16cid:durableId="492187593">
     <w:abstractNumId w:val="11"/>
   </w:num>
-  <w:num w:numId="12">
+  <w:num w:numId="12" w16cid:durableId="514730101">
     <w:abstractNumId w:val="9"/>
   </w:num>
-  <w:num w:numId="13">
+  <w:num w:numId="13" w16cid:durableId="958994779">
     <w:abstractNumId w:val="36"/>
   </w:num>
-  <w:num w:numId="14">
+  <w:num w:numId="14" w16cid:durableId="577909003">
     <w:abstractNumId w:val="35"/>
   </w:num>
-  <w:num w:numId="15">
+  <w:num w:numId="15" w16cid:durableId="543906104">
     <w:abstractNumId w:val="8"/>
   </w:num>
-  <w:num w:numId="16">
+  <w:num w:numId="16" w16cid:durableId="1194660352">
     <w:abstractNumId w:val="12"/>
   </w:num>
-  <w:num w:numId="17">
+  <w:num w:numId="17" w16cid:durableId="1731537029">
     <w:abstractNumId w:val="38"/>
   </w:num>
-  <w:num w:numId="18">
+  <w:num w:numId="18" w16cid:durableId="1189685750">
     <w:abstractNumId w:val="27"/>
   </w:num>
-  <w:num w:numId="19">
+  <w:num w:numId="19" w16cid:durableId="620107760">
     <w:abstractNumId w:val="37"/>
   </w:num>
-  <w:num w:numId="20">
+  <w:num w:numId="20" w16cid:durableId="1507406038">
     <w:abstractNumId w:val="32"/>
   </w:num>
-  <w:num w:numId="21">
+  <w:num w:numId="21" w16cid:durableId="1400597677">
     <w:abstractNumId w:val="19"/>
   </w:num>
-  <w:num w:numId="22">
+  <w:num w:numId="22" w16cid:durableId="248585761">
     <w:abstractNumId w:val="26"/>
   </w:num>
-  <w:num w:numId="23">
+  <w:num w:numId="23" w16cid:durableId="1642882533">
     <w:abstractNumId w:val="30"/>
   </w:num>
-  <w:num w:numId="24">
+  <w:num w:numId="24" w16cid:durableId="1221399294">
     <w:abstractNumId w:val="23"/>
   </w:num>
-  <w:num w:numId="25">
+  <w:num w:numId="25" w16cid:durableId="2006666205">
     <w:abstractNumId w:val="3"/>
   </w:num>
-  <w:num w:numId="26">
+  <w:num w:numId="26" w16cid:durableId="1839231223">
     <w:abstractNumId w:val="15"/>
   </w:num>
-  <w:num w:numId="27">
+  <w:num w:numId="27" w16cid:durableId="376122893">
     <w:abstractNumId w:val="7"/>
   </w:num>
-  <w:num w:numId="28">
+  <w:num w:numId="28" w16cid:durableId="1685017694">
     <w:abstractNumId w:val="14"/>
   </w:num>
-  <w:num w:numId="29">
+  <w:num w:numId="29" w16cid:durableId="912200793">
     <w:abstractNumId w:val="34"/>
   </w:num>
-  <w:num w:numId="30">
+  <w:num w:numId="30" w16cid:durableId="657415782">
     <w:abstractNumId w:val="6"/>
   </w:num>
-  <w:num w:numId="31">
+  <w:num w:numId="31" w16cid:durableId="2146729515">
     <w:abstractNumId w:val="29"/>
   </w:num>
-  <w:num w:numId="32">
+  <w:num w:numId="32" w16cid:durableId="1555384357">
     <w:abstractNumId w:val="24"/>
   </w:num>
-  <w:num w:numId="33">
+  <w:num w:numId="33" w16cid:durableId="32120125">
     <w:abstractNumId w:val="21"/>
   </w:num>
-  <w:num w:numId="34">
+  <w:num w:numId="34" w16cid:durableId="666979456">
     <w:abstractNumId w:val="1"/>
   </w:num>
-  <w:num w:numId="35">
+  <w:num w:numId="35" w16cid:durableId="884803279">
     <w:abstractNumId w:val="28"/>
   </w:num>
-  <w:num w:numId="36">
+  <w:num w:numId="36" w16cid:durableId="2092702909">
     <w:abstractNumId w:val="16"/>
   </w:num>
-  <w:num w:numId="37">
+  <w:num w:numId="37" w16cid:durableId="146168796">
     <w:abstractNumId w:val="0"/>
   </w:num>
-  <w:num w:numId="38">
+  <w:num w:numId="38" w16cid:durableId="1135879687">
     <w:abstractNumId w:val="31"/>
   </w:num>
-  <w:num w:numId="39">
+  <w:num w:numId="39" w16cid:durableId="1206984210">
     <w:abstractNumId w:val="22"/>
   </w:num>
 </w:numbering>
 </file>
 
 <file path=word/people.xml><?xml version="1.0" encoding="utf-8"?>
-<w15:people xmlns:wpc="http://schemas.microsoft.com/office/word/2010/wordprocessingCanvas" xmlns:cx="http://schemas.microsoft.com/office/drawing/2014/chartex" xmlns:cx1="http://schemas.microsoft.com/office/drawing/2015/9/8/chartex" xmlns:cx2="http://schemas.microsoft.com/office/drawing/2015/10/21/chartex" xmlns:cx3="http://schemas.microsoft.com/office/drawing/2016/5/9/chartex" xmlns:cx4="http://schemas.microsoft.com/office/drawing/2016/5/10/chartex" xmlns:cx5="http://schemas.microsoft.com/office/drawing/2016/5/11/chartex" xmlns:cx6="http://schemas.microsoft.com/office/drawing/2016/5/12/chartex" xmlns:cx7="http://schemas.microsoft.com/office/drawing/2016/5/13/chartex" xmlns:cx8="http://schemas.microsoft.com/office/drawing/2016/5/14/chartex" xmlns:mc="http://schemas.openxmlformats.org/markup-compatibility/2006" xmlns:aink="http://schemas.microsoft.com/office/drawing/2016/ink" xmlns:am3d="http://schemas.microsoft.com/office/drawing/2017/model3d" xmlns:o="urn:schemas-microsoft-com:office:office" xmlns:r="http://schemas.openxmlformats.org/officeDocument/2006/relationships" xmlns:m="http://schemas.openxmlformats.org/officeDocument/2006/math" xmlns:v="urn:schemas-microsoft-com:vml" xmlns:wp14="http://schemas.microsoft.com/office/word/2010/wordprocessingDrawing" xmlns:wp="http://schemas.openxmlformats.org/drawingml/2006/wordprocessingDrawing" xmlns:w10="urn:schemas-microsoft-com:office:word" xmlns:w="http://schemas.openxmlformats.org/wordprocessingml/2006/main" xmlns:w14="http://schemas.microsoft.com/office/word/2010/wordml" xmlns:w15="http://schemas.microsoft.com/office/word/2012/wordml" xmlns:w16cex="http://schemas.microsoft.com/office/word/2018/wordml/cex" xmlns:w16cid="http://schemas.microsoft.com/office/word/2016/wordml/cid" xmlns:w16="http://schemas.microsoft.com/office/word/2018/wordml" xmlns:w16sdtdh="http://schemas.microsoft.com/office/word/2020/wordml/sdtdatahash" xmlns:w16se="http://schemas.microsoft.com/office/word/2015/wordml/symex" xmlns:wpg="http://schemas.microsoft.com/office/word/2010/wordprocessingGroup" xmlns:wpi="http://schemas.microsoft.com/office/word/2010/wordprocessingInk" xmlns:wne="http://schemas.microsoft.com/office/word/2006/wordml" xmlns:wps="http://schemas.microsoft.com/office/word/2010/wordprocessingShape" mc:Ignorable="w14 w15 w16se w16cid w16 w16cex w16sdtdh wp14">
+<w15:people xmlns:wpc="http://schemas.microsoft.com/office/word/2010/wordprocessingCanvas" xmlns:cx="http://schemas.microsoft.com/office/drawing/2014/chartex" xmlns:cx1="http://schemas.microsoft.com/office/drawing/2015/9/8/chartex" xmlns:cx2="http://schemas.microsoft.com/office/drawing/2015/10/21/chartex" xmlns:cx3="http://schemas.microsoft.com/office/drawing/2016/5/9/chartex" xmlns:cx4="http://schemas.microsoft.com/office/drawing/2016/5/10/chartex" xmlns:cx5="http://schemas.microsoft.com/office/drawing/2016/5/11/chartex" xmlns:cx6="http://schemas.microsoft.com/office/drawing/2016/5/12/chartex" xmlns:cx7="http://schemas.microsoft.com/office/drawing/2016/5/13/chartex" xmlns:cx8="http://schemas.microsoft.com/office/drawing/2016/5/14/chartex" xmlns:mc="http://schemas.openxmlformats.org/markup-compatibility/2006" xmlns:aink="http://schemas.microsoft.com/office/drawing/2016/ink" xmlns:am3d="http://schemas.microsoft.com/office/drawing/2017/model3d" xmlns:o="urn:schemas-microsoft-com:office:office" xmlns:oel="http://schemas.microsoft.com/office/2019/extlst" xmlns:r="http://schemas.openxmlformats.org/officeDocument/2006/relationships" xmlns:m="http://schemas.openxmlformats.org/officeDocument/2006/math" xmlns:v="urn:schemas-microsoft-com:vml" xmlns:wp14="http://schemas.microsoft.com/office/word/2010/wordprocessingDrawing" xmlns:wp="http://schemas.openxmlformats.org/drawingml/2006/wordprocessingDrawing" xmlns:w10="urn:schemas-microsoft-com:office:word" xmlns:w="http://schemas.openxmlformats.org/wordprocessingml/2006/main" xmlns:w14="http://schemas.microsoft.com/office/word/2010/wordml" xmlns:w15="http://schemas.microsoft.com/office/word/2012/wordml" xmlns:w16cei="http://schemas.microsoft.com/office/word/2026/wordml/cei" xmlns:w16cex="http://schemas.microsoft.com/office/word/2018/wordml/cex" xmlns:w16cid="http://schemas.microsoft.com/office/word/2016/wordml/cid" xmlns:w16="http://schemas.microsoft.com/office/word/2018/wordml" xmlns:w16du="http://schemas.microsoft.com/office/word/2023/wordml/word16du" xmlns:w16sdtdh="http://schemas.microsoft.com/office/word/2020/wordml/sdtdatahash" xmlns:w16sdtfl="http://schemas.microsoft.com/office/word/2024/wordml/sdtformatlock" xmlns:w16se="http://schemas.microsoft.com/office/word/2015/wordml/symex" xmlns:wpg="http://schemas.microsoft.com/office/word/2010/wordprocessingGroup" xmlns:wpi="http://schemas.microsoft.com/office/word/2010/wordprocessingInk" xmlns:wne="http://schemas.microsoft.com/office/word/2006/wordml" xmlns:wps="http://schemas.microsoft.com/office/word/2010/wordprocessingShape" mc:Ignorable="w14 w15 w16se w16cid w16 w16cex w16sdtdh w16sdtfl w16du wp14">
   <w15:person w15:author="Andrés Felipe Velandia Espitia">
     <w15:presenceInfo w15:providerId="Windows Live" w15:userId="c7056c470dc3b715"/>
   </w15:person>
@@ -36341,7 +36125,7 @@
 </file>
 
 <file path=word/styles.xml><?xml version="1.0" encoding="utf-8"?>
-<w:styles xmlns:mc="http://schemas.openxmlformats.org/markup-compatibility/2006" xmlns:r="http://schemas.openxmlformats.org/officeDocument/2006/relationships" xmlns:w="http://schemas.openxmlformats.org/wordprocessingml/2006/main" xmlns:w14="http://schemas.microsoft.com/office/word/2010/wordml" xmlns:w15="http://schemas.microsoft.com/office/word/2012/wordml" xmlns:w16cex="http://schemas.microsoft.com/office/word/2018/wordml/cex" xmlns:w16cid="http://schemas.microsoft.com/office/word/2016/wordml/cid" xmlns:w16="http://schemas.microsoft.com/office/word/2018/wordml" xmlns:w16sdtdh="http://schemas.microsoft.com/office/word/2020/wordml/sdtdatahash" xmlns:w16se="http://schemas.microsoft.com/office/word/2015/wordml/symex" mc:Ignorable="w14 w15 w16se w16cid w16 w16cex w16sdtdh">
+<w:styles xmlns:mc="http://schemas.openxmlformats.org/markup-compatibility/2006" xmlns:r="http://schemas.openxmlformats.org/officeDocument/2006/relationships" xmlns:w="http://schemas.openxmlformats.org/wordprocessingml/2006/main" xmlns:w14="http://schemas.microsoft.com/office/word/2010/wordml" xmlns:w15="http://schemas.microsoft.com/office/word/2012/wordml" xmlns:w16cex="http://schemas.microsoft.com/office/word/2018/wordml/cex" xmlns:w16cid="http://schemas.microsoft.com/office/word/2016/wordml/cid" xmlns:w16="http://schemas.microsoft.com/office/word/2018/wordml" xmlns:w16du="http://schemas.microsoft.com/office/word/2023/wordml/word16du" xmlns:w16sdtdh="http://schemas.microsoft.com/office/word/2020/wordml/sdtdatahash" xmlns:w16sdtfl="http://schemas.microsoft.com/office/word/2024/wordml/sdtformatlock" xmlns:w16se="http://schemas.microsoft.com/office/word/2015/wordml/symex" mc:Ignorable="w14 w15 w16se w16cid w16 w16cex w16sdtdh w16sdtfl w16du">
   <w:docDefaults>
     <w:rPrDefault>
       <w:rPr>
@@ -36740,7 +36524,7 @@
     <w:qFormat/>
     <w:rsid w:val="00280F84"/>
   </w:style>
-  <w:style w:type="paragraph" w:styleId="Ttulo1">
+  <w:style w:type="paragraph" w:styleId="Heading1">
     <w:name w:val="heading 1"/>
     <w:basedOn w:val="Normal"/>
     <w:next w:val="Normal"/>
@@ -36757,7 +36541,7 @@
       <w:szCs w:val="40"/>
     </w:rPr>
   </w:style>
-  <w:style w:type="paragraph" w:styleId="Ttulo2">
+  <w:style w:type="paragraph" w:styleId="Heading2">
     <w:name w:val="heading 2"/>
     <w:basedOn w:val="Normal"/>
     <w:next w:val="Normal"/>
@@ -36776,7 +36560,7 @@
       <w:szCs w:val="32"/>
     </w:rPr>
   </w:style>
-  <w:style w:type="paragraph" w:styleId="Ttulo3">
+  <w:style w:type="paragraph" w:styleId="Heading3">
     <w:name w:val="heading 3"/>
     <w:basedOn w:val="Normal"/>
     <w:next w:val="Normal"/>
@@ -36796,7 +36580,7 @@
       <w:szCs w:val="28"/>
     </w:rPr>
   </w:style>
-  <w:style w:type="paragraph" w:styleId="Ttulo4">
+  <w:style w:type="paragraph" w:styleId="Heading4">
     <w:name w:val="heading 4"/>
     <w:basedOn w:val="Normal"/>
     <w:next w:val="Normal"/>
@@ -36816,7 +36600,7 @@
       <w:szCs w:val="24"/>
     </w:rPr>
   </w:style>
-  <w:style w:type="paragraph" w:styleId="Ttulo5">
+  <w:style w:type="paragraph" w:styleId="Heading5">
     <w:name w:val="heading 5"/>
     <w:basedOn w:val="Normal"/>
     <w:next w:val="Normal"/>
@@ -36834,7 +36618,7 @@
       <w:color w:val="666666"/>
     </w:rPr>
   </w:style>
-  <w:style w:type="paragraph" w:styleId="Ttulo6">
+  <w:style w:type="paragraph" w:styleId="Heading6">
     <w:name w:val="heading 6"/>
     <w:basedOn w:val="Normal"/>
     <w:next w:val="Normal"/>
@@ -36853,13 +36637,13 @@
       <w:color w:val="666666"/>
     </w:rPr>
   </w:style>
-  <w:style w:type="character" w:default="1" w:styleId="Fuentedeprrafopredeter">
+  <w:style w:type="character" w:default="1" w:styleId="DefaultParagraphFont">
     <w:name w:val="Default Paragraph Font"/>
     <w:uiPriority w:val="1"/>
     <w:semiHidden/>
     <w:unhideWhenUsed/>
   </w:style>
-  <w:style w:type="table" w:default="1" w:styleId="Tablanormal">
+  <w:style w:type="table" w:default="1" w:styleId="TableNormal">
     <w:name w:val="Normal Table"/>
     <w:uiPriority w:val="99"/>
     <w:semiHidden/>
@@ -36874,7 +36658,7 @@
       </w:tblCellMar>
     </w:tblPr>
   </w:style>
-  <w:style w:type="numbering" w:default="1" w:styleId="Sinlista">
+  <w:style w:type="numbering" w:default="1" w:styleId="NoList">
     <w:name w:val="No List"/>
     <w:uiPriority w:val="99"/>
     <w:semiHidden/>
@@ -36891,7 +36675,7 @@
       </w:tblCellMar>
     </w:tblPr>
   </w:style>
-  <w:style w:type="paragraph" w:styleId="Ttulo">
+  <w:style w:type="paragraph" w:styleId="Title">
     <w:name w:val="Title"/>
     <w:basedOn w:val="Normal"/>
     <w:next w:val="Normal"/>
@@ -36918,7 +36702,7 @@
       </w:tblCellMar>
     </w:tblPr>
   </w:style>
-  <w:style w:type="paragraph" w:styleId="Subttulo">
+  <w:style w:type="paragraph" w:styleId="Subtitle">
     <w:name w:val="Subtitle"/>
     <w:basedOn w:val="Normal"/>
     <w:next w:val="Normal"/>
@@ -36936,7 +36720,7 @@
     </w:rPr>
   </w:style>
   <w:style w:type="table" w:customStyle="1" w:styleId="a">
-    <w:basedOn w:val="Tablanormal"/>
+    <w:basedOn w:val="TableNormal"/>
     <w:tblPr>
       <w:tblStyleRowBandSize w:val="1"/>
       <w:tblStyleColBandSize w:val="1"/>
@@ -36949,7 +36733,7 @@
     </w:tblPr>
   </w:style>
   <w:style w:type="table" w:customStyle="1" w:styleId="a0">
-    <w:basedOn w:val="Tablanormal"/>
+    <w:basedOn w:val="TableNormal"/>
     <w:tblPr>
       <w:tblStyleRowBandSize w:val="1"/>
       <w:tblStyleColBandSize w:val="1"/>
@@ -36962,7 +36746,7 @@
     </w:tblPr>
   </w:style>
   <w:style w:type="table" w:customStyle="1" w:styleId="a1">
-    <w:basedOn w:val="Tablanormal"/>
+    <w:basedOn w:val="TableNormal"/>
     <w:tblPr>
       <w:tblStyleRowBandSize w:val="1"/>
       <w:tblStyleColBandSize w:val="1"/>
@@ -36974,9 +36758,9 @@
       </w:tblCellMar>
     </w:tblPr>
   </w:style>
-  <w:style w:type="table" w:styleId="Tablaconcuadrcula">
+  <w:style w:type="table" w:styleId="TableGrid">
     <w:name w:val="Table Grid"/>
-    <w:basedOn w:val="Tablanormal"/>
+    <w:basedOn w:val="TableNormal"/>
     <w:uiPriority w:val="39"/>
     <w:rsid w:val="0040006F"/>
     <w:pPr>
@@ -36993,10 +36777,10 @@
       </w:tblBorders>
     </w:tblPr>
   </w:style>
-  <w:style w:type="paragraph" w:styleId="Encabezado">
+  <w:style w:type="paragraph" w:styleId="Header">
     <w:name w:val="header"/>
     <w:basedOn w:val="Normal"/>
-    <w:link w:val="EncabezadoCar"/>
+    <w:link w:val="HeaderChar"/>
     <w:uiPriority w:val="99"/>
     <w:unhideWhenUsed/>
     <w:rsid w:val="0040006F"/>
@@ -37008,17 +36792,17 @@
       <w:spacing w:line="240" w:lineRule="auto"/>
     </w:pPr>
   </w:style>
-  <w:style w:type="character" w:customStyle="1" w:styleId="EncabezadoCar">
-    <w:name w:val="Encabezado Car"/>
-    <w:basedOn w:val="Fuentedeprrafopredeter"/>
-    <w:link w:val="Encabezado"/>
+  <w:style w:type="character" w:customStyle="1" w:styleId="HeaderChar">
+    <w:name w:val="Header Char"/>
+    <w:basedOn w:val="DefaultParagraphFont"/>
+    <w:link w:val="Header"/>
     <w:uiPriority w:val="99"/>
     <w:rsid w:val="0040006F"/>
   </w:style>
-  <w:style w:type="paragraph" w:styleId="Piedepgina">
+  <w:style w:type="paragraph" w:styleId="Footer">
     <w:name w:val="footer"/>
     <w:basedOn w:val="Normal"/>
-    <w:link w:val="PiedepginaCar"/>
+    <w:link w:val="FooterChar"/>
     <w:uiPriority w:val="99"/>
     <w:unhideWhenUsed/>
     <w:rsid w:val="0040006F"/>
@@ -37030,10 +36814,10 @@
       <w:spacing w:line="240" w:lineRule="auto"/>
     </w:pPr>
   </w:style>
-  <w:style w:type="character" w:customStyle="1" w:styleId="PiedepginaCar">
-    <w:name w:val="Pie de página Car"/>
-    <w:basedOn w:val="Fuentedeprrafopredeter"/>
-    <w:link w:val="Piedepgina"/>
+  <w:style w:type="character" w:customStyle="1" w:styleId="FooterChar">
+    <w:name w:val="Footer Char"/>
+    <w:basedOn w:val="DefaultParagraphFont"/>
+    <w:link w:val="Footer"/>
     <w:uiPriority w:val="99"/>
     <w:rsid w:val="0040006F"/>
   </w:style>
@@ -37055,7 +36839,7 @@
   </w:style>
   <w:style w:type="character" w:customStyle="1" w:styleId="Listavistosa-nfasis1Car">
     <w:name w:val="Lista vistosa - Énfasis 1 Car"/>
-    <w:link w:val="Listavistosa-nfasis1"/>
+    <w:link w:val="ColorfulList-Accent1"/>
     <w:uiPriority w:val="34"/>
     <w:rsid w:val="0005659E"/>
     <w:rPr>
@@ -37066,9 +36850,9 @@
       <w:lang w:eastAsia="es-ES"/>
     </w:rPr>
   </w:style>
-  <w:style w:type="table" w:styleId="Listavistosa-nfasis1">
+  <w:style w:type="table" w:styleId="ColorfulList-Accent1">
     <w:name w:val="Colorful List Accent 1"/>
-    <w:basedOn w:val="Tablanormal"/>
+    <w:basedOn w:val="TableNormal"/>
     <w:link w:val="Listavistosa-nfasis1Car"/>
     <w:uiPriority w:val="34"/>
     <w:semiHidden/>
@@ -37129,7 +36913,7 @@
       </w:tcPr>
     </w:tblStylePr>
   </w:style>
-  <w:style w:type="paragraph" w:styleId="Prrafodelista">
+  <w:style w:type="paragraph" w:styleId="ListParagraph">
     <w:name w:val="List Paragraph"/>
     <w:basedOn w:val="Normal"/>
     <w:uiPriority w:val="1"/>
@@ -37140,9 +36924,9 @@
       <w:contextualSpacing/>
     </w:pPr>
   </w:style>
-  <w:style w:type="character" w:styleId="Hipervnculo">
+  <w:style w:type="character" w:styleId="Hyperlink">
     <w:name w:val="Hyperlink"/>
-    <w:basedOn w:val="Fuentedeprrafopredeter"/>
+    <w:basedOn w:val="DefaultParagraphFont"/>
     <w:uiPriority w:val="99"/>
     <w:unhideWhenUsed/>
     <w:rsid w:val="00E65E01"/>
@@ -37153,7 +36937,7 @@
   </w:style>
   <w:style w:type="character" w:customStyle="1" w:styleId="Mencinsinresolver1">
     <w:name w:val="Mención sin resolver1"/>
-    <w:basedOn w:val="Fuentedeprrafopredeter"/>
+    <w:basedOn w:val="DefaultParagraphFont"/>
     <w:uiPriority w:val="99"/>
     <w:semiHidden/>
     <w:unhideWhenUsed/>
@@ -37163,9 +36947,9 @@
       <w:shd w:val="clear" w:color="auto" w:fill="E1DFDD"/>
     </w:rPr>
   </w:style>
-  <w:style w:type="character" w:styleId="Hipervnculovisitado">
+  <w:style w:type="character" w:styleId="FollowedHyperlink">
     <w:name w:val="FollowedHyperlink"/>
-    <w:basedOn w:val="Fuentedeprrafopredeter"/>
+    <w:basedOn w:val="DefaultParagraphFont"/>
     <w:uiPriority w:val="99"/>
     <w:semiHidden/>
     <w:unhideWhenUsed/>
@@ -37175,10 +36959,10 @@
       <w:u w:val="single"/>
     </w:rPr>
   </w:style>
-  <w:style w:type="paragraph" w:styleId="Textodeglobo">
+  <w:style w:type="paragraph" w:styleId="BalloonText">
     <w:name w:val="Balloon Text"/>
     <w:basedOn w:val="Normal"/>
-    <w:link w:val="TextodegloboCar"/>
+    <w:link w:val="BalloonTextChar"/>
     <w:uiPriority w:val="99"/>
     <w:semiHidden/>
     <w:unhideWhenUsed/>
@@ -37192,10 +36976,10 @@
       <w:szCs w:val="18"/>
     </w:rPr>
   </w:style>
-  <w:style w:type="character" w:customStyle="1" w:styleId="TextodegloboCar">
-    <w:name w:val="Texto de globo Car"/>
-    <w:basedOn w:val="Fuentedeprrafopredeter"/>
-    <w:link w:val="Textodeglobo"/>
+  <w:style w:type="character" w:customStyle="1" w:styleId="BalloonTextChar">
+    <w:name w:val="Balloon Text Char"/>
+    <w:basedOn w:val="DefaultParagraphFont"/>
+    <w:link w:val="BalloonText"/>
     <w:uiPriority w:val="99"/>
     <w:semiHidden/>
     <w:rsid w:val="00476490"/>
@@ -37205,9 +36989,9 @@
       <w:szCs w:val="18"/>
     </w:rPr>
   </w:style>
-  <w:style w:type="character" w:styleId="Refdecomentario">
+  <w:style w:type="character" w:styleId="CommentReference">
     <w:name w:val="annotation reference"/>
-    <w:basedOn w:val="Fuentedeprrafopredeter"/>
+    <w:basedOn w:val="DefaultParagraphFont"/>
     <w:uiPriority w:val="99"/>
     <w:semiHidden/>
     <w:unhideWhenUsed/>
@@ -37218,10 +37002,10 @@
       <w:szCs w:val="16"/>
     </w:rPr>
   </w:style>
-  <w:style w:type="paragraph" w:styleId="Textocomentario">
+  <w:style w:type="paragraph" w:styleId="CommentText">
     <w:name w:val="annotation text"/>
     <w:basedOn w:val="Normal"/>
-    <w:link w:val="TextocomentarioCar"/>
+    <w:link w:val="CommentTextChar"/>
     <w:uiPriority w:val="99"/>
     <w:unhideWhenUsed/>
     <w:qFormat/>
@@ -37234,10 +37018,10 @@
       <w:szCs w:val="20"/>
     </w:rPr>
   </w:style>
-  <w:style w:type="character" w:customStyle="1" w:styleId="TextocomentarioCar">
-    <w:name w:val="Texto comentario Car"/>
-    <w:basedOn w:val="Fuentedeprrafopredeter"/>
-    <w:link w:val="Textocomentario"/>
+  <w:style w:type="character" w:customStyle="1" w:styleId="CommentTextChar">
+    <w:name w:val="Comment Text Char"/>
+    <w:basedOn w:val="DefaultParagraphFont"/>
+    <w:link w:val="CommentText"/>
     <w:uiPriority w:val="99"/>
     <w:qFormat/>
     <w:rsid w:val="00726CB3"/>
@@ -37246,11 +37030,11 @@
       <w:szCs w:val="20"/>
     </w:rPr>
   </w:style>
-  <w:style w:type="paragraph" w:styleId="Asuntodelcomentario">
+  <w:style w:type="paragraph" w:styleId="CommentSubject">
     <w:name w:val="annotation subject"/>
-    <w:basedOn w:val="Textocomentario"/>
-    <w:next w:val="Textocomentario"/>
-    <w:link w:val="AsuntodelcomentarioCar"/>
+    <w:basedOn w:val="CommentText"/>
+    <w:next w:val="CommentText"/>
+    <w:link w:val="CommentSubjectChar"/>
     <w:uiPriority w:val="99"/>
     <w:semiHidden/>
     <w:unhideWhenUsed/>
@@ -37260,10 +37044,10 @@
       <w:bCs/>
     </w:rPr>
   </w:style>
-  <w:style w:type="character" w:customStyle="1" w:styleId="AsuntodelcomentarioCar">
-    <w:name w:val="Asunto del comentario Car"/>
-    <w:basedOn w:val="TextocomentarioCar"/>
-    <w:link w:val="Asuntodelcomentario"/>
+  <w:style w:type="character" w:customStyle="1" w:styleId="CommentSubjectChar">
+    <w:name w:val="Comment Subject Char"/>
+    <w:basedOn w:val="CommentTextChar"/>
+    <w:link w:val="CommentSubject"/>
     <w:uiPriority w:val="99"/>
     <w:semiHidden/>
     <w:rsid w:val="00726CB3"/>
@@ -37619,9 +37403,9 @@
       <w:shd w:val="clear" w:color="auto" w:fill="EDF2F8"/>
     </w:tcPr>
   </w:style>
-  <w:style w:type="character" w:styleId="Mencinsinresolver">
+  <w:style w:type="character" w:styleId="UnresolvedMention">
     <w:name w:val="Unresolved Mention"/>
-    <w:basedOn w:val="Fuentedeprrafopredeter"/>
+    <w:basedOn w:val="DefaultParagraphFont"/>
     <w:uiPriority w:val="99"/>
     <w:semiHidden/>
     <w:unhideWhenUsed/>
@@ -37631,7 +37415,7 @@
       <w:shd w:val="clear" w:color="auto" w:fill="E1DFDD"/>
     </w:rPr>
   </w:style>
-  <w:style w:type="paragraph" w:styleId="Sinespaciado">
+  <w:style w:type="paragraph" w:styleId="NoSpacing">
     <w:name w:val="No Spacing"/>
     <w:uiPriority w:val="1"/>
     <w:qFormat/>
@@ -48794,21 +48578,6 @@
 </file>
 
 <file path=customXml/item2.xml><?xml version="1.0" encoding="utf-8"?>
-<?mso-contentType ?>
-<FormTemplates xmlns="http://schemas.microsoft.com/sharepoint/v3/contenttype/forms">
-  <Display>DocumentLibraryForm</Display>
-  <Edit>DocumentLibraryForm</Edit>
-  <New>DocumentLibraryForm</New>
-</FormTemplates>
-</file>
-
-<file path=customXml/item3.xml><?xml version="1.0" encoding="utf-8"?>
-<go:gDocsCustomXmlDataStorage xmlns:go="http://customooxmlschemas.google.com/" xmlns:r="http://schemas.openxmlformats.org/officeDocument/2006/relationships">
-  <go:docsCustomData xmlns:go="http://customooxmlschemas.google.com/" roundtripDataSignature="AMtx7mgVwfTnThMJ3osM2v0+q+LoagmeAQ==">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</go:docsCustomData>
-</go:gDocsCustomXmlDataStorage>
-</file>
-
-<file path=customXml/item4.xml><?xml version="1.0" encoding="utf-8"?>
 <p:properties xmlns:p="http://schemas.microsoft.com/office/2006/metadata/properties" xmlns:xsi="http://www.w3.org/2001/XMLSchema-instance" xmlns:pc="http://schemas.microsoft.com/office/infopath/2007/PartnerControls">
   <documentManagement>
     <TaxCatchAll xmlns="13c90a0b-73bc-4dc0-be5f-28d77b615beb" xsi:nil="true"/>
@@ -48819,14 +48588,47 @@
 </p:properties>
 </file>
 
+<file path=customXml/item3.xml><?xml version="1.0" encoding="utf-8"?>
+<go:gDocsCustomXmlDataStorage xmlns:go="http://customooxmlschemas.google.com/" xmlns:r="http://schemas.openxmlformats.org/officeDocument/2006/relationships">
+  <go:docsCustomData xmlns:go="http://customooxmlschemas.google.com/" roundtripDataSignature="AMtx7mgVwfTnThMJ3osM2v0+q+LoagmeAQ==">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</go:docsCustomData>
+</go:gDocsCustomXmlDataStorage>
+</file>
+
+<file path=customXml/item4.xml><?xml version="1.0" encoding="utf-8"?>
+<?mso-contentType ?>
+<FormTemplates xmlns="http://schemas.microsoft.com/sharepoint/v3/contenttype/forms">
+  <Display>DocumentLibraryForm</Display>
+  <Edit>DocumentLibraryForm</Edit>
+  <New>DocumentLibraryForm</New>
+</FormTemplates>
+</file>
+
 <file path=customXml/itemProps1.xml><?xml version="1.0" encoding="utf-8"?>
-<ds:datastoreItem xmlns:ds="http://schemas.openxmlformats.org/officeDocument/2006/customXml" ds:itemID="{4AD27DA8-CF9D-46AE-BECC-3C41BB599FF8}"/>
+<ds:datastoreItem xmlns:ds="http://schemas.openxmlformats.org/officeDocument/2006/customXml" ds:itemID="{4AD27DA8-CF9D-46AE-BECC-3C41BB599FF8}">
+  <ds:schemaRefs>
+    <ds:schemaRef ds:uri="http://schemas.microsoft.com/office/2006/metadata/contentType"/>
+    <ds:schemaRef ds:uri="http://schemas.microsoft.com/office/2006/metadata/properties/metaAttributes"/>
+    <ds:schemaRef ds:uri="http://www.w3.org/2001/XMLSchema"/>
+    <ds:schemaRef ds:uri="http://schemas.microsoft.com/office/2006/metadata/properties"/>
+    <ds:schemaRef ds:uri="13c90a0b-73bc-4dc0-be5f-28d77b615beb"/>
+    <ds:schemaRef ds:uri="13c93bba-48ce-428c-bfe5-88b42c19b028"/>
+    <ds:schemaRef ds:uri="http://schemas.microsoft.com/office/2006/documentManagement/types"/>
+    <ds:schemaRef ds:uri="http://schemas.microsoft.com/office/infopath/2007/PartnerControls"/>
+    <ds:schemaRef ds:uri="http://schemas.openxmlformats.org/package/2006/metadata/core-properties"/>
+    <ds:schemaRef ds:uri="http://purl.org/dc/elements/1.1/"/>
+    <ds:schemaRef ds:uri="http://purl.org/dc/terms/"/>
+    <ds:schemaRef ds:uri="http://schemas.microsoft.com/internal/obd"/>
+  </ds:schemaRefs>
+</ds:datastoreItem>
 </file>
 
 <file path=customXml/itemProps2.xml><?xml version="1.0" encoding="utf-8"?>
-<ds:datastoreItem xmlns:ds="http://schemas.openxmlformats.org/officeDocument/2006/customXml" ds:itemID="{7E446165-1B4B-4805-A1B6-93D4094688E3}">
+<ds:datastoreItem xmlns:ds="http://schemas.openxmlformats.org/officeDocument/2006/customXml" ds:itemID="{F37F9110-465B-45DF-8B3C-CE0F643F750C}">
   <ds:schemaRefs>
-    <ds:schemaRef ds:uri="http://schemas.microsoft.com/sharepoint/v3/contenttype/forms"/>
+    <ds:schemaRef ds:uri="http://schemas.microsoft.com/office/2006/metadata/properties"/>
+    <ds:schemaRef ds:uri="http://schemas.microsoft.com/office/infopath/2007/PartnerControls"/>
+    <ds:schemaRef ds:uri="13c90a0b-73bc-4dc0-be5f-28d77b615beb"/>
+    <ds:schemaRef ds:uri="13c93bba-48ce-428c-bfe5-88b42c19b028"/>
   </ds:schemaRefs>
 </ds:datastoreItem>
 </file>
@@ -48841,12 +48643,9 @@
 </file>
 
 <file path=customXml/itemProps4.xml><?xml version="1.0" encoding="utf-8"?>
-<ds:datastoreItem xmlns:ds="http://schemas.openxmlformats.org/officeDocument/2006/customXml" ds:itemID="{F37F9110-465B-45DF-8B3C-CE0F643F750C}">
+<ds:datastoreItem xmlns:ds="http://schemas.openxmlformats.org/officeDocument/2006/customXml" ds:itemID="{7E446165-1B4B-4805-A1B6-93D4094688E3}">
   <ds:schemaRefs>
-    <ds:schemaRef ds:uri="http://schemas.microsoft.com/office/2006/metadata/properties"/>
-    <ds:schemaRef ds:uri="http://schemas.microsoft.com/office/infopath/2007/PartnerControls"/>
-    <ds:schemaRef ds:uri="cb45339b-ced9-4d0d-8f64-77573914d53b"/>
-    <ds:schemaRef ds:uri="43a3ca16-9c26-4813-b83f-4aec9927b43f"/>
+    <ds:schemaRef ds:uri="http://schemas.microsoft.com/sharepoint/v3/contenttype/forms"/>
   </ds:schemaRefs>
 </ds:datastoreItem>
 </file>